--- a/public/templates/statement-of-work-template.docx
+++ b/public/templates/statement-of-work-template.docx
@@ -109,7 +109,6 @@
         </w:rPr>
         <w:t>[[</w:t>
       </w:r>
-      <w:proofErr w:type="spellStart"/>
       <w:r>
         <w:rPr>
           <w:rFonts w:ascii="Avenir Book" w:hAnsi="Avenir Book"/>
@@ -119,7 +118,6 @@
         </w:rPr>
         <w:t>project_name</w:t>
       </w:r>
-      <w:proofErr w:type="spellEnd"/>
       <w:r>
         <w:rPr>
           <w:rFonts w:ascii="Avenir Book" w:hAnsi="Avenir Book"/>
@@ -173,7 +171,6 @@
         </w:rPr>
         <w:t>Date: [[</w:t>
       </w:r>
-      <w:proofErr w:type="spellStart"/>
       <w:r>
         <w:rPr>
           <w:rFonts w:ascii="Avenir Book" w:hAnsi="Avenir Book"/>
@@ -183,7 +180,6 @@
         </w:rPr>
         <w:t>submission_date</w:t>
       </w:r>
-      <w:proofErr w:type="spellEnd"/>
       <w:r>
         <w:rPr>
           <w:rFonts w:ascii="Avenir Book" w:hAnsi="Avenir Book"/>
@@ -474,24 +470,22 @@
           <w:rFonts w:ascii="Source Sans Pro Light" w:hAnsi="Source Sans Pro Light"/>
           <w:color w:val="000000" w:themeColor="text1"/>
         </w:rPr>
-        <w:t>[</w:t>
-      </w:r>
-      <w:proofErr w:type="spellStart"/>
+        <w:t>[start_d</w:t>
+      </w:r>
       <w:r>
         <w:rPr>
           <w:rFonts w:ascii="Source Sans Pro Light" w:hAnsi="Source Sans Pro Light"/>
           <w:color w:val="000000" w:themeColor="text1"/>
         </w:rPr>
-        <w:t>start_d</w:t>
+        <w:t>ate</w:t>
       </w:r>
       <w:r>
         <w:rPr>
           <w:rFonts w:ascii="Source Sans Pro Light" w:hAnsi="Source Sans Pro Light"/>
           <w:color w:val="000000" w:themeColor="text1"/>
         </w:rPr>
-        <w:t>ate</w:t>
-      </w:r>
-      <w:proofErr w:type="spellEnd"/>
+        <w:t>]</w:t>
+      </w:r>
       <w:r>
         <w:rPr>
           <w:rFonts w:ascii="Source Sans Pro Light" w:hAnsi="Source Sans Pro Light"/>
@@ -504,63 +498,56 @@
           <w:rFonts w:ascii="Source Sans Pro Light" w:hAnsi="Source Sans Pro Light"/>
           <w:color w:val="000000" w:themeColor="text1"/>
         </w:rPr>
-        <w:t>]</w:t>
+        <w:t xml:space="preserve"> and describes the services to be performed by </w:t>
       </w:r>
       <w:r>
         <w:rPr>
           <w:rFonts w:ascii="Source Sans Pro Light" w:hAnsi="Source Sans Pro Light"/>
           <w:color w:val="000000" w:themeColor="text1"/>
         </w:rPr>
-        <w:t xml:space="preserve"> and describes the services to be performed by </w:t>
+        <w:t>OPSOLUTIONS</w:t>
       </w:r>
       <w:r>
         <w:rPr>
           <w:rFonts w:ascii="Source Sans Pro Light" w:hAnsi="Source Sans Pro Light"/>
           <w:color w:val="000000" w:themeColor="text1"/>
         </w:rPr>
-        <w:t>OPSOLUTIONS</w:t>
+        <w:t xml:space="preserve"> for</w:t>
       </w:r>
       <w:r>
         <w:rPr>
           <w:rFonts w:ascii="Source Sans Pro Light" w:hAnsi="Source Sans Pro Light"/>
           <w:color w:val="000000" w:themeColor="text1"/>
         </w:rPr>
-        <w:t xml:space="preserve"> for</w:t>
+        <w:t xml:space="preserve"> </w:t>
       </w:r>
       <w:r>
         <w:rPr>
           <w:rFonts w:ascii="Source Sans Pro Light" w:hAnsi="Source Sans Pro Light"/>
           <w:color w:val="000000" w:themeColor="text1"/>
         </w:rPr>
-        <w:t xml:space="preserve"> </w:t>
+        <w:t>[</w:t>
       </w:r>
       <w:r>
         <w:rPr>
           <w:rFonts w:ascii="Source Sans Pro Light" w:hAnsi="Source Sans Pro Light"/>
           <w:color w:val="000000" w:themeColor="text1"/>
         </w:rPr>
-        <w:t>[</w:t>
+        <w:t>[c</w:t>
       </w:r>
       <w:r>
         <w:rPr>
           <w:rFonts w:ascii="Source Sans Pro Light" w:hAnsi="Source Sans Pro Light"/>
           <w:color w:val="000000" w:themeColor="text1"/>
         </w:rPr>
-        <w:t>[c</w:t>
+        <w:t>lien</w:t>
       </w:r>
       <w:r>
         <w:rPr>
           <w:rFonts w:ascii="Source Sans Pro Light" w:hAnsi="Source Sans Pro Light"/>
           <w:color w:val="000000" w:themeColor="text1"/>
         </w:rPr>
-        <w:t xml:space="preserve">lient </w:t>
-      </w:r>
-      <w:r>
-        <w:rPr>
-          <w:rFonts w:ascii="Source Sans Pro Light" w:hAnsi="Source Sans Pro Light"/>
-          <w:color w:val="000000" w:themeColor="text1"/>
-        </w:rPr>
-        <w:t>_n</w:t>
+        <w:t>t_n</w:t>
       </w:r>
       <w:r>
         <w:rPr>
@@ -625,51 +612,35 @@
           <w:rFonts w:ascii="Source Sans Pro Light" w:hAnsi="Source Sans Pro Light"/>
           <w:color w:val="000000" w:themeColor="text1"/>
         </w:rPr>
-        <w:t>[</w:t>
-      </w:r>
-      <w:proofErr w:type="spellStart"/>
+        <w:t>[c</w:t>
+      </w:r>
       <w:r>
         <w:rPr>
           <w:rFonts w:ascii="Source Sans Pro Light" w:hAnsi="Source Sans Pro Light"/>
           <w:color w:val="000000" w:themeColor="text1"/>
         </w:rPr>
-        <w:t>c</w:t>
+        <w:t>lien</w:t>
       </w:r>
       <w:r>
         <w:rPr>
           <w:rFonts w:ascii="Source Sans Pro Light" w:hAnsi="Source Sans Pro Light"/>
           <w:color w:val="000000" w:themeColor="text1"/>
         </w:rPr>
-        <w:t>lien</w:t>
+        <w:t>t</w:t>
       </w:r>
       <w:r>
         <w:rPr>
           <w:rFonts w:ascii="Source Sans Pro Light" w:hAnsi="Source Sans Pro Light"/>
           <w:color w:val="000000" w:themeColor="text1"/>
         </w:rPr>
-        <w:t>t</w:t>
+        <w:t>_n</w:t>
       </w:r>
       <w:r>
         <w:rPr>
           <w:rFonts w:ascii="Source Sans Pro Light" w:hAnsi="Source Sans Pro Light"/>
           <w:color w:val="000000" w:themeColor="text1"/>
         </w:rPr>
-        <w:t>_n</w:t>
-      </w:r>
-      <w:r>
-        <w:rPr>
-          <w:rFonts w:ascii="Source Sans Pro Light" w:hAnsi="Source Sans Pro Light"/>
-          <w:color w:val="000000" w:themeColor="text1"/>
-        </w:rPr>
-        <w:t>ame</w:t>
-      </w:r>
-      <w:proofErr w:type="spellEnd"/>
-      <w:r>
-        <w:rPr>
-          <w:rFonts w:ascii="Source Sans Pro Light" w:hAnsi="Source Sans Pro Light"/>
-          <w:color w:val="000000" w:themeColor="text1"/>
-        </w:rPr>
-        <w:t>]</w:t>
+        <w:t>ame]</w:t>
       </w:r>
       <w:r>
         <w:rPr>
@@ -704,23 +675,7 @@
           <w:rFonts w:ascii="Source Sans Pro Light" w:hAnsi="Source Sans Pro Light"/>
           <w:color w:val="000000" w:themeColor="text1"/>
         </w:rPr>
-        <w:t>[[</w:t>
-      </w:r>
-      <w:proofErr w:type="spellStart"/>
-      <w:r>
-        <w:rPr>
-          <w:rFonts w:ascii="Source Sans Pro Light" w:hAnsi="Source Sans Pro Light"/>
-          <w:color w:val="000000" w:themeColor="text1"/>
-        </w:rPr>
-        <w:t>project_name</w:t>
-      </w:r>
-      <w:proofErr w:type="spellEnd"/>
-      <w:r>
-        <w:rPr>
-          <w:rFonts w:ascii="Source Sans Pro Light" w:hAnsi="Source Sans Pro Light"/>
-          <w:color w:val="000000" w:themeColor="text1"/>
-        </w:rPr>
-        <w:t>]]</w:t>
+        <w:t>[[project_name]]</w:t>
       </w:r>
       <w:r>
         <w:rPr>
@@ -798,7 +753,6 @@
         </w:rPr>
         <w:t>[[</w:t>
       </w:r>
-      <w:proofErr w:type="spellStart"/>
       <w:r>
         <w:rPr>
           <w:rFonts w:ascii="Source Sans Pro Light" w:hAnsi="Source Sans Pro Light"/>
@@ -806,7 +760,6 @@
         </w:rPr>
         <w:t>prepared_by</w:t>
       </w:r>
-      <w:proofErr w:type="spellEnd"/>
       <w:r>
         <w:rPr>
           <w:rFonts w:ascii="Source Sans Pro Light" w:hAnsi="Source Sans Pro Light"/>
@@ -838,23 +791,7 @@
           <w:rFonts w:ascii="Source Sans Pro Light" w:hAnsi="Source Sans Pro Light"/>
           <w:color w:val="000000" w:themeColor="text1"/>
         </w:rPr>
-        <w:t>[[</w:t>
-      </w:r>
-      <w:proofErr w:type="spellStart"/>
-      <w:r>
-        <w:rPr>
-          <w:rFonts w:ascii="Source Sans Pro Light" w:hAnsi="Source Sans Pro Light"/>
-          <w:color w:val="000000" w:themeColor="text1"/>
-        </w:rPr>
-        <w:t>noted_by</w:t>
-      </w:r>
-      <w:proofErr w:type="spellEnd"/>
-      <w:r>
-        <w:rPr>
-          <w:rFonts w:ascii="Source Sans Pro Light" w:hAnsi="Source Sans Pro Light"/>
-          <w:color w:val="000000" w:themeColor="text1"/>
-        </w:rPr>
-        <w:t>]]</w:t>
+        <w:t>[[noted_by]]</w:t>
       </w:r>
     </w:p>
     <w:p>
@@ -2391,15 +2328,7 @@
         <w:t>development and services done by OPSOLUTIONS in the completion of [</w:t>
       </w:r>
       <w:r>
-        <w:t>[</w:t>
-      </w:r>
-      <w:proofErr w:type="spellStart"/>
-      <w:r>
-        <w:t>project_name</w:t>
-      </w:r>
-      <w:proofErr w:type="spellEnd"/>
-      <w:r>
-        <w:t>]</w:t>
+        <w:t>[project_name]</w:t>
       </w:r>
       <w:r>
         <w:t>].</w:t>
@@ -2455,16 +2384,9 @@
         </w:rPr>
         <w:t>s</w:t>
       </w:r>
-      <w:bookmarkEnd w:id="5"/>
-    </w:p>
-    <w:p>
-      <w:pPr>
-        <w:rPr>
-          <w:lang w:eastAsia="en-GB"/>
-        </w:rPr>
-      </w:pPr>
       <w:bookmarkStart w:id="6" w:name="_Toc65854351"/>
       <w:bookmarkEnd w:id="4"/>
+      <w:bookmarkEnd w:id="5"/>
     </w:p>
     <w:p>
       <w:pPr>
@@ -2497,59 +2419,63 @@
           <w:lang w:eastAsia="en-GB"/>
         </w:rPr>
       </w:pPr>
-      <w:r>
+    </w:p>
+    <w:p>
+      <w:pPr>
         <w:rPr>
           <w:lang w:eastAsia="en-GB"/>
         </w:rPr>
+      </w:pPr>
+      <w:r>
+        <w:rPr>
+          <w:lang w:eastAsia="en-GB"/>
+        </w:rPr>
         <w:t>[[#objectives]]</w:t>
       </w:r>
-    </w:p>
-    <w:p>
-      <w:pPr>
+      <w:r>
         <w:rPr>
           <w:lang w:eastAsia="en-GB"/>
         </w:rPr>
-      </w:pPr>
-      <w:r>
-        <w:rPr>
+        <w:t xml:space="preserve"> </w:t>
+      </w:r>
+    </w:p>
+    <w:p>
+      <w:pPr>
+        <w:pStyle w:val="ListParagraph"/>
+        <w:numPr>
+          <w:ilvl w:val="0"/>
+          <w:numId w:val="19"/>
+        </w:numPr>
+        <w:rPr>
+          <w:rFonts w:ascii="Source Sans Pro Light" w:hAnsi="Source Sans Pro Light"/>
+          <w:sz w:val="24"/>
+          <w:szCs w:val="24"/>
           <w:lang w:eastAsia="en-GB"/>
         </w:rPr>
-        <w:t xml:space="preserve">      </w:t>
-      </w:r>
-      <w:r>
-        <w:rPr>
+      </w:pPr>
+      <w:r>
+        <w:rPr>
+          <w:rFonts w:ascii="Source Sans Pro Light" w:hAnsi="Source Sans Pro Light"/>
+          <w:sz w:val="24"/>
+          <w:szCs w:val="24"/>
           <w:lang w:eastAsia="en-GB"/>
         </w:rPr>
         <w:t>[[</w:t>
       </w:r>
-      <w:proofErr w:type="spellStart"/>
-      <w:r>
-        <w:rPr>
+      <w:r>
+        <w:rPr>
+          <w:rFonts w:ascii="Source Sans Pro Light" w:hAnsi="Source Sans Pro Light"/>
+          <w:sz w:val="24"/>
+          <w:szCs w:val="24"/>
           <w:lang w:eastAsia="en-GB"/>
         </w:rPr>
-        <w:t>list_index</w:t>
-      </w:r>
-      <w:proofErr w:type="spellEnd"/>
-      <w:r>
-        <w:rPr>
-          <w:lang w:eastAsia="en-GB"/>
-        </w:rPr>
-        <w:t xml:space="preserve">]]. </w:t>
-      </w:r>
-      <w:r>
-        <w:rPr>
-          <w:lang w:eastAsia="en-GB"/>
-        </w:rPr>
-        <w:t>[[</w:t>
-      </w:r>
-      <w:r>
-        <w:rPr>
-          <w:lang w:eastAsia="en-GB"/>
-        </w:rPr>
         <w:t>detail</w:t>
       </w:r>
       <w:r>
         <w:rPr>
+          <w:rFonts w:ascii="Source Sans Pro Light" w:hAnsi="Source Sans Pro Light"/>
+          <w:sz w:val="24"/>
+          <w:szCs w:val="24"/>
           <w:lang w:eastAsia="en-GB"/>
         </w:rPr>
         <w:t xml:space="preserve">]] </w:t>
@@ -3072,246 +2998,256 @@
           <w:rFonts w:cstheme="minorBidi"/>
           <w:lang w:val="en-US" w:eastAsia="ja-JP"/>
         </w:rPr>
-        <w:t>[</w:t>
-      </w:r>
-      <w:proofErr w:type="spellStart"/>
+        <w:t>[project_name]</w:t>
+      </w:r>
       <w:r>
         <w:rPr>
           <w:rFonts w:cstheme="minorBidi"/>
           <w:lang w:val="en-US" w:eastAsia="ja-JP"/>
         </w:rPr>
-        <w:t>project_name</w:t>
-      </w:r>
-      <w:proofErr w:type="spellEnd"/>
+        <w:t>]</w:t>
+      </w:r>
       <w:r>
         <w:rPr>
           <w:rFonts w:cstheme="minorBidi"/>
           <w:lang w:val="en-US" w:eastAsia="ja-JP"/>
         </w:rPr>
-        <w:t>]</w:t>
+        <w:t xml:space="preserve"> </w:t>
+      </w:r>
+      <w:r>
+        <w:rPr>
+          <w:rFonts w:cstheme="minorBidi"/>
+          <w:lang w:eastAsia="ja-JP"/>
+        </w:rPr>
+        <w:t>will be available for</w:t>
+      </w:r>
+      <w:r>
+        <w:rPr>
+          <w:rFonts w:cstheme="minorBidi"/>
+          <w:lang w:eastAsia="ja-JP"/>
+        </w:rPr>
+        <w:t xml:space="preserve"> </w:t>
+      </w:r>
+      <w:r>
+        <w:rPr>
+          <w:lang w:eastAsia="en-GB"/>
+        </w:rPr>
+        <w:t>[[#</w:t>
+      </w:r>
+      <w:r>
+        <w:rPr>
+          <w:lang w:eastAsia="en-GB"/>
+        </w:rPr>
+        <w:t>isPlatform</w:t>
+      </w:r>
+      <w:r>
+        <w:rPr>
+          <w:lang w:eastAsia="en-GB"/>
+        </w:rPr>
+        <w:t>Desktop</w:t>
+      </w:r>
+      <w:r>
+        <w:rPr>
+          <w:lang w:eastAsia="en-GB"/>
+        </w:rPr>
+        <w:t>]]</w:t>
+      </w:r>
+      <w:r>
+        <w:rPr>
+          <w:rFonts w:cstheme="minorBidi"/>
+          <w:lang w:eastAsia="ja-JP"/>
+        </w:rPr>
+        <w:t>Web Browsers</w:t>
+      </w:r>
+      <w:r>
+        <w:rPr>
+          <w:lang w:eastAsia="en-GB"/>
+        </w:rPr>
+        <w:t>[[</w:t>
+      </w:r>
+      <w:r>
+        <w:rPr>
+          <w:lang w:eastAsia="en-GB"/>
+        </w:rPr>
+        <w:t>/</w:t>
+      </w:r>
+      <w:r>
+        <w:rPr>
+          <w:lang w:eastAsia="en-GB"/>
+        </w:rPr>
+        <w:t>isPlatform</w:t>
+      </w:r>
+      <w:r>
+        <w:rPr>
+          <w:lang w:eastAsia="en-GB"/>
+        </w:rPr>
+        <w:t>Desktop</w:t>
+      </w:r>
+      <w:r>
+        <w:rPr>
+          <w:lang w:eastAsia="en-GB"/>
+        </w:rPr>
+        <w:t>]]</w:t>
+      </w:r>
+      <w:r>
+        <w:rPr>
+          <w:rFonts w:cstheme="minorBidi"/>
+          <w:lang w:eastAsia="ja-JP"/>
+        </w:rPr>
+        <w:t xml:space="preserve"> [[#</w:t>
+      </w:r>
+      <w:r>
+        <w:rPr>
+          <w:rFonts w:cstheme="minorBidi"/>
+          <w:lang w:eastAsia="ja-JP"/>
+        </w:rPr>
+        <w:t>isBothPlatform</w:t>
+      </w:r>
+      <w:r>
+        <w:rPr>
+          <w:rFonts w:cstheme="minorBidi"/>
+          <w:lang w:eastAsia="ja-JP"/>
+        </w:rPr>
+        <w:t>]]</w:t>
+      </w:r>
+      <w:r>
+        <w:rPr>
+          <w:rFonts w:cstheme="minorBidi"/>
+          <w:lang w:eastAsia="ja-JP"/>
+        </w:rPr>
+        <w:t xml:space="preserve">Web Browsers </w:t>
+      </w:r>
+      <w:r>
+        <w:rPr>
+          <w:rFonts w:cstheme="minorBidi"/>
+          <w:lang w:eastAsia="ja-JP"/>
+        </w:rPr>
+        <w:t>and</w:t>
+      </w:r>
+      <w:r>
+        <w:rPr>
+          <w:rFonts w:cstheme="minorBidi"/>
+          <w:lang w:eastAsia="ja-JP"/>
+        </w:rPr>
+        <w:t xml:space="preserve"> Mobile phones</w:t>
+      </w:r>
+      <w:r>
+        <w:rPr>
+          <w:rFonts w:cstheme="minorBidi"/>
+          <w:lang w:eastAsia="ja-JP"/>
+        </w:rPr>
+        <w:t xml:space="preserve"> </w:t>
+      </w:r>
+      <w:r>
+        <w:rPr>
+          <w:rFonts w:cstheme="minorBidi"/>
+          <w:lang w:eastAsia="ja-JP"/>
+        </w:rPr>
+        <w:t>[[/</w:t>
+      </w:r>
+      <w:r>
+        <w:rPr>
+          <w:rFonts w:cstheme="minorBidi"/>
+          <w:lang w:eastAsia="ja-JP"/>
+        </w:rPr>
+        <w:t>isBothPlatform</w:t>
+      </w:r>
+      <w:r>
+        <w:rPr>
+          <w:rFonts w:cstheme="minorBidi"/>
+          <w:lang w:eastAsia="ja-JP"/>
+        </w:rPr>
+        <w:t>]]</w:t>
+      </w:r>
+      <w:r>
+        <w:rPr>
+          <w:lang w:eastAsia="en-GB"/>
+        </w:rPr>
+        <w:t>[[#</w:t>
+      </w:r>
+      <w:r>
+        <w:rPr>
+          <w:lang w:eastAsia="en-GB"/>
+        </w:rPr>
+        <w:t>isPlatform</w:t>
+      </w:r>
+      <w:r>
+        <w:rPr>
+          <w:lang w:eastAsia="en-GB"/>
+        </w:rPr>
+        <w:t>Mobile</w:t>
+      </w:r>
+      <w:r>
+        <w:rPr>
+          <w:lang w:eastAsia="en-GB"/>
+        </w:rPr>
+        <w:t>]]</w:t>
+      </w:r>
+      <w:r>
+        <w:rPr>
+          <w:rFonts w:cstheme="minorBidi"/>
+          <w:lang w:eastAsia="ja-JP"/>
+        </w:rPr>
+        <w:t>Mobile phones</w:t>
+      </w:r>
+      <w:r>
+        <w:rPr>
+          <w:lang w:eastAsia="en-GB"/>
+        </w:rPr>
+        <w:t xml:space="preserve"> [[/</w:t>
+      </w:r>
+      <w:r>
+        <w:rPr>
+          <w:lang w:eastAsia="en-GB"/>
+        </w:rPr>
+        <w:t>isPlatform</w:t>
+      </w:r>
+      <w:r>
+        <w:rPr>
+          <w:lang w:eastAsia="en-GB"/>
+        </w:rPr>
+        <w:t>Mobile]]</w:t>
+      </w:r>
+      <w:r>
+        <w:rPr>
+          <w:rFonts w:cstheme="minorBidi"/>
+          <w:lang w:eastAsia="ja-JP"/>
+        </w:rPr>
+        <w:t>.</w:t>
       </w:r>
       <w:r>
         <w:rPr>
           <w:rFonts w:cstheme="minorBidi"/>
           <w:lang w:val="en-US" w:eastAsia="ja-JP"/>
         </w:rPr>
-        <w:t>]</w:t>
+        <w:t xml:space="preserve"> </w:t>
       </w:r>
       <w:r>
         <w:rPr>
           <w:rFonts w:cstheme="minorBidi"/>
           <w:lang w:val="en-US" w:eastAsia="ja-JP"/>
         </w:rPr>
-        <w:t xml:space="preserve"> </w:t>
-      </w:r>
-      <w:r>
-        <w:rPr>
-          <w:rFonts w:cstheme="minorBidi"/>
-          <w:lang w:eastAsia="ja-JP"/>
-        </w:rPr>
-        <w:t>will be available for </w:t>
-      </w:r>
-      <w:r>
-        <w:rPr>
-          <w:lang w:eastAsia="en-GB"/>
-        </w:rPr>
-        <w:t>[[#</w:t>
-      </w:r>
-      <w:r>
-        <w:rPr>
-          <w:lang w:eastAsia="en-GB"/>
-        </w:rPr>
-        <w:t>isPlatform</w:t>
-      </w:r>
-      <w:r>
-        <w:rPr>
-          <w:lang w:eastAsia="en-GB"/>
-        </w:rPr>
-        <w:t>Desktop</w:t>
-      </w:r>
-      <w:r>
-        <w:rPr>
-          <w:lang w:eastAsia="en-GB"/>
-        </w:rPr>
-        <w:t>]]</w:t>
-      </w:r>
-      <w:r>
-        <w:rPr>
-          <w:rFonts w:cstheme="minorBidi"/>
-          <w:lang w:eastAsia="ja-JP"/>
-        </w:rPr>
-        <w:t>Desktop</w:t>
-      </w:r>
-      <w:r>
-        <w:rPr>
-          <w:lang w:eastAsia="en-GB"/>
-        </w:rPr>
-        <w:t>[[</w:t>
-      </w:r>
-      <w:r>
-        <w:rPr>
-          <w:lang w:eastAsia="en-GB"/>
-        </w:rPr>
-        <w:t>/</w:t>
-      </w:r>
-      <w:r>
-        <w:rPr>
-          <w:lang w:eastAsia="en-GB"/>
-        </w:rPr>
-        <w:t>isPlatform</w:t>
-      </w:r>
-      <w:r>
-        <w:rPr>
-          <w:lang w:eastAsia="en-GB"/>
-        </w:rPr>
-        <w:t>Desktop</w:t>
-      </w:r>
-      <w:r>
-        <w:rPr>
-          <w:lang w:eastAsia="en-GB"/>
-        </w:rPr>
-        <w:t>]]</w:t>
-      </w:r>
-      <w:r>
-        <w:rPr>
-          <w:rFonts w:cstheme="minorBidi"/>
-          <w:lang w:eastAsia="ja-JP"/>
-        </w:rPr>
-        <w:t xml:space="preserve"> [[#</w:t>
-      </w:r>
-      <w:r>
-        <w:rPr>
-          <w:rFonts w:cstheme="minorBidi"/>
-          <w:lang w:eastAsia="ja-JP"/>
-        </w:rPr>
-        <w:t>isBothPlatform</w:t>
-      </w:r>
-      <w:r>
-        <w:rPr>
-          <w:rFonts w:cstheme="minorBidi"/>
-          <w:lang w:eastAsia="ja-JP"/>
-        </w:rPr>
-        <w:t>]] and [[/</w:t>
-      </w:r>
-      <w:proofErr w:type="spellStart"/>
-      <w:r>
-        <w:rPr>
-          <w:rFonts w:cstheme="minorBidi"/>
-          <w:lang w:eastAsia="ja-JP"/>
-        </w:rPr>
-        <w:t>isBothPlatform</w:t>
-      </w:r>
-      <w:proofErr w:type="spellEnd"/>
-      <w:r>
-        <w:rPr>
-          <w:rFonts w:cstheme="minorBidi"/>
-          <w:lang w:eastAsia="ja-JP"/>
-        </w:rPr>
-        <w:t>]]</w:t>
-      </w:r>
-      <w:r>
-        <w:rPr>
-          <w:lang w:eastAsia="en-GB"/>
-        </w:rPr>
-        <w:t>[[#</w:t>
-      </w:r>
-      <w:r>
-        <w:rPr>
-          <w:lang w:eastAsia="en-GB"/>
-        </w:rPr>
-        <w:t>isPlatform</w:t>
-      </w:r>
-      <w:r>
-        <w:rPr>
-          <w:lang w:eastAsia="en-GB"/>
-        </w:rPr>
-        <w:t>Mobile</w:t>
-      </w:r>
-      <w:r>
-        <w:rPr>
-          <w:lang w:eastAsia="en-GB"/>
-        </w:rPr>
-        <w:t>]]</w:t>
-      </w:r>
-      <w:r>
-        <w:rPr>
-          <w:rFonts w:cstheme="minorBidi"/>
-          <w:lang w:eastAsia="ja-JP"/>
-        </w:rPr>
-        <w:t>Mobile phones</w:t>
-      </w:r>
-      <w:r>
-        <w:rPr>
-          <w:lang w:eastAsia="en-GB"/>
-        </w:rPr>
-        <w:t xml:space="preserve"> </w:t>
-      </w:r>
-      <w:r>
-        <w:rPr>
-          <w:lang w:eastAsia="en-GB"/>
-        </w:rPr>
-        <w:t>[[/</w:t>
-      </w:r>
-      <w:proofErr w:type="spellStart"/>
-      <w:r>
-        <w:rPr>
-          <w:lang w:eastAsia="en-GB"/>
-        </w:rPr>
-        <w:t>isPlatform</w:t>
-      </w:r>
-      <w:r>
-        <w:rPr>
-          <w:lang w:eastAsia="en-GB"/>
-        </w:rPr>
-        <w:t>Mobile</w:t>
-      </w:r>
-      <w:proofErr w:type="spellEnd"/>
-      <w:r>
-        <w:rPr>
-          <w:lang w:eastAsia="en-GB"/>
-        </w:rPr>
-        <w:t>]]</w:t>
-      </w:r>
-      <w:r>
-        <w:rPr>
-          <w:rFonts w:cstheme="minorBidi"/>
-          <w:lang w:eastAsia="ja-JP"/>
-        </w:rPr>
-        <w:t>.</w:t>
+        <w:t>[</w:t>
       </w:r>
       <w:r>
         <w:rPr>
           <w:rFonts w:cstheme="minorBidi"/>
           <w:lang w:val="en-US" w:eastAsia="ja-JP"/>
         </w:rPr>
-        <w:t xml:space="preserve"> </w:t>
+        <w:t>[specification]</w:t>
       </w:r>
       <w:r>
         <w:rPr>
           <w:rFonts w:cstheme="minorBidi"/>
           <w:lang w:val="en-US" w:eastAsia="ja-JP"/>
         </w:rPr>
-        <w:t>[</w:t>
+        <w:t>]</w:t>
       </w:r>
       <w:r>
         <w:rPr>
           <w:rFonts w:cstheme="minorBidi"/>
           <w:lang w:val="en-US" w:eastAsia="ja-JP"/>
         </w:rPr>
-        <w:t>[specification]</w:t>
-      </w:r>
-      <w:r>
-        <w:rPr>
-          <w:rFonts w:cstheme="minorBidi"/>
-          <w:lang w:val="en-US" w:eastAsia="ja-JP"/>
-        </w:rPr>
-        <w:t>]</w:t>
-      </w:r>
-      <w:r>
-        <w:rPr>
-          <w:rFonts w:cstheme="minorBidi"/>
-          <w:lang w:val="en-US" w:eastAsia="ja-JP"/>
-        </w:rPr>
         <w:br/>
       </w:r>
     </w:p>
@@ -3341,27 +3277,14 @@
     <w:p>
       <w:pPr>
         <w:rPr>
-          <w:rFonts w:cstheme="minorHAnsi"/>
-          <w:lang w:val="en-US" w:eastAsia="ja-JP"/>
-        </w:rPr>
-      </w:pPr>
-      <w:r>
-        <w:rPr>
           <w:lang w:eastAsia="en-GB"/>
         </w:rPr>
-        <w:t>[[#</w:t>
-      </w:r>
+      </w:pPr>
       <w:r>
         <w:rPr>
           <w:lang w:eastAsia="en-GB"/>
         </w:rPr>
-        <w:t>isPlatform</w:t>
-      </w:r>
-      <w:r>
-        <w:rPr>
-          <w:lang w:eastAsia="en-GB"/>
-        </w:rPr>
-        <w:t>Desktop]]</w:t>
+        <w:t>[[#isBothPlatform]]</w:t>
       </w:r>
     </w:p>
     <w:p>
@@ -3480,16 +3403,7 @@
                 <w:bCs w:val="0"/>
                 <w:lang w:val="en-US" w:eastAsia="ja-JP"/>
               </w:rPr>
-              <w:t>Wind</w:t>
-            </w:r>
-            <w:r>
-              <w:rPr>
-                <w:rFonts w:cstheme="minorHAnsi"/>
-                <w:b w:val="0"/>
-                <w:bCs w:val="0"/>
-                <w:lang w:val="en-US" w:eastAsia="ja-JP"/>
-              </w:rPr>
-              <w:t>ows 10 +</w:t>
+              <w:t>Windows 10 +</w:t>
             </w:r>
           </w:p>
         </w:tc>
@@ -3621,65 +3535,6 @@
           <w:lang w:eastAsia="en-GB"/>
         </w:rPr>
       </w:pPr>
-      <w:r>
-        <w:rPr>
-          <w:lang w:eastAsia="en-GB"/>
-        </w:rPr>
-        <w:t>[[/</w:t>
-      </w:r>
-      <w:proofErr w:type="spellStart"/>
-      <w:r>
-        <w:rPr>
-          <w:lang w:eastAsia="en-GB"/>
-        </w:rPr>
-        <w:t>isPlatform</w:t>
-      </w:r>
-      <w:r>
-        <w:rPr>
-          <w:lang w:eastAsia="en-GB"/>
-        </w:rPr>
-        <w:t>Desktop</w:t>
-      </w:r>
-      <w:proofErr w:type="spellEnd"/>
-      <w:r>
-        <w:rPr>
-          <w:lang w:eastAsia="en-GB"/>
-        </w:rPr>
-        <w:t>]]</w:t>
-      </w:r>
-    </w:p>
-    <w:p>
-      <w:pPr>
-        <w:rPr>
-          <w:lang w:eastAsia="en-GB"/>
-        </w:rPr>
-      </w:pPr>
-    </w:p>
-    <w:p>
-      <w:pPr>
-        <w:rPr>
-          <w:rFonts w:cstheme="minorHAnsi"/>
-          <w:lang w:val="en-US" w:eastAsia="ja-JP"/>
-        </w:rPr>
-      </w:pPr>
-      <w:r>
-        <w:rPr>
-          <w:lang w:eastAsia="en-GB"/>
-        </w:rPr>
-        <w:t>[[#</w:t>
-      </w:r>
-      <w:r>
-        <w:rPr>
-          <w:lang w:eastAsia="en-GB"/>
-        </w:rPr>
-        <w:t>isPlatform</w:t>
-      </w:r>
-      <w:r>
-        <w:rPr>
-          <w:lang w:eastAsia="en-GB"/>
-        </w:rPr>
-        <w:t>Mobile]]</w:t>
-      </w:r>
     </w:p>
     <w:p>
       <w:pPr>
@@ -3881,50 +3736,576 @@
     <w:p>
       <w:pPr>
         <w:rPr>
+          <w:lang w:eastAsia="en-GB"/>
+        </w:rPr>
+      </w:pPr>
+      <w:r>
+        <w:rPr>
+          <w:lang w:eastAsia="en-GB"/>
+        </w:rPr>
+        <w:t>[[/isBothPlatform]]</w:t>
+      </w:r>
+    </w:p>
+    <w:p>
+      <w:pPr>
+        <w:rPr>
+          <w:rFonts w:cstheme="minorHAnsi"/>
+          <w:lang w:val="en-US" w:eastAsia="ja-JP"/>
+        </w:rPr>
+      </w:pPr>
+      <w:r>
+        <w:rPr>
+          <w:lang w:eastAsia="en-GB"/>
+        </w:rPr>
+        <w:t>[[#</w:t>
+      </w:r>
+      <w:r>
+        <w:rPr>
+          <w:lang w:eastAsia="en-GB"/>
+        </w:rPr>
+        <w:t>isPlatform</w:t>
+      </w:r>
+      <w:r>
+        <w:rPr>
+          <w:lang w:eastAsia="en-GB"/>
+        </w:rPr>
+        <w:t>Desktop]]</w:t>
+      </w:r>
+    </w:p>
+    <w:p>
+      <w:pPr>
+        <w:rPr>
+          <w:rFonts w:cstheme="minorHAnsi"/>
+          <w:lang w:val="en-US" w:eastAsia="ja-JP"/>
+        </w:rPr>
+      </w:pPr>
+      <w:r>
+        <w:rPr>
+          <w:rFonts w:cstheme="minorHAnsi"/>
+          <w:lang w:val="en-US" w:eastAsia="ja-JP"/>
+        </w:rPr>
+        <w:t>Desktop</w:t>
+      </w:r>
+    </w:p>
+    <w:tbl>
+      <w:tblPr>
+        <w:tblStyle w:val="ListTable3-Accent6"/>
+        <w:tblW w:w="0" w:type="auto"/>
+        <w:tblBorders>
+          <w:top w:val="single" w:sz="4" w:space="0" w:color="36939D"/>
+          <w:left w:val="single" w:sz="4" w:space="0" w:color="36939D"/>
+          <w:bottom w:val="single" w:sz="4" w:space="0" w:color="36939D"/>
+          <w:right w:val="single" w:sz="4" w:space="0" w:color="36939D"/>
+          <w:insideH w:val="single" w:sz="4" w:space="0" w:color="36939D"/>
+          <w:insideV w:val="single" w:sz="4" w:space="0" w:color="36939D"/>
+        </w:tblBorders>
+        <w:tblLook w:val="04A0" w:firstRow="1" w:lastRow="0" w:firstColumn="1" w:lastColumn="0" w:noHBand="0" w:noVBand="1"/>
+      </w:tblPr>
+      <w:tblGrid>
+        <w:gridCol w:w="4663"/>
+        <w:gridCol w:w="4665"/>
+      </w:tblGrid>
+      <w:tr>
+        <w:trPr>
+          <w:cnfStyle w:val="100000000000" w:firstRow="1" w:lastRow="0" w:firstColumn="0" w:lastColumn="0" w:oddVBand="0" w:evenVBand="0" w:oddHBand="0" w:evenHBand="0" w:firstRowFirstColumn="0" w:firstRowLastColumn="0" w:lastRowFirstColumn="0" w:lastRowLastColumn="0"/>
+          <w:trHeight w:val="309"/>
+        </w:trPr>
+        <w:tc>
+          <w:tcPr>
+            <w:cnfStyle w:val="001000000100" w:firstRow="0" w:lastRow="0" w:firstColumn="1" w:lastColumn="0" w:oddVBand="0" w:evenVBand="0" w:oddHBand="0" w:evenHBand="0" w:firstRowFirstColumn="1" w:firstRowLastColumn="0" w:lastRowFirstColumn="0" w:lastRowLastColumn="0"/>
+            <w:tcW w:w="4663" w:type="dxa"/>
+            <w:shd w:val="clear" w:color="auto" w:fill="48B2AA"/>
+          </w:tcPr>
+          <w:p>
+            <w:pPr>
+              <w:jc w:val="center"/>
+              <w:rPr>
+                <w:rFonts w:cstheme="minorHAnsi"/>
+                <w:color w:val="auto"/>
+                <w:lang w:val="en-US" w:eastAsia="ja-JP"/>
+              </w:rPr>
+            </w:pPr>
+            <w:r>
+              <w:rPr>
+                <w:rFonts w:cstheme="minorHAnsi"/>
+                <w:color w:val="auto"/>
+                <w:lang w:val="en-US" w:eastAsia="ja-JP"/>
+              </w:rPr>
+              <w:t>Operating System</w:t>
+            </w:r>
+          </w:p>
+        </w:tc>
+        <w:tc>
+          <w:tcPr>
+            <w:tcW w:w="4665" w:type="dxa"/>
+            <w:shd w:val="clear" w:color="auto" w:fill="48B2AA"/>
+          </w:tcPr>
+          <w:p>
+            <w:pPr>
+              <w:jc w:val="center"/>
+              <w:cnfStyle w:val="100000000000" w:firstRow="1" w:lastRow="0" w:firstColumn="0" w:lastColumn="0" w:oddVBand="0" w:evenVBand="0" w:oddHBand="0" w:evenHBand="0" w:firstRowFirstColumn="0" w:firstRowLastColumn="0" w:lastRowFirstColumn="0" w:lastRowLastColumn="0"/>
+              <w:rPr>
+                <w:rFonts w:cstheme="minorHAnsi"/>
+                <w:color w:val="auto"/>
+                <w:lang w:val="en-US" w:eastAsia="ja-JP"/>
+              </w:rPr>
+            </w:pPr>
+            <w:r>
+              <w:rPr>
+                <w:rFonts w:cstheme="minorHAnsi"/>
+                <w:color w:val="auto"/>
+                <w:lang w:val="en-US" w:eastAsia="ja-JP"/>
+              </w:rPr>
+              <w:t>Browser</w:t>
+            </w:r>
+          </w:p>
+        </w:tc>
+      </w:tr>
+      <w:tr>
+        <w:trPr>
+          <w:cnfStyle w:val="000000100000" w:firstRow="0" w:lastRow="0" w:firstColumn="0" w:lastColumn="0" w:oddVBand="0" w:evenVBand="0" w:oddHBand="1" w:evenHBand="0" w:firstRowFirstColumn="0" w:firstRowLastColumn="0" w:lastRowFirstColumn="0" w:lastRowLastColumn="0"/>
+          <w:trHeight w:val="288"/>
+        </w:trPr>
+        <w:tc>
+          <w:tcPr>
+            <w:cnfStyle w:val="001000000000" w:firstRow="0" w:lastRow="0" w:firstColumn="1" w:lastColumn="0" w:oddVBand="0" w:evenVBand="0" w:oddHBand="0" w:evenHBand="0" w:firstRowFirstColumn="0" w:firstRowLastColumn="0" w:lastRowFirstColumn="0" w:lastRowLastColumn="0"/>
+            <w:tcW w:w="4663" w:type="dxa"/>
+          </w:tcPr>
+          <w:p>
+            <w:pPr>
+              <w:jc w:val="center"/>
+              <w:rPr>
+                <w:rFonts w:cstheme="minorHAnsi"/>
+                <w:b w:val="0"/>
+                <w:bCs w:val="0"/>
+                <w:lang w:val="en-US" w:eastAsia="ja-JP"/>
+              </w:rPr>
+            </w:pPr>
+            <w:r>
+              <w:rPr>
+                <w:rFonts w:cstheme="minorHAnsi"/>
+                <w:b w:val="0"/>
+                <w:bCs w:val="0"/>
+                <w:lang w:val="en-US" w:eastAsia="ja-JP"/>
+              </w:rPr>
+              <w:t>Wind</w:t>
+            </w:r>
+            <w:r>
+              <w:rPr>
+                <w:rFonts w:cstheme="minorHAnsi"/>
+                <w:b w:val="0"/>
+                <w:bCs w:val="0"/>
+                <w:lang w:val="en-US" w:eastAsia="ja-JP"/>
+              </w:rPr>
+              <w:t>ows 10 +</w:t>
+            </w:r>
+          </w:p>
+        </w:tc>
+        <w:tc>
+          <w:tcPr>
+            <w:tcW w:w="4665" w:type="dxa"/>
+          </w:tcPr>
+          <w:p>
+            <w:pPr>
+              <w:jc w:val="center"/>
+              <w:cnfStyle w:val="000000100000" w:firstRow="0" w:lastRow="0" w:firstColumn="0" w:lastColumn="0" w:oddVBand="0" w:evenVBand="0" w:oddHBand="1" w:evenHBand="0" w:firstRowFirstColumn="0" w:firstRowLastColumn="0" w:lastRowFirstColumn="0" w:lastRowLastColumn="0"/>
+              <w:rPr>
+                <w:rFonts w:cstheme="minorHAnsi"/>
+                <w:lang w:val="en-US" w:eastAsia="ja-JP"/>
+              </w:rPr>
+            </w:pPr>
+            <w:r>
+              <w:rPr>
+                <w:rFonts w:cstheme="minorHAnsi"/>
+                <w:lang w:val="en-US" w:eastAsia="ja-JP"/>
+              </w:rPr>
+              <w:t>Google Chrome</w:t>
+            </w:r>
+          </w:p>
+        </w:tc>
+      </w:tr>
+      <w:tr>
+        <w:trPr>
+          <w:trHeight w:val="288"/>
+        </w:trPr>
+        <w:tc>
+          <w:tcPr>
+            <w:cnfStyle w:val="001000000000" w:firstRow="0" w:lastRow="0" w:firstColumn="1" w:lastColumn="0" w:oddVBand="0" w:evenVBand="0" w:oddHBand="0" w:evenHBand="0" w:firstRowFirstColumn="0" w:firstRowLastColumn="0" w:lastRowFirstColumn="0" w:lastRowLastColumn="0"/>
+            <w:tcW w:w="4663" w:type="dxa"/>
+          </w:tcPr>
+          <w:p>
+            <w:pPr>
+              <w:jc w:val="center"/>
+              <w:rPr>
+                <w:rFonts w:cstheme="minorHAnsi"/>
+                <w:b w:val="0"/>
+                <w:bCs w:val="0"/>
+                <w:lang w:val="en-US" w:eastAsia="ja-JP"/>
+              </w:rPr>
+            </w:pPr>
+            <w:r>
+              <w:rPr>
+                <w:rFonts w:cstheme="minorHAnsi"/>
+                <w:b w:val="0"/>
+                <w:bCs w:val="0"/>
+                <w:lang w:val="en-US" w:eastAsia="ja-JP"/>
+              </w:rPr>
+              <w:t>macOS</w:t>
+            </w:r>
+          </w:p>
+        </w:tc>
+        <w:tc>
+          <w:tcPr>
+            <w:tcW w:w="4665" w:type="dxa"/>
+          </w:tcPr>
+          <w:p>
+            <w:pPr>
+              <w:jc w:val="center"/>
+              <w:cnfStyle w:val="000000000000" w:firstRow="0" w:lastRow="0" w:firstColumn="0" w:lastColumn="0" w:oddVBand="0" w:evenVBand="0" w:oddHBand="0" w:evenHBand="0" w:firstRowFirstColumn="0" w:firstRowLastColumn="0" w:lastRowFirstColumn="0" w:lastRowLastColumn="0"/>
+              <w:rPr>
+                <w:rFonts w:cstheme="minorHAnsi"/>
+                <w:lang w:val="en-US" w:eastAsia="ja-JP"/>
+              </w:rPr>
+            </w:pPr>
+            <w:r>
+              <w:rPr>
+                <w:rFonts w:cstheme="minorHAnsi"/>
+                <w:lang w:val="en-US" w:eastAsia="ja-JP"/>
+              </w:rPr>
+              <w:t>Mozilla Firefox</w:t>
+            </w:r>
+          </w:p>
+        </w:tc>
+      </w:tr>
+      <w:tr>
+        <w:trPr>
+          <w:cnfStyle w:val="000000100000" w:firstRow="0" w:lastRow="0" w:firstColumn="0" w:lastColumn="0" w:oddVBand="0" w:evenVBand="0" w:oddHBand="1" w:evenHBand="0" w:firstRowFirstColumn="0" w:firstRowLastColumn="0" w:lastRowFirstColumn="0" w:lastRowLastColumn="0"/>
+          <w:trHeight w:val="288"/>
+        </w:trPr>
+        <w:tc>
+          <w:tcPr>
+            <w:cnfStyle w:val="001000000000" w:firstRow="0" w:lastRow="0" w:firstColumn="1" w:lastColumn="0" w:oddVBand="0" w:evenVBand="0" w:oddHBand="0" w:evenHBand="0" w:firstRowFirstColumn="0" w:firstRowLastColumn="0" w:lastRowFirstColumn="0" w:lastRowLastColumn="0"/>
+            <w:tcW w:w="4663" w:type="dxa"/>
+          </w:tcPr>
+          <w:p>
+            <w:pPr>
+              <w:jc w:val="center"/>
+              <w:rPr>
+                <w:rFonts w:cstheme="minorHAnsi"/>
+                <w:b w:val="0"/>
+                <w:bCs w:val="0"/>
+                <w:lang w:val="en-US" w:eastAsia="ja-JP"/>
+              </w:rPr>
+            </w:pPr>
+          </w:p>
+        </w:tc>
+        <w:tc>
+          <w:tcPr>
+            <w:tcW w:w="4665" w:type="dxa"/>
+          </w:tcPr>
+          <w:p>
+            <w:pPr>
+              <w:jc w:val="center"/>
+              <w:cnfStyle w:val="000000100000" w:firstRow="0" w:lastRow="0" w:firstColumn="0" w:lastColumn="0" w:oddVBand="0" w:evenVBand="0" w:oddHBand="1" w:evenHBand="0" w:firstRowFirstColumn="0" w:firstRowLastColumn="0" w:lastRowFirstColumn="0" w:lastRowLastColumn="0"/>
+              <w:rPr>
+                <w:rFonts w:cstheme="minorHAnsi"/>
+                <w:lang w:val="en-US" w:eastAsia="ja-JP"/>
+              </w:rPr>
+            </w:pPr>
+            <w:r>
+              <w:rPr>
+                <w:rFonts w:cstheme="minorHAnsi"/>
+                <w:lang w:val="en-US" w:eastAsia="ja-JP"/>
+              </w:rPr>
+              <w:t>Safari</w:t>
+            </w:r>
+          </w:p>
+        </w:tc>
+      </w:tr>
+    </w:tbl>
+    <w:p>
+      <w:pPr>
+        <w:rPr>
+          <w:lang w:eastAsia="en-GB"/>
+        </w:rPr>
+      </w:pPr>
+      <w:r>
+        <w:rPr>
+          <w:lang w:eastAsia="en-GB"/>
+        </w:rPr>
+        <w:t>[[/</w:t>
+      </w:r>
+      <w:r>
+        <w:rPr>
+          <w:lang w:eastAsia="en-GB"/>
+        </w:rPr>
+        <w:t>isPlatform</w:t>
+      </w:r>
+      <w:r>
+        <w:rPr>
+          <w:lang w:eastAsia="en-GB"/>
+        </w:rPr>
+        <w:t>Desktop]]</w:t>
+      </w:r>
+    </w:p>
+    <w:p>
+      <w:pPr>
+        <w:rPr>
+          <w:rFonts w:cstheme="minorHAnsi"/>
+          <w:lang w:val="en-US" w:eastAsia="ja-JP"/>
+        </w:rPr>
+      </w:pPr>
+      <w:r>
+        <w:rPr>
+          <w:lang w:eastAsia="en-GB"/>
+        </w:rPr>
+        <w:t>[[#</w:t>
+      </w:r>
+      <w:r>
+        <w:rPr>
+          <w:lang w:eastAsia="en-GB"/>
+        </w:rPr>
+        <w:t>isPlatform</w:t>
+      </w:r>
+      <w:r>
+        <w:rPr>
+          <w:lang w:eastAsia="en-GB"/>
+        </w:rPr>
+        <w:t>Mobile]]</w:t>
+      </w:r>
+    </w:p>
+    <w:p>
+      <w:pPr>
+        <w:rPr>
+          <w:rFonts w:cstheme="minorHAnsi"/>
+          <w:lang w:val="en-US" w:eastAsia="ja-JP"/>
+        </w:rPr>
+      </w:pPr>
+      <w:r>
+        <w:rPr>
+          <w:rFonts w:cstheme="minorHAnsi"/>
+          <w:lang w:val="en-US" w:eastAsia="ja-JP"/>
+        </w:rPr>
+        <w:t>Mobile</w:t>
+      </w:r>
+    </w:p>
+    <w:tbl>
+      <w:tblPr>
+        <w:tblStyle w:val="ListTable3-Accent6"/>
+        <w:tblW w:w="0" w:type="auto"/>
+        <w:tblBorders>
+          <w:top w:val="single" w:sz="4" w:space="0" w:color="43AEA0"/>
+          <w:left w:val="single" w:sz="4" w:space="0" w:color="43AEA0"/>
+          <w:bottom w:val="single" w:sz="4" w:space="0" w:color="43AEA0"/>
+          <w:right w:val="single" w:sz="4" w:space="0" w:color="43AEA0"/>
+          <w:insideH w:val="single" w:sz="4" w:space="0" w:color="43AEA0"/>
+          <w:insideV w:val="single" w:sz="4" w:space="0" w:color="43AEA0"/>
+        </w:tblBorders>
+        <w:tblLook w:val="04A0" w:firstRow="1" w:lastRow="0" w:firstColumn="1" w:lastColumn="0" w:noHBand="0" w:noVBand="1"/>
+      </w:tblPr>
+      <w:tblGrid>
+        <w:gridCol w:w="4663"/>
+        <w:gridCol w:w="4665"/>
+      </w:tblGrid>
+      <w:tr>
+        <w:trPr>
+          <w:cnfStyle w:val="100000000000" w:firstRow="1" w:lastRow="0" w:firstColumn="0" w:lastColumn="0" w:oddVBand="0" w:evenVBand="0" w:oddHBand="0" w:evenHBand="0" w:firstRowFirstColumn="0" w:firstRowLastColumn="0" w:lastRowFirstColumn="0" w:lastRowLastColumn="0"/>
+          <w:trHeight w:val="309"/>
+        </w:trPr>
+        <w:tc>
+          <w:tcPr>
+            <w:cnfStyle w:val="001000000100" w:firstRow="0" w:lastRow="0" w:firstColumn="1" w:lastColumn="0" w:oddVBand="0" w:evenVBand="0" w:oddHBand="0" w:evenHBand="0" w:firstRowFirstColumn="1" w:firstRowLastColumn="0" w:lastRowFirstColumn="0" w:lastRowLastColumn="0"/>
+            <w:tcW w:w="4663" w:type="dxa"/>
+            <w:shd w:val="clear" w:color="auto" w:fill="48B2AA"/>
+          </w:tcPr>
+          <w:p>
+            <w:pPr>
+              <w:jc w:val="center"/>
+              <w:rPr>
+                <w:rFonts w:cstheme="minorHAnsi"/>
+                <w:color w:val="auto"/>
+                <w:lang w:val="en-US" w:eastAsia="ja-JP"/>
+              </w:rPr>
+            </w:pPr>
+            <w:r>
+              <w:rPr>
+                <w:rFonts w:cstheme="minorHAnsi"/>
+                <w:color w:val="auto"/>
+                <w:lang w:val="en-US" w:eastAsia="ja-JP"/>
+              </w:rPr>
+              <w:t>Operating System</w:t>
+            </w:r>
+          </w:p>
+        </w:tc>
+        <w:tc>
+          <w:tcPr>
+            <w:tcW w:w="4665" w:type="dxa"/>
+            <w:shd w:val="clear" w:color="auto" w:fill="48B2AA"/>
+          </w:tcPr>
+          <w:p>
+            <w:pPr>
+              <w:jc w:val="center"/>
+              <w:cnfStyle w:val="100000000000" w:firstRow="1" w:lastRow="0" w:firstColumn="0" w:lastColumn="0" w:oddVBand="0" w:evenVBand="0" w:oddHBand="0" w:evenHBand="0" w:firstRowFirstColumn="0" w:firstRowLastColumn="0" w:lastRowFirstColumn="0" w:lastRowLastColumn="0"/>
+              <w:rPr>
+                <w:rFonts w:cstheme="minorHAnsi"/>
+                <w:color w:val="auto"/>
+                <w:lang w:val="en-US" w:eastAsia="ja-JP"/>
+              </w:rPr>
+            </w:pPr>
+            <w:r>
+              <w:rPr>
+                <w:rFonts w:cstheme="minorHAnsi"/>
+                <w:color w:val="auto"/>
+                <w:lang w:val="en-US" w:eastAsia="ja-JP"/>
+              </w:rPr>
+              <w:t>Layout Supported</w:t>
+            </w:r>
+          </w:p>
+        </w:tc>
+      </w:tr>
+      <w:tr>
+        <w:trPr>
+          <w:cnfStyle w:val="000000100000" w:firstRow="0" w:lastRow="0" w:firstColumn="0" w:lastColumn="0" w:oddVBand="0" w:evenVBand="0" w:oddHBand="1" w:evenHBand="0" w:firstRowFirstColumn="0" w:firstRowLastColumn="0" w:lastRowFirstColumn="0" w:lastRowLastColumn="0"/>
+          <w:trHeight w:val="288"/>
+        </w:trPr>
+        <w:tc>
+          <w:tcPr>
+            <w:cnfStyle w:val="001000000000" w:firstRow="0" w:lastRow="0" w:firstColumn="1" w:lastColumn="0" w:oddVBand="0" w:evenVBand="0" w:oddHBand="0" w:evenHBand="0" w:firstRowFirstColumn="0" w:firstRowLastColumn="0" w:lastRowFirstColumn="0" w:lastRowLastColumn="0"/>
+            <w:tcW w:w="4663" w:type="dxa"/>
+          </w:tcPr>
+          <w:p>
+            <w:pPr>
+              <w:jc w:val="center"/>
+              <w:rPr>
+                <w:rFonts w:cstheme="minorHAnsi"/>
+                <w:b w:val="0"/>
+                <w:bCs w:val="0"/>
+                <w:lang w:val="en-US" w:eastAsia="ja-JP"/>
+              </w:rPr>
+            </w:pPr>
+            <w:r>
+              <w:rPr>
+                <w:rFonts w:cstheme="minorHAnsi"/>
+                <w:b w:val="0"/>
+                <w:bCs w:val="0"/>
+                <w:lang w:val="en-US" w:eastAsia="ja-JP"/>
+              </w:rPr>
+              <w:t>Android</w:t>
+            </w:r>
+          </w:p>
+        </w:tc>
+        <w:tc>
+          <w:tcPr>
+            <w:tcW w:w="4665" w:type="dxa"/>
+          </w:tcPr>
+          <w:p>
+            <w:pPr>
+              <w:jc w:val="center"/>
+              <w:cnfStyle w:val="000000100000" w:firstRow="0" w:lastRow="0" w:firstColumn="0" w:lastColumn="0" w:oddVBand="0" w:evenVBand="0" w:oddHBand="1" w:evenHBand="0" w:firstRowFirstColumn="0" w:firstRowLastColumn="0" w:lastRowFirstColumn="0" w:lastRowLastColumn="0"/>
+              <w:rPr>
+                <w:rFonts w:cstheme="minorHAnsi"/>
+                <w:lang w:val="en-US" w:eastAsia="ja-JP"/>
+              </w:rPr>
+            </w:pPr>
+            <w:r>
+              <w:rPr>
+                <w:rFonts w:cstheme="minorHAnsi"/>
+                <w:lang w:val="en-US" w:eastAsia="ja-JP"/>
+              </w:rPr>
+              <w:t>Mobile</w:t>
+            </w:r>
+          </w:p>
+        </w:tc>
+      </w:tr>
+      <w:tr>
+        <w:trPr>
+          <w:trHeight w:val="288"/>
+        </w:trPr>
+        <w:tc>
+          <w:tcPr>
+            <w:cnfStyle w:val="001000000000" w:firstRow="0" w:lastRow="0" w:firstColumn="1" w:lastColumn="0" w:oddVBand="0" w:evenVBand="0" w:oddHBand="0" w:evenHBand="0" w:firstRowFirstColumn="0" w:firstRowLastColumn="0" w:lastRowFirstColumn="0" w:lastRowLastColumn="0"/>
+            <w:tcW w:w="4663" w:type="dxa"/>
+          </w:tcPr>
+          <w:p>
+            <w:pPr>
+              <w:jc w:val="center"/>
+              <w:rPr>
+                <w:rFonts w:cstheme="minorHAnsi"/>
+                <w:b w:val="0"/>
+                <w:bCs w:val="0"/>
+                <w:lang w:val="en-US" w:eastAsia="ja-JP"/>
+              </w:rPr>
+            </w:pPr>
+            <w:r>
+              <w:rPr>
+                <w:rFonts w:cstheme="minorHAnsi"/>
+                <w:b w:val="0"/>
+                <w:bCs w:val="0"/>
+                <w:lang w:val="en-US" w:eastAsia="ja-JP"/>
+              </w:rPr>
+              <w:t>iOS</w:t>
+            </w:r>
+          </w:p>
+        </w:tc>
+        <w:tc>
+          <w:tcPr>
+            <w:tcW w:w="4665" w:type="dxa"/>
+          </w:tcPr>
+          <w:p>
+            <w:pPr>
+              <w:jc w:val="center"/>
+              <w:cnfStyle w:val="000000000000" w:firstRow="0" w:lastRow="0" w:firstColumn="0" w:lastColumn="0" w:oddVBand="0" w:evenVBand="0" w:oddHBand="0" w:evenHBand="0" w:firstRowFirstColumn="0" w:firstRowLastColumn="0" w:lastRowFirstColumn="0" w:lastRowLastColumn="0"/>
+              <w:rPr>
+                <w:rFonts w:cstheme="minorHAnsi"/>
+                <w:lang w:val="en-US" w:eastAsia="ja-JP"/>
+              </w:rPr>
+            </w:pPr>
+            <w:r>
+              <w:rPr>
+                <w:rFonts w:cstheme="minorHAnsi"/>
+                <w:lang w:val="en-US" w:eastAsia="ja-JP"/>
+              </w:rPr>
+              <w:t>Tablet</w:t>
+            </w:r>
+          </w:p>
+        </w:tc>
+      </w:tr>
+    </w:tbl>
+    <w:p>
+      <w:pPr>
+        <w:rPr>
+          <w:lang w:eastAsia="en-GB"/>
+        </w:rPr>
+      </w:pPr>
+      <w:r>
+        <w:rPr>
+          <w:lang w:eastAsia="en-GB"/>
+        </w:rPr>
+        <w:t>[[/</w:t>
+      </w:r>
+      <w:r>
+        <w:rPr>
+          <w:lang w:eastAsia="en-GB"/>
+        </w:rPr>
+        <w:t>isPlatform</w:t>
+      </w:r>
+      <w:r>
+        <w:rPr>
+          <w:lang w:eastAsia="en-GB"/>
+        </w:rPr>
+        <w:t>Mobile]]</w:t>
+      </w:r>
+      <w:bookmarkStart w:id="17" w:name="_Toc65854355"/>
+      <w:bookmarkStart w:id="18" w:name="_Toc203375370"/>
+    </w:p>
+    <w:p>
+      <w:pPr>
+        <w:rPr>
           <w:rFonts w:ascii="Source Sans Pro" w:hAnsi="Source Sans Pro" w:cstheme="minorHAnsi"/>
           <w:sz w:val="20"/>
           <w:szCs w:val="20"/>
         </w:rPr>
       </w:pPr>
-      <w:r>
-        <w:rPr>
-          <w:lang w:eastAsia="en-GB"/>
-        </w:rPr>
-        <w:t>[[/</w:t>
-      </w:r>
-      <w:proofErr w:type="spellStart"/>
-      <w:r>
-        <w:rPr>
-          <w:lang w:eastAsia="en-GB"/>
-        </w:rPr>
-        <w:t>isPlatform</w:t>
-      </w:r>
-      <w:r>
-        <w:rPr>
-          <w:lang w:eastAsia="en-GB"/>
-        </w:rPr>
-        <w:t>Mobile</w:t>
-      </w:r>
-      <w:proofErr w:type="spellEnd"/>
-      <w:r>
-        <w:rPr>
-          <w:lang w:eastAsia="en-GB"/>
-        </w:rPr>
-        <w:t>]]</w:t>
-      </w:r>
-    </w:p>
-    <w:p>
-      <w:pPr>
-        <w:pStyle w:val="Heading2"/>
-        <w:rPr>
-          <w:rFonts w:ascii="Avenir Book" w:hAnsi="Avenir Book"/>
-          <w:color w:val="auto"/>
-          <w:sz w:val="24"/>
-          <w:szCs w:val="24"/>
-        </w:rPr>
-      </w:pPr>
-      <w:bookmarkStart w:id="17" w:name="_Toc65854355"/>
-      <w:bookmarkStart w:id="18" w:name="_Toc203375370"/>
     </w:p>
     <w:p>
       <w:pPr>
@@ -4042,6 +4423,7 @@
           <w:sz w:val="24"/>
           <w:szCs w:val="24"/>
         </w:rPr>
+        <w:lastRenderedPageBreak/>
         <w:t>Mobile App Developer</w:t>
       </w:r>
     </w:p>
@@ -4198,7 +4580,6 @@
       <w:r>
         <w:t>[[/</w:t>
       </w:r>
-      <w:proofErr w:type="spellStart"/>
       <w:r>
         <w:t>app</w:t>
       </w:r>
@@ -4208,7 +4589,6 @@
       <w:r>
         <w:t>icationPlatformRequirements</w:t>
       </w:r>
-      <w:proofErr w:type="spellEnd"/>
       <w:r>
         <w:t>]]</w:t>
       </w:r>
@@ -4245,7 +4625,7 @@
     <w:tbl>
       <w:tblPr>
         <w:tblStyle w:val="ListTable3-Accent6"/>
-        <w:tblW w:w="10274" w:type="dxa"/>
+        <w:tblW w:w="10343" w:type="dxa"/>
         <w:tblBorders>
           <w:top w:val="single" w:sz="4" w:space="0" w:color="47B3AA"/>
           <w:left w:val="single" w:sz="4" w:space="0" w:color="47B3AA"/>
@@ -4257,18 +4637,18 @@
         <w:tblLook w:val="04A0" w:firstRow="1" w:lastRow="0" w:firstColumn="1" w:lastColumn="0" w:noHBand="0" w:noVBand="1"/>
       </w:tblPr>
       <w:tblGrid>
-        <w:gridCol w:w="2707"/>
-        <w:gridCol w:w="7567"/>
+        <w:gridCol w:w="2788"/>
+        <w:gridCol w:w="7555"/>
       </w:tblGrid>
       <w:tr>
         <w:trPr>
           <w:cnfStyle w:val="100000000000" w:firstRow="1" w:lastRow="0" w:firstColumn="0" w:lastColumn="0" w:oddVBand="0" w:evenVBand="0" w:oddHBand="0" w:evenHBand="0" w:firstRowFirstColumn="0" w:firstRowLastColumn="0" w:lastRowFirstColumn="0" w:lastRowLastColumn="0"/>
-          <w:trHeight w:val="235"/>
+          <w:trHeight w:val="186"/>
         </w:trPr>
         <w:tc>
           <w:tcPr>
             <w:cnfStyle w:val="001000000100" w:firstRow="0" w:lastRow="0" w:firstColumn="1" w:lastColumn="0" w:oddVBand="0" w:evenVBand="0" w:oddHBand="0" w:evenHBand="0" w:firstRowFirstColumn="1" w:firstRowLastColumn="0" w:lastRowFirstColumn="0" w:lastRowLastColumn="0"/>
-            <w:tcW w:w="2707" w:type="dxa"/>
+            <w:tcW w:w="2788" w:type="dxa"/>
             <w:shd w:val="clear" w:color="auto" w:fill="48B2AA"/>
             <w:noWrap/>
             <w:hideMark/>
@@ -4289,7 +4669,7 @@
         </w:tc>
         <w:tc>
           <w:tcPr>
-            <w:tcW w:w="7567" w:type="dxa"/>
+            <w:tcW w:w="7555" w:type="dxa"/>
             <w:shd w:val="clear" w:color="auto" w:fill="48B2AA"/>
             <w:hideMark/>
           </w:tcPr>
@@ -4318,12 +4698,12 @@
       <w:tr>
         <w:trPr>
           <w:cnfStyle w:val="000000100000" w:firstRow="0" w:lastRow="0" w:firstColumn="0" w:lastColumn="0" w:oddVBand="0" w:evenVBand="0" w:oddHBand="1" w:evenHBand="0" w:firstRowFirstColumn="0" w:firstRowLastColumn="0" w:lastRowFirstColumn="0" w:lastRowLastColumn="0"/>
-          <w:trHeight w:val="1209"/>
+          <w:trHeight w:val="962"/>
         </w:trPr>
         <w:tc>
           <w:tcPr>
             <w:cnfStyle w:val="001000000000" w:firstRow="0" w:lastRow="0" w:firstColumn="1" w:lastColumn="0" w:oddVBand="0" w:evenVBand="0" w:oddHBand="0" w:evenHBand="0" w:firstRowFirstColumn="0" w:firstRowLastColumn="0" w:lastRowFirstColumn="0" w:lastRowLastColumn="0"/>
-            <w:tcW w:w="2707" w:type="dxa"/>
+            <w:tcW w:w="2788" w:type="dxa"/>
             <w:noWrap/>
             <w:vAlign w:val="center"/>
             <w:hideMark/>
@@ -4345,88 +4725,25 @@
         </w:tc>
         <w:tc>
           <w:tcPr>
-            <w:tcW w:w="7567" w:type="dxa"/>
+            <w:tcW w:w="7555" w:type="dxa"/>
           </w:tcPr>
           <w:p>
             <w:pPr>
               <w:cnfStyle w:val="000000100000" w:firstRow="0" w:lastRow="0" w:firstColumn="0" w:lastColumn="0" w:oddVBand="0" w:evenVBand="0" w:oddHBand="1" w:evenHBand="0" w:firstRowFirstColumn="0" w:firstRowLastColumn="0" w:lastRowFirstColumn="0" w:lastRowLastColumn="0"/>
             </w:pPr>
             <w:r>
-              <w:t>[[#features]]</w:t>
-            </w:r>
-            <w:r>
-              <w:t xml:space="preserve"> </w:t>
-            </w:r>
-          </w:p>
-          <w:p>
-            <w:pPr>
-              <w:pStyle w:val="ListParagraph"/>
-              <w:spacing w:after="0" w:line="240" w:lineRule="auto"/>
-              <w:cnfStyle w:val="000000100000" w:firstRow="0" w:lastRow="0" w:firstColumn="0" w:lastColumn="0" w:oddVBand="0" w:evenVBand="0" w:oddHBand="1" w:evenHBand="0" w:firstRowFirstColumn="0" w:firstRowLastColumn="0" w:lastRowFirstColumn="0" w:lastRowLastColumn="0"/>
-              <w:rPr>
-                <w:rFonts w:ascii="Source Sans Pro Light" w:hAnsi="Source Sans Pro Light"/>
-                <w:sz w:val="24"/>
-                <w:szCs w:val="24"/>
-              </w:rPr>
-            </w:pPr>
-            <w:r>
-              <w:rPr>
-                <w:rFonts w:ascii="Source Sans Pro Light" w:hAnsi="Source Sans Pro Light"/>
-                <w:sz w:val="24"/>
-                <w:szCs w:val="24"/>
-              </w:rPr>
+              <w:t xml:space="preserve">[[#features]] </w:t>
+            </w:r>
+            <w:r>
+              <w:t xml:space="preserve">[[feature_index]]. </w:t>
+            </w:r>
+            <w:r>
               <w:t>[[</w:t>
             </w:r>
-            <w:proofErr w:type="spellStart"/>
-            <w:r>
-              <w:rPr>
-                <w:rFonts w:ascii="Source Sans Pro Light" w:hAnsi="Source Sans Pro Light"/>
-                <w:sz w:val="24"/>
-                <w:szCs w:val="24"/>
-              </w:rPr>
-              <w:t>feature_index</w:t>
-            </w:r>
-            <w:proofErr w:type="spellEnd"/>
-            <w:r>
-              <w:rPr>
-                <w:rFonts w:ascii="Source Sans Pro Light" w:hAnsi="Source Sans Pro Light"/>
-                <w:sz w:val="24"/>
-                <w:szCs w:val="24"/>
-              </w:rPr>
-              <w:t xml:space="preserve">]]. </w:t>
-            </w:r>
-            <w:r>
-              <w:rPr>
-                <w:rFonts w:ascii="Source Sans Pro Light" w:hAnsi="Source Sans Pro Light"/>
-                <w:sz w:val="24"/>
-                <w:szCs w:val="24"/>
-              </w:rPr>
-              <w:t>[</w:t>
-            </w:r>
-            <w:r>
-              <w:rPr>
-                <w:rFonts w:ascii="Source Sans Pro Light" w:hAnsi="Source Sans Pro Light"/>
-                <w:sz w:val="24"/>
-                <w:szCs w:val="24"/>
-              </w:rPr>
-              <w:t>[</w:t>
-            </w:r>
-            <w:proofErr w:type="spellStart"/>
-            <w:r>
-              <w:rPr>
-                <w:rFonts w:ascii="Source Sans Pro Light" w:hAnsi="Source Sans Pro Light"/>
-                <w:sz w:val="24"/>
-                <w:szCs w:val="24"/>
-              </w:rPr>
+            <w:r>
               <w:t>feature_name</w:t>
             </w:r>
-            <w:proofErr w:type="spellEnd"/>
-            <w:r>
-              <w:rPr>
-                <w:rFonts w:ascii="Source Sans Pro Light" w:hAnsi="Source Sans Pro Light"/>
-                <w:sz w:val="24"/>
-                <w:szCs w:val="24"/>
-              </w:rPr>
+            <w:r>
               <w:t>]]</w:t>
             </w:r>
           </w:p>
@@ -4446,7 +4763,6 @@
         <w:br/>
         <w:t>[[/</w:t>
       </w:r>
-      <w:proofErr w:type="spellStart"/>
       <w:r>
         <w:t>app</w:t>
       </w:r>
@@ -4456,7 +4772,6 @@
       <w:r>
         <w:t>icationPlatformRequirements</w:t>
       </w:r>
-      <w:proofErr w:type="spellEnd"/>
       <w:r>
         <w:t>]]</w:t>
       </w:r>
@@ -4526,19 +4841,7 @@
     <w:p/>
     <w:p>
       <w:r>
-        <w:t>[[#</w:t>
-      </w:r>
-      <w:r>
-        <w:t>app</w:t>
-      </w:r>
-      <w:r>
-        <w:t>l</w:t>
-      </w:r>
-      <w:r>
-        <w:t>icationPlatformRequirements</w:t>
-      </w:r>
-      <w:r>
-        <w:t>]]</w:t>
+        <w:t>[[#applicationPlatformRequirements]]</w:t>
       </w:r>
     </w:p>
     <w:p>
@@ -4548,33 +4851,7 @@
           <w:bCs/>
           <w:color w:val="48B2AA"/>
         </w:rPr>
-        <w:t>[[</w:t>
-      </w:r>
-      <w:proofErr w:type="spellStart"/>
-      <w:r>
-        <w:rPr>
-          <w:b/>
-          <w:bCs/>
-          <w:color w:val="48B2AA"/>
-        </w:rPr>
-        <w:t>application_platform_index</w:t>
-      </w:r>
-      <w:proofErr w:type="spellEnd"/>
-      <w:r>
-        <w:rPr>
-          <w:b/>
-          <w:bCs/>
-          <w:color w:val="48B2AA"/>
-        </w:rPr>
-        <w:t>]].</w:t>
-      </w:r>
-      <w:r>
-        <w:rPr>
-          <w:b/>
-          <w:bCs/>
-          <w:color w:val="48B2AA"/>
-        </w:rPr>
-        <w:t>[[name]]</w:t>
+        <w:t>[[application_platform_index]].[[name]]</w:t>
       </w:r>
     </w:p>
     <w:p>
@@ -4622,8 +4899,8 @@
         <w:tblLook w:val="04A0" w:firstRow="1" w:lastRow="0" w:firstColumn="1" w:lastColumn="0" w:noHBand="0" w:noVBand="1"/>
       </w:tblPr>
       <w:tblGrid>
-        <w:gridCol w:w="4507"/>
-        <w:gridCol w:w="4853"/>
+        <w:gridCol w:w="4897"/>
+        <w:gridCol w:w="4463"/>
       </w:tblGrid>
       <w:tr>
         <w:trPr>
@@ -4643,11 +4920,15 @@
             <w:pPr>
               <w:rPr>
                 <w:rFonts w:ascii="Source Sans Pro Light" w:hAnsi="Source Sans Pro Light" w:cstheme="minorHAnsi"/>
+                <w:sz w:val="24"/>
+                <w:szCs w:val="24"/>
               </w:rPr>
             </w:pPr>
             <w:r>
               <w:rPr>
                 <w:rFonts w:ascii="Source Sans Pro Light" w:hAnsi="Source Sans Pro Light" w:cstheme="minorHAnsi"/>
+                <w:sz w:val="24"/>
+                <w:szCs w:val="24"/>
               </w:rPr>
               <w:t>Description</w:t>
             </w:r>
@@ -4669,6 +4950,8 @@
                 <w:rFonts w:ascii="Source Sans Pro Light" w:hAnsi="Source Sans Pro Light"/>
                 <w:b w:val="0"/>
                 <w:bCs w:val="0"/>
+                <w:sz w:val="24"/>
+                <w:szCs w:val="24"/>
               </w:rPr>
             </w:pPr>
             <w:r>
@@ -4676,6 +4959,8 @@
                 <w:rFonts w:ascii="Source Sans Pro Light" w:hAnsi="Source Sans Pro Light"/>
                 <w:b w:val="0"/>
                 <w:bCs w:val="0"/>
+                <w:sz w:val="24"/>
+                <w:szCs w:val="24"/>
               </w:rPr>
               <w:t>[[description]]</w:t>
             </w:r>
@@ -4700,11 +4985,15 @@
             <w:pPr>
               <w:rPr>
                 <w:rFonts w:ascii="Source Sans Pro Light" w:hAnsi="Source Sans Pro Light" w:cstheme="minorHAnsi"/>
+                <w:sz w:val="24"/>
+                <w:szCs w:val="24"/>
               </w:rPr>
             </w:pPr>
             <w:r>
               <w:rPr>
                 <w:rFonts w:ascii="Source Sans Pro Light" w:hAnsi="Source Sans Pro Light" w:cstheme="minorHAnsi"/>
+                <w:sz w:val="24"/>
+                <w:szCs w:val="24"/>
               </w:rPr>
               <w:t>Objective</w:t>
             </w:r>
@@ -4724,28 +5013,34 @@
               <w:cnfStyle w:val="000000100000" w:firstRow="0" w:lastRow="0" w:firstColumn="0" w:lastColumn="0" w:oddVBand="0" w:evenVBand="0" w:oddHBand="1" w:evenHBand="0" w:firstRowFirstColumn="0" w:firstRowLastColumn="0" w:lastRowFirstColumn="0" w:lastRowLastColumn="0"/>
               <w:rPr>
                 <w:rFonts w:ascii="Source Sans Pro Light" w:hAnsi="Source Sans Pro Light" w:cstheme="minorHAnsi"/>
+                <w:sz w:val="24"/>
+                <w:szCs w:val="24"/>
                 <w:lang w:val="en-US" w:eastAsia="ja-JP"/>
               </w:rPr>
             </w:pPr>
             <w:r>
               <w:rPr>
                 <w:rFonts w:ascii="Source Sans Pro Light" w:hAnsi="Source Sans Pro Light" w:cstheme="minorHAnsi"/>
+                <w:sz w:val="24"/>
+                <w:szCs w:val="24"/>
                 <w:lang w:val="en-US" w:eastAsia="ja-JP"/>
               </w:rPr>
               <w:t>[[</w:t>
             </w:r>
-            <w:proofErr w:type="spellStart"/>
             <w:r>
               <w:rPr>
                 <w:rFonts w:ascii="Source Sans Pro Light" w:hAnsi="Source Sans Pro Light" w:cstheme="minorHAnsi"/>
+                <w:sz w:val="24"/>
+                <w:szCs w:val="24"/>
                 <w:lang w:val="en-US" w:eastAsia="ja-JP"/>
               </w:rPr>
               <w:t>feature_obj</w:t>
             </w:r>
-            <w:proofErr w:type="spellEnd"/>
             <w:r>
               <w:rPr>
                 <w:rFonts w:ascii="Source Sans Pro Light" w:hAnsi="Source Sans Pro Light" w:cstheme="minorHAnsi"/>
+                <w:sz w:val="24"/>
+                <w:szCs w:val="24"/>
                 <w:lang w:val="en-US" w:eastAsia="ja-JP"/>
               </w:rPr>
               <w:t>]]</w:t>
@@ -4771,6 +5066,8 @@
             <w:pPr>
               <w:rPr>
                 <w:rFonts w:ascii="Source Sans Pro Light" w:hAnsi="Source Sans Pro Light" w:cstheme="minorHAnsi"/>
+                <w:sz w:val="24"/>
+                <w:szCs w:val="24"/>
                 <w:lang w:val="en-US" w:eastAsia="ja-JP"/>
               </w:rPr>
             </w:pPr>
@@ -4795,57 +5092,39 @@
             <w:pPr>
               <w:rPr>
                 <w:rFonts w:ascii="Source Sans Pro Light" w:hAnsi="Source Sans Pro Light" w:cstheme="minorHAnsi"/>
+                <w:sz w:val="24"/>
+                <w:szCs w:val="24"/>
               </w:rPr>
             </w:pPr>
             <w:r>
               <w:rPr>
                 <w:rFonts w:ascii="Source Sans Pro Light" w:hAnsi="Source Sans Pro Light" w:cstheme="minorHAnsi"/>
-              </w:rPr>
-              <w:t>[[</w:t>
-            </w:r>
-            <w:proofErr w:type="spellStart"/>
+                <w:sz w:val="24"/>
+                <w:szCs w:val="24"/>
+              </w:rPr>
+              <w:t>[[application_platform_index]]</w:t>
+            </w:r>
             <w:r>
               <w:rPr>
                 <w:rFonts w:ascii="Source Sans Pro Light" w:hAnsi="Source Sans Pro Light" w:cstheme="minorHAnsi"/>
-              </w:rPr>
-              <w:t>application_platform_index</w:t>
-            </w:r>
-            <w:proofErr w:type="spellEnd"/>
+                <w:sz w:val="24"/>
+                <w:szCs w:val="24"/>
+              </w:rPr>
+              <w:t>.</w:t>
+            </w:r>
             <w:r>
               <w:rPr>
                 <w:rFonts w:ascii="Source Sans Pro Light" w:hAnsi="Source Sans Pro Light" w:cstheme="minorHAnsi"/>
-              </w:rPr>
-              <w:t>]]</w:t>
+                <w:sz w:val="24"/>
+                <w:szCs w:val="24"/>
+              </w:rPr>
+              <w:t>[[feature_index]]</w:t>
             </w:r>
             <w:r>
               <w:rPr>
                 <w:rFonts w:ascii="Source Sans Pro Light" w:hAnsi="Source Sans Pro Light" w:cstheme="minorHAnsi"/>
-              </w:rPr>
-              <w:t>.</w:t>
-            </w:r>
-            <w:r>
-              <w:rPr>
-                <w:rFonts w:ascii="Source Sans Pro Light" w:hAnsi="Source Sans Pro Light" w:cstheme="minorHAnsi"/>
-              </w:rPr>
-              <w:t>[[</w:t>
-            </w:r>
-            <w:proofErr w:type="spellStart"/>
-            <w:r>
-              <w:rPr>
-                <w:rFonts w:ascii="Source Sans Pro Light" w:hAnsi="Source Sans Pro Light" w:cstheme="minorHAnsi"/>
-              </w:rPr>
-              <w:t>feature_index</w:t>
-            </w:r>
-            <w:proofErr w:type="spellEnd"/>
-            <w:r>
-              <w:rPr>
-                <w:rFonts w:ascii="Source Sans Pro Light" w:hAnsi="Source Sans Pro Light" w:cstheme="minorHAnsi"/>
-              </w:rPr>
-              <w:t>]]</w:t>
-            </w:r>
-            <w:r>
-              <w:rPr>
-                <w:rFonts w:ascii="Source Sans Pro Light" w:hAnsi="Source Sans Pro Light" w:cstheme="minorHAnsi"/>
+                <w:sz w:val="24"/>
+                <w:szCs w:val="24"/>
               </w:rPr>
               <w:t>. Requirements</w:t>
             </w:r>
@@ -4866,31 +5145,39 @@
               <w:cnfStyle w:val="000000100000" w:firstRow="0" w:lastRow="0" w:firstColumn="0" w:lastColumn="0" w:oddVBand="0" w:evenVBand="0" w:oddHBand="1" w:evenHBand="0" w:firstRowFirstColumn="0" w:firstRowLastColumn="0" w:lastRowFirstColumn="0" w:lastRowLastColumn="0"/>
               <w:rPr>
                 <w:rFonts w:ascii="Source Sans Pro Light" w:hAnsi="Source Sans Pro Light"/>
-              </w:rPr>
-            </w:pPr>
-            <w:r>
-              <w:rPr>
-                <w:rFonts w:ascii="Source Sans Pro Light" w:hAnsi="Source Sans Pro Light"/>
+                <w:sz w:val="24"/>
+                <w:szCs w:val="24"/>
+              </w:rPr>
+            </w:pPr>
+            <w:r>
+              <w:rPr>
+                <w:rFonts w:ascii="Source Sans Pro Light" w:hAnsi="Source Sans Pro Light"/>
+                <w:sz w:val="24"/>
+                <w:szCs w:val="24"/>
               </w:rPr>
               <w:t>[[</w:t>
             </w:r>
-            <w:proofErr w:type="spellStart"/>
-            <w:r>
-              <w:rPr>
-                <w:rFonts w:ascii="Source Sans Pro Light" w:hAnsi="Source Sans Pro Light"/>
+            <w:r>
+              <w:rPr>
+                <w:rFonts w:ascii="Source Sans Pro Light" w:hAnsi="Source Sans Pro Light"/>
+                <w:sz w:val="24"/>
+                <w:szCs w:val="24"/>
               </w:rPr>
               <w:t>feature_name</w:t>
             </w:r>
-            <w:proofErr w:type="spellEnd"/>
-            <w:r>
-              <w:rPr>
-                <w:rFonts w:ascii="Source Sans Pro Light" w:hAnsi="Source Sans Pro Light"/>
+            <w:r>
+              <w:rPr>
+                <w:rFonts w:ascii="Source Sans Pro Light" w:hAnsi="Source Sans Pro Light"/>
+                <w:sz w:val="24"/>
+                <w:szCs w:val="24"/>
               </w:rPr>
               <w:t>]]</w:t>
             </w:r>
             <w:r>
               <w:rPr>
                 <w:rFonts w:ascii="Source Sans Pro Light" w:hAnsi="Source Sans Pro Light"/>
+                <w:sz w:val="24"/>
+                <w:szCs w:val="24"/>
               </w:rPr>
               <w:t xml:space="preserve"> feature</w:t>
             </w:r>
@@ -4912,11 +5199,15 @@
             <w:pPr>
               <w:rPr>
                 <w:rFonts w:ascii="Source Sans Pro Light" w:hAnsi="Source Sans Pro Light" w:cstheme="minorHAnsi"/>
+                <w:sz w:val="24"/>
+                <w:szCs w:val="24"/>
               </w:rPr>
             </w:pPr>
             <w:r>
               <w:rPr>
                 <w:rFonts w:ascii="Source Sans Pro Light" w:hAnsi="Source Sans Pro Light" w:cstheme="minorHAnsi"/>
+                <w:sz w:val="24"/>
+                <w:szCs w:val="24"/>
               </w:rPr>
               <w:t>Acceptance Criteria</w:t>
             </w:r>
@@ -4946,27 +5237,12 @@
                 <w:sz w:val="24"/>
                 <w:szCs w:val="24"/>
               </w:rPr>
-              <w:t>[[#</w:t>
-            </w:r>
-            <w:r>
-              <w:rPr>
-                <w:rFonts w:ascii="Source Sans Pro Light" w:hAnsi="Source Sans Pro Light"/>
-                <w:sz w:val="24"/>
-                <w:szCs w:val="24"/>
-              </w:rPr>
-              <w:t>acceptance_criteria</w:t>
-            </w:r>
-            <w:r>
-              <w:rPr>
-                <w:rFonts w:ascii="Source Sans Pro Light" w:hAnsi="Source Sans Pro Light"/>
-                <w:sz w:val="24"/>
-                <w:szCs w:val="24"/>
-              </w:rPr>
-              <w:t xml:space="preserve">]] </w:t>
-            </w:r>
-          </w:p>
-          <w:p>
-            <w:pPr>
+              <w:t>[[#acceptance_criteria]]</w:t>
+            </w:r>
+          </w:p>
+          <w:p>
+            <w:pPr>
+              <w:ind w:left="397" w:hanging="397"/>
               <w:cnfStyle w:val="000000000000" w:firstRow="0" w:lastRow="0" w:firstColumn="0" w:lastColumn="0" w:oddVBand="0" w:evenVBand="0" w:oddHBand="0" w:evenHBand="0" w:firstRowFirstColumn="0" w:firstRowLastColumn="0" w:lastRowFirstColumn="0" w:lastRowLastColumn="0"/>
               <w:rPr>
                 <w:rFonts w:ascii="Source Sans Pro Light" w:hAnsi="Source Sans Pro Light"/>
@@ -4977,15 +5253,18 @@
             <w:r>
               <w:rPr>
                 <w:rFonts w:ascii="Source Sans Pro Light" w:hAnsi="Source Sans Pro Light"/>
-                <w:sz w:val="24"/>
-                <w:szCs w:val="24"/>
-              </w:rPr>
-              <w:t xml:space="preserve">      [[</w:t>
-            </w:r>
-            <w:proofErr w:type="spellStart"/>
-            <w:r>
-              <w:rPr>
-                <w:rFonts w:ascii="Source Sans Pro Light" w:hAnsi="Source Sans Pro Light"/>
+                <w:b/>
+                <w:bCs/>
+                <w:sz w:val="24"/>
+                <w:szCs w:val="24"/>
+              </w:rPr>
+              <w:t>[[</w:t>
+            </w:r>
+            <w:r>
+              <w:rPr>
+                <w:rFonts w:ascii="Source Sans Pro Light" w:hAnsi="Source Sans Pro Light"/>
+                <w:b/>
+                <w:bCs/>
                 <w:sz w:val="24"/>
                 <w:szCs w:val="24"/>
               </w:rPr>
@@ -4994,19 +5273,32 @@
             <w:r>
               <w:rPr>
                 <w:rFonts w:ascii="Source Sans Pro Light" w:hAnsi="Source Sans Pro Light"/>
-                <w:sz w:val="24"/>
-                <w:szCs w:val="24"/>
-              </w:rPr>
-              <w:t>_index</w:t>
-            </w:r>
-            <w:proofErr w:type="spellEnd"/>
-            <w:r>
-              <w:rPr>
-                <w:rFonts w:ascii="Source Sans Pro Light" w:hAnsi="Source Sans Pro Light"/>
-                <w:sz w:val="24"/>
-                <w:szCs w:val="24"/>
-              </w:rPr>
-              <w:t xml:space="preserve">]]. </w:t>
+                <w:b/>
+                <w:bCs/>
+                <w:sz w:val="24"/>
+                <w:szCs w:val="24"/>
+              </w:rPr>
+              <w:t>_index]].</w:t>
+            </w:r>
+            <w:r>
+              <w:rPr>
+                <w:rFonts w:ascii="Source Sans Pro Light" w:hAnsi="Source Sans Pro Light"/>
+                <w:b/>
+                <w:bCs/>
+                <w:sz w:val="24"/>
+                <w:szCs w:val="24"/>
+              </w:rPr>
+              <w:t xml:space="preserve"> </w:t>
+            </w:r>
+            <w:r>
+              <w:rPr>
+                <w:rFonts w:ascii="Source Sans Pro Light" w:hAnsi="Source Sans Pro Light"/>
+                <w:b/>
+                <w:bCs/>
+                <w:sz w:val="24"/>
+                <w:szCs w:val="24"/>
+              </w:rPr>
+              <w:t xml:space="preserve">   </w:t>
             </w:r>
             <w:r>
               <w:rPr>
@@ -5035,39 +5327,31 @@
           </w:p>
           <w:p>
             <w:pPr>
+              <w:ind w:left="397" w:hanging="397"/>
               <w:cnfStyle w:val="000000000000" w:firstRow="0" w:lastRow="0" w:firstColumn="0" w:lastColumn="0" w:oddVBand="0" w:evenVBand="0" w:oddHBand="0" w:evenHBand="0" w:firstRowFirstColumn="0" w:firstRowLastColumn="0" w:lastRowFirstColumn="0" w:lastRowLastColumn="0"/>
               <w:rPr>
-                <w:rFonts w:ascii="Source Sans Pro Light" w:hAnsi="Source Sans Pro Light" w:cstheme="minorHAnsi"/>
-                <w:sz w:val="24"/>
-                <w:szCs w:val="24"/>
-                <w:lang w:val="en-GB" w:eastAsia="ja-JP"/>
-              </w:rPr>
-            </w:pPr>
-            <w:r>
-              <w:rPr>
-                <w:rFonts w:ascii="Source Sans Pro Light" w:hAnsi="Source Sans Pro Light"/>
-                <w:sz w:val="24"/>
-                <w:szCs w:val="24"/>
-              </w:rPr>
-              <w:t>[[/</w:t>
-            </w:r>
-            <w:proofErr w:type="spellStart"/>
-            <w:r>
-              <w:rPr>
-                <w:rFonts w:ascii="Source Sans Pro Light" w:hAnsi="Source Sans Pro Light"/>
-                <w:sz w:val="24"/>
-                <w:szCs w:val="24"/>
-              </w:rPr>
-              <w:t>acceptance_criteria</w:t>
-            </w:r>
-            <w:proofErr w:type="spellEnd"/>
-            <w:r>
-              <w:rPr>
-                <w:rFonts w:ascii="Source Sans Pro Light" w:hAnsi="Source Sans Pro Light"/>
-                <w:sz w:val="24"/>
-                <w:szCs w:val="24"/>
-              </w:rPr>
-              <w:t>]]</w:t>
+                <w:rFonts w:ascii="Source Sans Pro Light" w:hAnsi="Source Sans Pro Light"/>
+                <w:sz w:val="24"/>
+                <w:szCs w:val="24"/>
+              </w:rPr>
+            </w:pPr>
+          </w:p>
+          <w:p>
+            <w:pPr>
+              <w:cnfStyle w:val="000000000000" w:firstRow="0" w:lastRow="0" w:firstColumn="0" w:lastColumn="0" w:oddVBand="0" w:evenVBand="0" w:oddHBand="0" w:evenHBand="0" w:firstRowFirstColumn="0" w:firstRowLastColumn="0" w:lastRowFirstColumn="0" w:lastRowLastColumn="0"/>
+              <w:rPr>
+                <w:rFonts w:ascii="Source Sans Pro Light" w:hAnsi="Source Sans Pro Light"/>
+                <w:sz w:val="24"/>
+                <w:szCs w:val="24"/>
+              </w:rPr>
+            </w:pPr>
+            <w:r>
+              <w:rPr>
+                <w:rFonts w:ascii="Source Sans Pro Light" w:hAnsi="Source Sans Pro Light"/>
+                <w:sz w:val="24"/>
+                <w:szCs w:val="24"/>
+              </w:rPr>
+              <w:t>[[/acceptance_criteria]]</w:t>
             </w:r>
           </w:p>
         </w:tc>
@@ -5090,44 +5374,12 @@
           <w:sz w:val="24"/>
           <w:szCs w:val="24"/>
         </w:rPr>
-        <w:t>[[</w:t>
-      </w:r>
-      <w:r>
-        <w:rPr>
-          <w:rFonts w:ascii="Source Sans Pro Light" w:hAnsi="Source Sans Pro Light"/>
-          <w:color w:val="auto"/>
-          <w:sz w:val="24"/>
-          <w:szCs w:val="24"/>
-        </w:rPr>
-        <w:t>/</w:t>
-      </w:r>
-      <w:r>
-        <w:rPr>
-          <w:rFonts w:ascii="Source Sans Pro Light" w:hAnsi="Source Sans Pro Light"/>
-          <w:color w:val="auto"/>
-          <w:sz w:val="24"/>
-          <w:szCs w:val="24"/>
-        </w:rPr>
-        <w:t>features]]</w:t>
-      </w:r>
-    </w:p>
-    <w:p>
-      <w:r>
-        <w:t>[[/</w:t>
-      </w:r>
-      <w:proofErr w:type="spellStart"/>
-      <w:r>
-        <w:t>app</w:t>
-      </w:r>
-      <w:r>
-        <w:t>l</w:t>
-      </w:r>
-      <w:r>
-        <w:t>icationPlatformRequirements</w:t>
-      </w:r>
-      <w:proofErr w:type="spellEnd"/>
-      <w:r>
-        <w:t>]]</w:t>
+        <w:t>[[/features]]</w:t>
+      </w:r>
+    </w:p>
+    <w:p>
+      <w:r>
+        <w:t>[[/applicationPlatformRequirements]]</w:t>
       </w:r>
     </w:p>
     <w:p>
@@ -5136,8 +5388,6 @@
           <w:rFonts w:ascii="Avenir Book" w:hAnsi="Avenir Book"/>
           <w:b/>
           <w:bCs/>
-          <w:sz w:val="28"/>
-          <w:szCs w:val="28"/>
         </w:rPr>
       </w:pPr>
     </w:p>
@@ -5370,7 +5620,35 @@
                 <w:rFonts w:ascii="Source Sans Pro Light" w:hAnsi="Source Sans Pro Light" w:cstheme="minorHAnsi"/>
                 <w:lang w:val="en-US" w:eastAsia="ja-JP"/>
               </w:rPr>
-              <w:t>[Date Created]</w:t>
+              <w:t>[</w:t>
+            </w:r>
+            <w:r>
+              <w:rPr>
+                <w:rFonts w:ascii="Source Sans Pro Light" w:hAnsi="Source Sans Pro Light" w:cstheme="minorHAnsi"/>
+                <w:lang w:val="en-US" w:eastAsia="ja-JP"/>
+              </w:rPr>
+              <w:t>[</w:t>
+            </w:r>
+            <w:r>
+              <w:rPr>
+                <w:rFonts w:ascii="Source Sans Pro Light" w:hAnsi="Source Sans Pro Light" w:cstheme="minorHAnsi"/>
+                <w:lang w:val="en-US" w:eastAsia="ja-JP"/>
+              </w:rPr>
+              <w:t>submission_date</w:t>
+            </w:r>
+            <w:r>
+              <w:rPr>
+                <w:rFonts w:ascii="Source Sans Pro Light" w:hAnsi="Source Sans Pro Light" w:cstheme="minorHAnsi"/>
+                <w:lang w:val="en-US" w:eastAsia="ja-JP"/>
+              </w:rPr>
+              <w:t>]</w:t>
+            </w:r>
+            <w:r>
+              <w:rPr>
+                <w:rFonts w:ascii="Source Sans Pro Light" w:hAnsi="Source Sans Pro Light" w:cstheme="minorHAnsi"/>
+                <w:lang w:val="en-US" w:eastAsia="ja-JP"/>
+              </w:rPr>
+              <w:t>]</w:t>
             </w:r>
           </w:p>
         </w:tc>
@@ -5387,6 +5665,13 @@
                 <w:lang w:val="en-US" w:eastAsia="ja-JP"/>
               </w:rPr>
             </w:pPr>
+            <w:r>
+              <w:rPr>
+                <w:rFonts w:ascii="Source Sans Pro Light" w:hAnsi="Source Sans Pro Light" w:cstheme="minorHAnsi"/>
+                <w:lang w:val="en-US" w:eastAsia="ja-JP"/>
+              </w:rPr>
+              <w:t>[[prepared_by]]</w:t>
+            </w:r>
           </w:p>
         </w:tc>
         <w:tc>
@@ -5426,16 +5711,6 @@
     <w:p>
       <w:pPr>
         <w:rPr>
-          <w:rFonts w:ascii="Source Sans Pro" w:hAnsi="Source Sans Pro" w:cstheme="minorHAnsi"/>
-          <w:sz w:val="28"/>
-          <w:szCs w:val="28"/>
-          <w:lang w:val="en-US" w:eastAsia="ja-JP"/>
-        </w:rPr>
-      </w:pPr>
-    </w:p>
-    <w:p>
-      <w:pPr>
-        <w:rPr>
           <w:rFonts w:ascii="Avenir Book" w:hAnsi="Avenir Book" w:cstheme="minorHAnsi"/>
           <w:sz w:val="28"/>
           <w:szCs w:val="28"/>
@@ -5464,9 +5739,33 @@
           <w:rFonts w:ascii="Avenir Book" w:hAnsi="Avenir Book" w:cstheme="minorHAnsi"/>
           <w:sz w:val="28"/>
           <w:szCs w:val="28"/>
-          <w:lang w:val="en-US" w:eastAsia="ja-JP"/>
-        </w:rPr>
-      </w:pPr>
+        </w:rPr>
+      </w:pPr>
+    </w:p>
+    <w:p>
+      <w:pPr>
+        <w:rPr>
+          <w:lang w:eastAsia="en-GB"/>
+        </w:rPr>
+      </w:pPr>
+      <w:r>
+        <w:rPr>
+          <w:lang w:eastAsia="en-GB"/>
+        </w:rPr>
+        <w:t>[[#</w:t>
+      </w:r>
+      <w:r>
+        <w:rPr>
+          <w:lang w:eastAsia="en-GB"/>
+        </w:rPr>
+        <w:t>isBothPlatform</w:t>
+      </w:r>
+      <w:r>
+        <w:rPr>
+          <w:lang w:eastAsia="en-GB"/>
+        </w:rPr>
+        <w:t>]]</w:t>
+      </w:r>
     </w:p>
     <w:tbl>
       <w:tblPr>
@@ -5601,8 +5900,11 @@
             <w:pPr>
               <w:jc w:val="center"/>
               <w:rPr>
+                <w:rFonts w:ascii="Source Sans Pro Light" w:hAnsi="Source Sans Pro Light"/>
                 <w:b/>
                 <w:bCs/>
+                <w:sz w:val="24"/>
+                <w:szCs w:val="24"/>
               </w:rPr>
             </w:pPr>
             <w:r>
@@ -5615,6 +5917,27 @@
               </w:rPr>
               <w:t>Amount</w:t>
             </w:r>
+          </w:p>
+          <w:p>
+            <w:pPr>
+              <w:jc w:val="center"/>
+              <w:rPr>
+                <w:rFonts w:ascii="Source Sans Pro Light" w:hAnsi="Source Sans Pro Light"/>
+                <w:b/>
+                <w:bCs/>
+                <w:sz w:val="24"/>
+                <w:szCs w:val="24"/>
+              </w:rPr>
+            </w:pPr>
+          </w:p>
+          <w:p>
+            <w:pPr>
+              <w:jc w:val="center"/>
+              <w:rPr>
+                <w:b/>
+                <w:bCs/>
+              </w:rPr>
+            </w:pPr>
           </w:p>
         </w:tc>
       </w:tr>
@@ -5934,6 +6257,14 @@
               </w:rPr>
               <w:t>Mobile Developer</w:t>
             </w:r>
+            <w:r>
+              <w:rPr>
+                <w:rFonts w:ascii="Source Sans Pro Light" w:hAnsi="Source Sans Pro Light"/>
+                <w:sz w:val="24"/>
+                <w:szCs w:val="24"/>
+              </w:rPr>
+              <w:t>s</w:t>
+            </w:r>
           </w:p>
         </w:tc>
         <w:tc>
@@ -6407,6 +6738,1825 @@
     <w:p>
       <w:pPr>
         <w:rPr>
+          <w:lang w:eastAsia="en-GB"/>
+        </w:rPr>
+      </w:pPr>
+      <w:r>
+        <w:rPr>
+          <w:lang w:eastAsia="en-GB"/>
+        </w:rPr>
+        <w:t>[[/</w:t>
+      </w:r>
+      <w:r>
+        <w:rPr>
+          <w:lang w:eastAsia="en-GB"/>
+        </w:rPr>
+        <w:t>isBothPlatform</w:t>
+      </w:r>
+      <w:r>
+        <w:rPr>
+          <w:lang w:eastAsia="en-GB"/>
+        </w:rPr>
+        <w:t>]]</w:t>
+      </w:r>
+    </w:p>
+    <w:p>
+      <w:pPr>
+        <w:rPr>
+          <w:lang w:eastAsia="en-GB"/>
+        </w:rPr>
+      </w:pPr>
+      <w:r>
+        <w:rPr>
+          <w:lang w:eastAsia="en-GB"/>
+        </w:rPr>
+        <w:t>[[#</w:t>
+      </w:r>
+      <w:r>
+        <w:rPr>
+          <w:lang w:eastAsia="en-GB"/>
+        </w:rPr>
+        <w:t>isPlatform</w:t>
+      </w:r>
+      <w:r>
+        <w:rPr>
+          <w:lang w:eastAsia="en-GB"/>
+        </w:rPr>
+        <w:t>Desktop]]</w:t>
+      </w:r>
+    </w:p>
+    <w:tbl>
+      <w:tblPr>
+        <w:tblStyle w:val="TableGrid"/>
+        <w:tblW w:w="9379" w:type="dxa"/>
+        <w:tblLook w:val="04A0" w:firstRow="1" w:lastRow="0" w:firstColumn="1" w:lastColumn="0" w:noHBand="0" w:noVBand="1"/>
+      </w:tblPr>
+      <w:tblGrid>
+        <w:gridCol w:w="2261"/>
+        <w:gridCol w:w="1562"/>
+        <w:gridCol w:w="1701"/>
+        <w:gridCol w:w="3855"/>
+      </w:tblGrid>
+      <w:tr>
+        <w:trPr>
+          <w:trHeight w:val="293"/>
+        </w:trPr>
+        <w:tc>
+          <w:tcPr>
+            <w:tcW w:w="2261" w:type="dxa"/>
+            <w:tcBorders>
+              <w:top w:val="single" w:sz="4" w:space="0" w:color="48B2AA"/>
+              <w:left w:val="single" w:sz="4" w:space="0" w:color="48B2AA"/>
+              <w:bottom w:val="single" w:sz="4" w:space="0" w:color="48B2AA"/>
+              <w:right w:val="single" w:sz="4" w:space="0" w:color="48B2AA"/>
+            </w:tcBorders>
+            <w:shd w:val="clear" w:color="auto" w:fill="48B2AA"/>
+          </w:tcPr>
+          <w:p>
+            <w:pPr>
+              <w:jc w:val="center"/>
+              <w:rPr>
+                <w:rFonts w:ascii="Source Sans Pro Light" w:hAnsi="Source Sans Pro Light"/>
+                <w:b/>
+                <w:bCs/>
+                <w:sz w:val="24"/>
+                <w:szCs w:val="24"/>
+              </w:rPr>
+            </w:pPr>
+            <w:r>
+              <w:rPr>
+                <w:rFonts w:ascii="Source Sans Pro Light" w:hAnsi="Source Sans Pro Light"/>
+                <w:b/>
+                <w:bCs/>
+                <w:sz w:val="24"/>
+                <w:szCs w:val="24"/>
+              </w:rPr>
+              <w:t>Project Team Components</w:t>
+            </w:r>
+          </w:p>
+        </w:tc>
+        <w:tc>
+          <w:tcPr>
+            <w:tcW w:w="1562" w:type="dxa"/>
+            <w:tcBorders>
+              <w:top w:val="single" w:sz="4" w:space="0" w:color="48B2AA"/>
+              <w:left w:val="single" w:sz="4" w:space="0" w:color="48B2AA"/>
+              <w:bottom w:val="single" w:sz="4" w:space="0" w:color="48B2AA"/>
+              <w:right w:val="single" w:sz="4" w:space="0" w:color="48B2AA"/>
+            </w:tcBorders>
+            <w:shd w:val="clear" w:color="auto" w:fill="48B2AA"/>
+          </w:tcPr>
+          <w:p>
+            <w:pPr>
+              <w:jc w:val="center"/>
+              <w:rPr>
+                <w:rFonts w:ascii="Source Sans Pro Light" w:hAnsi="Source Sans Pro Light"/>
+                <w:b/>
+                <w:bCs/>
+                <w:sz w:val="24"/>
+                <w:szCs w:val="24"/>
+              </w:rPr>
+            </w:pPr>
+            <w:r>
+              <w:rPr>
+                <w:rFonts w:ascii="Source Sans Pro Light" w:hAnsi="Source Sans Pro Light"/>
+                <w:b/>
+                <w:bCs/>
+                <w:sz w:val="24"/>
+                <w:szCs w:val="24"/>
+              </w:rPr>
+              <w:t>Number of Resources</w:t>
+            </w:r>
+          </w:p>
+        </w:tc>
+        <w:tc>
+          <w:tcPr>
+            <w:tcW w:w="1701" w:type="dxa"/>
+            <w:tcBorders>
+              <w:top w:val="single" w:sz="4" w:space="0" w:color="48B2AA"/>
+              <w:left w:val="single" w:sz="4" w:space="0" w:color="48B2AA"/>
+              <w:bottom w:val="single" w:sz="4" w:space="0" w:color="48B2AA"/>
+              <w:right w:val="single" w:sz="4" w:space="0" w:color="48B2AA"/>
+            </w:tcBorders>
+            <w:shd w:val="clear" w:color="auto" w:fill="48B2AA"/>
+          </w:tcPr>
+          <w:p>
+            <w:pPr>
+              <w:jc w:val="center"/>
+              <w:rPr>
+                <w:rFonts w:ascii="Source Sans Pro Light" w:hAnsi="Source Sans Pro Light"/>
+                <w:b/>
+                <w:bCs/>
+                <w:sz w:val="24"/>
+                <w:szCs w:val="24"/>
+              </w:rPr>
+            </w:pPr>
+            <w:r>
+              <w:rPr>
+                <w:rFonts w:ascii="Source Sans Pro Light" w:hAnsi="Source Sans Pro Light"/>
+                <w:b/>
+                <w:bCs/>
+                <w:sz w:val="24"/>
+                <w:szCs w:val="24"/>
+              </w:rPr>
+              <w:t>Working Days Required</w:t>
+            </w:r>
+          </w:p>
+        </w:tc>
+        <w:tc>
+          <w:tcPr>
+            <w:tcW w:w="3855" w:type="dxa"/>
+            <w:tcBorders>
+              <w:top w:val="single" w:sz="4" w:space="0" w:color="48B2AA"/>
+              <w:left w:val="single" w:sz="4" w:space="0" w:color="48B2AA"/>
+              <w:bottom w:val="single" w:sz="4" w:space="0" w:color="48B2AA"/>
+              <w:right w:val="single" w:sz="4" w:space="0" w:color="48B2AA"/>
+            </w:tcBorders>
+            <w:shd w:val="clear" w:color="auto" w:fill="48B2AA"/>
+          </w:tcPr>
+          <w:p>
+            <w:pPr>
+              <w:jc w:val="center"/>
+              <w:rPr>
+                <w:b/>
+                <w:bCs/>
+              </w:rPr>
+            </w:pPr>
+            <w:r>
+              <w:rPr>
+                <w:rFonts w:ascii="Source Sans Pro Light" w:hAnsi="Source Sans Pro Light"/>
+                <w:b/>
+                <w:bCs/>
+                <w:sz w:val="24"/>
+                <w:szCs w:val="24"/>
+              </w:rPr>
+              <w:t>Amount</w:t>
+            </w:r>
+          </w:p>
+        </w:tc>
+      </w:tr>
+      <w:tr>
+        <w:trPr>
+          <w:trHeight w:val="293"/>
+        </w:trPr>
+        <w:tc>
+          <w:tcPr>
+            <w:tcW w:w="2261" w:type="dxa"/>
+            <w:tcBorders>
+              <w:top w:val="single" w:sz="4" w:space="0" w:color="48B2AA"/>
+              <w:left w:val="single" w:sz="4" w:space="0" w:color="48B2AA"/>
+              <w:bottom w:val="single" w:sz="4" w:space="0" w:color="48B2AA"/>
+              <w:right w:val="single" w:sz="4" w:space="0" w:color="48B2AA"/>
+            </w:tcBorders>
+          </w:tcPr>
+          <w:p>
+            <w:pPr>
+              <w:jc w:val="center"/>
+              <w:rPr>
+                <w:rFonts w:ascii="Source Sans Pro Light" w:hAnsi="Source Sans Pro Light"/>
+                <w:sz w:val="24"/>
+                <w:szCs w:val="24"/>
+              </w:rPr>
+            </w:pPr>
+            <w:r>
+              <w:rPr>
+                <w:rFonts w:ascii="Source Sans Pro Light" w:hAnsi="Source Sans Pro Light"/>
+                <w:sz w:val="24"/>
+                <w:szCs w:val="24"/>
+              </w:rPr>
+              <w:t>Project Manager</w:t>
+            </w:r>
+          </w:p>
+        </w:tc>
+        <w:tc>
+          <w:tcPr>
+            <w:tcW w:w="1562" w:type="dxa"/>
+            <w:tcBorders>
+              <w:top w:val="single" w:sz="4" w:space="0" w:color="48B2AA"/>
+              <w:left w:val="single" w:sz="4" w:space="0" w:color="48B2AA"/>
+              <w:bottom w:val="single" w:sz="4" w:space="0" w:color="48B2AA"/>
+              <w:right w:val="single" w:sz="4" w:space="0" w:color="48B2AA"/>
+            </w:tcBorders>
+          </w:tcPr>
+          <w:p>
+            <w:pPr>
+              <w:jc w:val="center"/>
+              <w:rPr>
+                <w:rFonts w:ascii="Source Sans Pro Light" w:hAnsi="Source Sans Pro Light"/>
+                <w:sz w:val="24"/>
+                <w:szCs w:val="24"/>
+              </w:rPr>
+            </w:pPr>
+            <w:r>
+              <w:rPr>
+                <w:rFonts w:ascii="Source Sans Pro Light" w:hAnsi="Source Sans Pro Light"/>
+                <w:sz w:val="24"/>
+                <w:szCs w:val="24"/>
+              </w:rPr>
+              <w:t>1</w:t>
+            </w:r>
+          </w:p>
+        </w:tc>
+        <w:tc>
+          <w:tcPr>
+            <w:tcW w:w="1701" w:type="dxa"/>
+            <w:tcBorders>
+              <w:top w:val="single" w:sz="4" w:space="0" w:color="48B2AA"/>
+              <w:left w:val="single" w:sz="4" w:space="0" w:color="48B2AA"/>
+              <w:bottom w:val="single" w:sz="4" w:space="0" w:color="48B2AA"/>
+              <w:right w:val="single" w:sz="4" w:space="0" w:color="48B2AA"/>
+            </w:tcBorders>
+          </w:tcPr>
+          <w:p>
+            <w:pPr>
+              <w:jc w:val="center"/>
+              <w:rPr>
+                <w:rFonts w:ascii="Source Sans Pro Light" w:hAnsi="Source Sans Pro Light"/>
+                <w:sz w:val="24"/>
+                <w:szCs w:val="24"/>
+              </w:rPr>
+            </w:pPr>
+          </w:p>
+        </w:tc>
+        <w:tc>
+          <w:tcPr>
+            <w:tcW w:w="3855" w:type="dxa"/>
+            <w:tcBorders>
+              <w:top w:val="single" w:sz="4" w:space="0" w:color="48B2AA"/>
+              <w:left w:val="single" w:sz="4" w:space="0" w:color="48B2AA"/>
+              <w:bottom w:val="single" w:sz="4" w:space="0" w:color="48B2AA"/>
+              <w:right w:val="single" w:sz="4" w:space="0" w:color="48B2AA"/>
+            </w:tcBorders>
+          </w:tcPr>
+          <w:p>
+            <w:pPr>
+              <w:jc w:val="center"/>
+            </w:pPr>
+          </w:p>
+        </w:tc>
+      </w:tr>
+      <w:tr>
+        <w:trPr>
+          <w:trHeight w:val="293"/>
+        </w:trPr>
+        <w:tc>
+          <w:tcPr>
+            <w:tcW w:w="2261" w:type="dxa"/>
+            <w:tcBorders>
+              <w:top w:val="single" w:sz="4" w:space="0" w:color="48B2AA"/>
+              <w:left w:val="single" w:sz="4" w:space="0" w:color="48B2AA"/>
+              <w:bottom w:val="single" w:sz="4" w:space="0" w:color="48B2AA"/>
+              <w:right w:val="single" w:sz="4" w:space="0" w:color="48B2AA"/>
+            </w:tcBorders>
+          </w:tcPr>
+          <w:p>
+            <w:pPr>
+              <w:jc w:val="center"/>
+              <w:rPr>
+                <w:rFonts w:ascii="Source Sans Pro Light" w:hAnsi="Source Sans Pro Light"/>
+                <w:sz w:val="24"/>
+                <w:szCs w:val="24"/>
+              </w:rPr>
+            </w:pPr>
+            <w:r>
+              <w:rPr>
+                <w:rFonts w:ascii="Source Sans Pro Light" w:hAnsi="Source Sans Pro Light"/>
+                <w:sz w:val="24"/>
+                <w:szCs w:val="24"/>
+              </w:rPr>
+              <w:t>API Developers</w:t>
+            </w:r>
+          </w:p>
+        </w:tc>
+        <w:tc>
+          <w:tcPr>
+            <w:tcW w:w="1562" w:type="dxa"/>
+            <w:tcBorders>
+              <w:top w:val="single" w:sz="4" w:space="0" w:color="48B2AA"/>
+              <w:left w:val="single" w:sz="4" w:space="0" w:color="48B2AA"/>
+              <w:bottom w:val="single" w:sz="4" w:space="0" w:color="48B2AA"/>
+              <w:right w:val="single" w:sz="4" w:space="0" w:color="48B2AA"/>
+            </w:tcBorders>
+          </w:tcPr>
+          <w:p>
+            <w:pPr>
+              <w:jc w:val="center"/>
+              <w:rPr>
+                <w:rFonts w:ascii="Source Sans Pro Light" w:hAnsi="Source Sans Pro Light"/>
+                <w:sz w:val="24"/>
+                <w:szCs w:val="24"/>
+              </w:rPr>
+            </w:pPr>
+            <w:r>
+              <w:rPr>
+                <w:rFonts w:ascii="Source Sans Pro Light" w:hAnsi="Source Sans Pro Light"/>
+                <w:sz w:val="24"/>
+                <w:szCs w:val="24"/>
+              </w:rPr>
+              <w:t>1</w:t>
+            </w:r>
+          </w:p>
+        </w:tc>
+        <w:tc>
+          <w:tcPr>
+            <w:tcW w:w="1701" w:type="dxa"/>
+            <w:tcBorders>
+              <w:top w:val="single" w:sz="4" w:space="0" w:color="48B2AA"/>
+              <w:left w:val="single" w:sz="4" w:space="0" w:color="48B2AA"/>
+              <w:bottom w:val="single" w:sz="4" w:space="0" w:color="48B2AA"/>
+              <w:right w:val="single" w:sz="4" w:space="0" w:color="48B2AA"/>
+            </w:tcBorders>
+          </w:tcPr>
+          <w:p>
+            <w:pPr>
+              <w:jc w:val="center"/>
+              <w:rPr>
+                <w:rFonts w:ascii="Source Sans Pro Light" w:hAnsi="Source Sans Pro Light"/>
+                <w:sz w:val="24"/>
+                <w:szCs w:val="24"/>
+              </w:rPr>
+            </w:pPr>
+          </w:p>
+        </w:tc>
+        <w:tc>
+          <w:tcPr>
+            <w:tcW w:w="3855" w:type="dxa"/>
+            <w:tcBorders>
+              <w:top w:val="single" w:sz="4" w:space="0" w:color="48B2AA"/>
+              <w:left w:val="single" w:sz="4" w:space="0" w:color="48B2AA"/>
+              <w:bottom w:val="single" w:sz="4" w:space="0" w:color="48B2AA"/>
+              <w:right w:val="single" w:sz="4" w:space="0" w:color="48B2AA"/>
+            </w:tcBorders>
+          </w:tcPr>
+          <w:p>
+            <w:pPr>
+              <w:jc w:val="center"/>
+            </w:pPr>
+          </w:p>
+        </w:tc>
+      </w:tr>
+      <w:tr>
+        <w:trPr>
+          <w:trHeight w:val="293"/>
+        </w:trPr>
+        <w:tc>
+          <w:tcPr>
+            <w:tcW w:w="2261" w:type="dxa"/>
+            <w:tcBorders>
+              <w:top w:val="single" w:sz="4" w:space="0" w:color="48B2AA"/>
+              <w:left w:val="single" w:sz="4" w:space="0" w:color="48B2AA"/>
+              <w:bottom w:val="single" w:sz="4" w:space="0" w:color="48B2AA"/>
+              <w:right w:val="single" w:sz="4" w:space="0" w:color="48B2AA"/>
+            </w:tcBorders>
+          </w:tcPr>
+          <w:p>
+            <w:pPr>
+              <w:jc w:val="center"/>
+            </w:pPr>
+            <w:r>
+              <w:rPr>
+                <w:rFonts w:ascii="Source Sans Pro Light" w:hAnsi="Source Sans Pro Light"/>
+                <w:sz w:val="24"/>
+                <w:szCs w:val="24"/>
+              </w:rPr>
+              <w:t>Web Developers</w:t>
+            </w:r>
+          </w:p>
+        </w:tc>
+        <w:tc>
+          <w:tcPr>
+            <w:tcW w:w="1562" w:type="dxa"/>
+            <w:tcBorders>
+              <w:top w:val="single" w:sz="4" w:space="0" w:color="48B2AA"/>
+              <w:left w:val="single" w:sz="4" w:space="0" w:color="48B2AA"/>
+              <w:bottom w:val="single" w:sz="4" w:space="0" w:color="48B2AA"/>
+              <w:right w:val="single" w:sz="4" w:space="0" w:color="48B2AA"/>
+            </w:tcBorders>
+          </w:tcPr>
+          <w:p>
+            <w:pPr>
+              <w:jc w:val="center"/>
+            </w:pPr>
+            <w:r>
+              <w:rPr>
+                <w:rFonts w:ascii="Source Sans Pro Light" w:hAnsi="Source Sans Pro Light"/>
+                <w:sz w:val="24"/>
+                <w:szCs w:val="24"/>
+              </w:rPr>
+              <w:t>1</w:t>
+            </w:r>
+          </w:p>
+        </w:tc>
+        <w:tc>
+          <w:tcPr>
+            <w:tcW w:w="1701" w:type="dxa"/>
+            <w:tcBorders>
+              <w:top w:val="single" w:sz="4" w:space="0" w:color="48B2AA"/>
+              <w:left w:val="single" w:sz="4" w:space="0" w:color="48B2AA"/>
+              <w:bottom w:val="single" w:sz="4" w:space="0" w:color="48B2AA"/>
+              <w:right w:val="single" w:sz="4" w:space="0" w:color="48B2AA"/>
+            </w:tcBorders>
+          </w:tcPr>
+          <w:p>
+            <w:pPr>
+              <w:jc w:val="center"/>
+            </w:pPr>
+          </w:p>
+        </w:tc>
+        <w:tc>
+          <w:tcPr>
+            <w:tcW w:w="3855" w:type="dxa"/>
+            <w:tcBorders>
+              <w:top w:val="single" w:sz="4" w:space="0" w:color="48B2AA"/>
+              <w:left w:val="single" w:sz="4" w:space="0" w:color="48B2AA"/>
+              <w:bottom w:val="single" w:sz="4" w:space="0" w:color="48B2AA"/>
+              <w:right w:val="single" w:sz="4" w:space="0" w:color="48B2AA"/>
+            </w:tcBorders>
+          </w:tcPr>
+          <w:p>
+            <w:pPr>
+              <w:jc w:val="center"/>
+            </w:pPr>
+          </w:p>
+        </w:tc>
+      </w:tr>
+      <w:tr>
+        <w:trPr>
+          <w:trHeight w:val="293"/>
+        </w:trPr>
+        <w:tc>
+          <w:tcPr>
+            <w:tcW w:w="2261" w:type="dxa"/>
+            <w:tcBorders>
+              <w:top w:val="single" w:sz="4" w:space="0" w:color="48B2AA"/>
+              <w:left w:val="single" w:sz="4" w:space="0" w:color="48B2AA"/>
+              <w:bottom w:val="single" w:sz="4" w:space="0" w:color="48B2AA"/>
+              <w:right w:val="single" w:sz="4" w:space="0" w:color="48B2AA"/>
+            </w:tcBorders>
+          </w:tcPr>
+          <w:p>
+            <w:pPr>
+              <w:jc w:val="center"/>
+              <w:rPr>
+                <w:rFonts w:ascii="Source Sans Pro Light" w:hAnsi="Source Sans Pro Light"/>
+                <w:sz w:val="24"/>
+                <w:szCs w:val="24"/>
+              </w:rPr>
+            </w:pPr>
+            <w:r>
+              <w:rPr>
+                <w:rFonts w:ascii="Source Sans Pro Light" w:hAnsi="Source Sans Pro Light"/>
+                <w:sz w:val="24"/>
+                <w:szCs w:val="24"/>
+              </w:rPr>
+              <w:t>Technical Lead</w:t>
+            </w:r>
+          </w:p>
+        </w:tc>
+        <w:tc>
+          <w:tcPr>
+            <w:tcW w:w="1562" w:type="dxa"/>
+            <w:tcBorders>
+              <w:top w:val="single" w:sz="4" w:space="0" w:color="48B2AA"/>
+              <w:left w:val="single" w:sz="4" w:space="0" w:color="48B2AA"/>
+              <w:bottom w:val="single" w:sz="4" w:space="0" w:color="48B2AA"/>
+              <w:right w:val="single" w:sz="4" w:space="0" w:color="48B2AA"/>
+            </w:tcBorders>
+          </w:tcPr>
+          <w:p>
+            <w:pPr>
+              <w:jc w:val="center"/>
+              <w:rPr>
+                <w:rFonts w:ascii="Source Sans Pro Light" w:hAnsi="Source Sans Pro Light"/>
+                <w:sz w:val="24"/>
+                <w:szCs w:val="24"/>
+              </w:rPr>
+            </w:pPr>
+            <w:r>
+              <w:rPr>
+                <w:rFonts w:ascii="Source Sans Pro Light" w:hAnsi="Source Sans Pro Light"/>
+                <w:sz w:val="24"/>
+                <w:szCs w:val="24"/>
+              </w:rPr>
+              <w:t>1</w:t>
+            </w:r>
+          </w:p>
+        </w:tc>
+        <w:tc>
+          <w:tcPr>
+            <w:tcW w:w="1701" w:type="dxa"/>
+            <w:tcBorders>
+              <w:top w:val="single" w:sz="4" w:space="0" w:color="48B2AA"/>
+              <w:left w:val="single" w:sz="4" w:space="0" w:color="48B2AA"/>
+              <w:bottom w:val="single" w:sz="4" w:space="0" w:color="48B2AA"/>
+              <w:right w:val="single" w:sz="4" w:space="0" w:color="48B2AA"/>
+            </w:tcBorders>
+          </w:tcPr>
+          <w:p>
+            <w:pPr>
+              <w:jc w:val="center"/>
+              <w:rPr>
+                <w:rFonts w:ascii="Source Sans Pro Light" w:hAnsi="Source Sans Pro Light"/>
+                <w:sz w:val="24"/>
+                <w:szCs w:val="24"/>
+              </w:rPr>
+            </w:pPr>
+          </w:p>
+        </w:tc>
+        <w:tc>
+          <w:tcPr>
+            <w:tcW w:w="3855" w:type="dxa"/>
+            <w:tcBorders>
+              <w:top w:val="single" w:sz="4" w:space="0" w:color="48B2AA"/>
+              <w:left w:val="single" w:sz="4" w:space="0" w:color="48B2AA"/>
+              <w:bottom w:val="single" w:sz="4" w:space="0" w:color="48B2AA"/>
+              <w:right w:val="single" w:sz="4" w:space="0" w:color="48B2AA"/>
+            </w:tcBorders>
+          </w:tcPr>
+          <w:p>
+            <w:pPr>
+              <w:jc w:val="center"/>
+            </w:pPr>
+          </w:p>
+        </w:tc>
+      </w:tr>
+      <w:tr>
+        <w:trPr>
+          <w:trHeight w:val="293"/>
+        </w:trPr>
+        <w:tc>
+          <w:tcPr>
+            <w:tcW w:w="2261" w:type="dxa"/>
+            <w:tcBorders>
+              <w:top w:val="single" w:sz="4" w:space="0" w:color="48B2AA"/>
+              <w:left w:val="single" w:sz="4" w:space="0" w:color="48B2AA"/>
+              <w:bottom w:val="single" w:sz="4" w:space="0" w:color="48B2AA"/>
+              <w:right w:val="single" w:sz="4" w:space="0" w:color="48B2AA"/>
+            </w:tcBorders>
+          </w:tcPr>
+          <w:p>
+            <w:pPr>
+              <w:jc w:val="center"/>
+              <w:rPr>
+                <w:rFonts w:ascii="Source Sans Pro Light" w:hAnsi="Source Sans Pro Light"/>
+                <w:sz w:val="24"/>
+                <w:szCs w:val="24"/>
+              </w:rPr>
+            </w:pPr>
+            <w:r>
+              <w:rPr>
+                <w:rFonts w:ascii="Source Sans Pro Light" w:hAnsi="Source Sans Pro Light"/>
+                <w:sz w:val="24"/>
+                <w:szCs w:val="24"/>
+              </w:rPr>
+              <w:t>Quality Assurance</w:t>
+            </w:r>
+          </w:p>
+        </w:tc>
+        <w:tc>
+          <w:tcPr>
+            <w:tcW w:w="1562" w:type="dxa"/>
+            <w:tcBorders>
+              <w:top w:val="single" w:sz="4" w:space="0" w:color="48B2AA"/>
+              <w:left w:val="single" w:sz="4" w:space="0" w:color="48B2AA"/>
+              <w:bottom w:val="single" w:sz="4" w:space="0" w:color="48B2AA"/>
+              <w:right w:val="single" w:sz="4" w:space="0" w:color="48B2AA"/>
+            </w:tcBorders>
+          </w:tcPr>
+          <w:p>
+            <w:pPr>
+              <w:jc w:val="center"/>
+              <w:rPr>
+                <w:rFonts w:ascii="Source Sans Pro Light" w:hAnsi="Source Sans Pro Light"/>
+                <w:sz w:val="24"/>
+                <w:szCs w:val="24"/>
+              </w:rPr>
+            </w:pPr>
+            <w:r>
+              <w:rPr>
+                <w:rFonts w:ascii="Source Sans Pro Light" w:hAnsi="Source Sans Pro Light"/>
+                <w:sz w:val="24"/>
+                <w:szCs w:val="24"/>
+              </w:rPr>
+              <w:t>1</w:t>
+            </w:r>
+          </w:p>
+        </w:tc>
+        <w:tc>
+          <w:tcPr>
+            <w:tcW w:w="1701" w:type="dxa"/>
+            <w:tcBorders>
+              <w:top w:val="single" w:sz="4" w:space="0" w:color="48B2AA"/>
+              <w:left w:val="single" w:sz="4" w:space="0" w:color="48B2AA"/>
+              <w:bottom w:val="single" w:sz="4" w:space="0" w:color="48B2AA"/>
+              <w:right w:val="single" w:sz="4" w:space="0" w:color="48B2AA"/>
+            </w:tcBorders>
+          </w:tcPr>
+          <w:p>
+            <w:pPr>
+              <w:jc w:val="center"/>
+              <w:rPr>
+                <w:rFonts w:ascii="Source Sans Pro Light" w:hAnsi="Source Sans Pro Light"/>
+                <w:sz w:val="24"/>
+                <w:szCs w:val="24"/>
+              </w:rPr>
+            </w:pPr>
+          </w:p>
+        </w:tc>
+        <w:tc>
+          <w:tcPr>
+            <w:tcW w:w="3855" w:type="dxa"/>
+            <w:tcBorders>
+              <w:top w:val="single" w:sz="4" w:space="0" w:color="48B2AA"/>
+              <w:left w:val="single" w:sz="4" w:space="0" w:color="48B2AA"/>
+              <w:bottom w:val="single" w:sz="4" w:space="0" w:color="48B2AA"/>
+              <w:right w:val="single" w:sz="4" w:space="0" w:color="48B2AA"/>
+            </w:tcBorders>
+          </w:tcPr>
+          <w:p>
+            <w:pPr>
+              <w:jc w:val="center"/>
+            </w:pPr>
+          </w:p>
+        </w:tc>
+      </w:tr>
+      <w:tr>
+        <w:trPr>
+          <w:trHeight w:val="293"/>
+        </w:trPr>
+        <w:tc>
+          <w:tcPr>
+            <w:tcW w:w="2261" w:type="dxa"/>
+            <w:tcBorders>
+              <w:top w:val="single" w:sz="4" w:space="0" w:color="48B2AA"/>
+              <w:left w:val="single" w:sz="4" w:space="0" w:color="48B2AA"/>
+              <w:bottom w:val="single" w:sz="4" w:space="0" w:color="48B2AA"/>
+              <w:right w:val="single" w:sz="4" w:space="0" w:color="48B2AA"/>
+            </w:tcBorders>
+          </w:tcPr>
+          <w:p>
+            <w:pPr>
+              <w:jc w:val="center"/>
+              <w:rPr>
+                <w:rFonts w:ascii="Source Sans Pro Light" w:hAnsi="Source Sans Pro Light"/>
+                <w:sz w:val="24"/>
+                <w:szCs w:val="24"/>
+              </w:rPr>
+            </w:pPr>
+            <w:r>
+              <w:rPr>
+                <w:rFonts w:ascii="Source Sans Pro Light" w:hAnsi="Source Sans Pro Light"/>
+                <w:sz w:val="24"/>
+                <w:szCs w:val="24"/>
+              </w:rPr>
+              <w:t>Business Analyst</w:t>
+            </w:r>
+          </w:p>
+        </w:tc>
+        <w:tc>
+          <w:tcPr>
+            <w:tcW w:w="1562" w:type="dxa"/>
+            <w:tcBorders>
+              <w:top w:val="single" w:sz="4" w:space="0" w:color="48B2AA"/>
+              <w:left w:val="single" w:sz="4" w:space="0" w:color="48B2AA"/>
+              <w:bottom w:val="single" w:sz="4" w:space="0" w:color="48B2AA"/>
+              <w:right w:val="single" w:sz="4" w:space="0" w:color="48B2AA"/>
+            </w:tcBorders>
+          </w:tcPr>
+          <w:p>
+            <w:pPr>
+              <w:jc w:val="center"/>
+              <w:rPr>
+                <w:rFonts w:ascii="Source Sans Pro Light" w:hAnsi="Source Sans Pro Light"/>
+                <w:sz w:val="24"/>
+                <w:szCs w:val="24"/>
+              </w:rPr>
+            </w:pPr>
+            <w:r>
+              <w:rPr>
+                <w:rFonts w:ascii="Source Sans Pro Light" w:hAnsi="Source Sans Pro Light"/>
+                <w:sz w:val="24"/>
+                <w:szCs w:val="24"/>
+              </w:rPr>
+              <w:t>1</w:t>
+            </w:r>
+          </w:p>
+        </w:tc>
+        <w:tc>
+          <w:tcPr>
+            <w:tcW w:w="1701" w:type="dxa"/>
+            <w:tcBorders>
+              <w:top w:val="single" w:sz="4" w:space="0" w:color="48B2AA"/>
+              <w:left w:val="single" w:sz="4" w:space="0" w:color="48B2AA"/>
+              <w:bottom w:val="single" w:sz="4" w:space="0" w:color="48B2AA"/>
+              <w:right w:val="single" w:sz="4" w:space="0" w:color="48B2AA"/>
+            </w:tcBorders>
+          </w:tcPr>
+          <w:p>
+            <w:pPr>
+              <w:jc w:val="center"/>
+              <w:rPr>
+                <w:rFonts w:ascii="Source Sans Pro Light" w:hAnsi="Source Sans Pro Light"/>
+                <w:sz w:val="24"/>
+                <w:szCs w:val="24"/>
+              </w:rPr>
+            </w:pPr>
+          </w:p>
+        </w:tc>
+        <w:tc>
+          <w:tcPr>
+            <w:tcW w:w="3855" w:type="dxa"/>
+            <w:tcBorders>
+              <w:top w:val="single" w:sz="4" w:space="0" w:color="48B2AA"/>
+              <w:left w:val="single" w:sz="4" w:space="0" w:color="48B2AA"/>
+              <w:bottom w:val="single" w:sz="4" w:space="0" w:color="48B2AA"/>
+              <w:right w:val="single" w:sz="4" w:space="0" w:color="48B2AA"/>
+            </w:tcBorders>
+          </w:tcPr>
+          <w:p>
+            <w:pPr>
+              <w:jc w:val="center"/>
+            </w:pPr>
+          </w:p>
+        </w:tc>
+      </w:tr>
+      <w:tr>
+        <w:trPr>
+          <w:trHeight w:val="293"/>
+        </w:trPr>
+        <w:tc>
+          <w:tcPr>
+            <w:tcW w:w="2261" w:type="dxa"/>
+            <w:tcBorders>
+              <w:top w:val="single" w:sz="4" w:space="0" w:color="48B2AA"/>
+              <w:left w:val="single" w:sz="4" w:space="0" w:color="48B2AA"/>
+              <w:bottom w:val="single" w:sz="4" w:space="0" w:color="48B2AA"/>
+              <w:right w:val="single" w:sz="4" w:space="0" w:color="48B2AA"/>
+            </w:tcBorders>
+          </w:tcPr>
+          <w:p>
+            <w:pPr>
+              <w:jc w:val="center"/>
+              <w:rPr>
+                <w:rFonts w:ascii="Source Sans Pro Light" w:hAnsi="Source Sans Pro Light"/>
+                <w:sz w:val="24"/>
+                <w:szCs w:val="24"/>
+              </w:rPr>
+            </w:pPr>
+            <w:r>
+              <w:rPr>
+                <w:rFonts w:ascii="Source Sans Pro Light" w:hAnsi="Source Sans Pro Light"/>
+                <w:sz w:val="24"/>
+                <w:szCs w:val="24"/>
+              </w:rPr>
+              <w:t>UI / UX</w:t>
+            </w:r>
+          </w:p>
+        </w:tc>
+        <w:tc>
+          <w:tcPr>
+            <w:tcW w:w="1562" w:type="dxa"/>
+            <w:tcBorders>
+              <w:top w:val="single" w:sz="4" w:space="0" w:color="48B2AA"/>
+              <w:left w:val="single" w:sz="4" w:space="0" w:color="48B2AA"/>
+              <w:bottom w:val="single" w:sz="4" w:space="0" w:color="48B2AA"/>
+              <w:right w:val="single" w:sz="4" w:space="0" w:color="48B2AA"/>
+            </w:tcBorders>
+          </w:tcPr>
+          <w:p>
+            <w:pPr>
+              <w:jc w:val="center"/>
+              <w:rPr>
+                <w:rFonts w:ascii="Source Sans Pro Light" w:hAnsi="Source Sans Pro Light"/>
+                <w:sz w:val="24"/>
+                <w:szCs w:val="24"/>
+              </w:rPr>
+            </w:pPr>
+            <w:r>
+              <w:rPr>
+                <w:rFonts w:ascii="Source Sans Pro Light" w:hAnsi="Source Sans Pro Light"/>
+                <w:sz w:val="24"/>
+                <w:szCs w:val="24"/>
+              </w:rPr>
+              <w:t>1</w:t>
+            </w:r>
+          </w:p>
+        </w:tc>
+        <w:tc>
+          <w:tcPr>
+            <w:tcW w:w="1701" w:type="dxa"/>
+            <w:tcBorders>
+              <w:top w:val="single" w:sz="4" w:space="0" w:color="48B2AA"/>
+              <w:left w:val="single" w:sz="4" w:space="0" w:color="48B2AA"/>
+              <w:bottom w:val="single" w:sz="4" w:space="0" w:color="48B2AA"/>
+              <w:right w:val="single" w:sz="4" w:space="0" w:color="48B2AA"/>
+            </w:tcBorders>
+          </w:tcPr>
+          <w:p>
+            <w:pPr>
+              <w:jc w:val="center"/>
+              <w:rPr>
+                <w:rFonts w:ascii="Source Sans Pro Light" w:hAnsi="Source Sans Pro Light"/>
+                <w:sz w:val="24"/>
+                <w:szCs w:val="24"/>
+              </w:rPr>
+            </w:pPr>
+          </w:p>
+        </w:tc>
+        <w:tc>
+          <w:tcPr>
+            <w:tcW w:w="3855" w:type="dxa"/>
+            <w:tcBorders>
+              <w:top w:val="single" w:sz="4" w:space="0" w:color="48B2AA"/>
+              <w:left w:val="single" w:sz="4" w:space="0" w:color="48B2AA"/>
+              <w:bottom w:val="single" w:sz="4" w:space="0" w:color="48B2AA"/>
+              <w:right w:val="single" w:sz="4" w:space="0" w:color="48B2AA"/>
+            </w:tcBorders>
+          </w:tcPr>
+          <w:p>
+            <w:pPr>
+              <w:jc w:val="center"/>
+            </w:pPr>
+          </w:p>
+        </w:tc>
+      </w:tr>
+    </w:tbl>
+    <w:p>
+      <w:pPr>
+        <w:rPr>
+          <w:lang w:eastAsia="en-GB"/>
+        </w:rPr>
+      </w:pPr>
+      <w:r>
+        <w:rPr>
+          <w:lang w:eastAsia="en-GB"/>
+        </w:rPr>
+        <w:t>[[/</w:t>
+      </w:r>
+      <w:r>
+        <w:rPr>
+          <w:lang w:eastAsia="en-GB"/>
+        </w:rPr>
+        <w:t>isPlatform</w:t>
+      </w:r>
+      <w:r>
+        <w:rPr>
+          <w:lang w:eastAsia="en-GB"/>
+        </w:rPr>
+        <w:t>Desktop]]</w:t>
+      </w:r>
+    </w:p>
+    <w:p>
+      <w:pPr>
+        <w:rPr>
+          <w:lang w:eastAsia="en-GB"/>
+        </w:rPr>
+      </w:pPr>
+      <w:r>
+        <w:rPr>
+          <w:lang w:eastAsia="en-GB"/>
+        </w:rPr>
+        <w:t>[[#</w:t>
+      </w:r>
+      <w:r>
+        <w:rPr>
+          <w:lang w:eastAsia="en-GB"/>
+        </w:rPr>
+        <w:t>isPlatform</w:t>
+      </w:r>
+      <w:r>
+        <w:rPr>
+          <w:lang w:eastAsia="en-GB"/>
+        </w:rPr>
+        <w:t>Mobile]]</w:t>
+      </w:r>
+    </w:p>
+    <w:tbl>
+      <w:tblPr>
+        <w:tblStyle w:val="TableGrid"/>
+        <w:tblW w:w="9379" w:type="dxa"/>
+        <w:tblLook w:val="04A0" w:firstRow="1" w:lastRow="0" w:firstColumn="1" w:lastColumn="0" w:noHBand="0" w:noVBand="1"/>
+      </w:tblPr>
+      <w:tblGrid>
+        <w:gridCol w:w="2261"/>
+        <w:gridCol w:w="1562"/>
+        <w:gridCol w:w="1701"/>
+        <w:gridCol w:w="3855"/>
+      </w:tblGrid>
+      <w:tr>
+        <w:trPr>
+          <w:trHeight w:val="293"/>
+        </w:trPr>
+        <w:tc>
+          <w:tcPr>
+            <w:tcW w:w="2261" w:type="dxa"/>
+            <w:tcBorders>
+              <w:top w:val="single" w:sz="4" w:space="0" w:color="48B2AA"/>
+              <w:left w:val="single" w:sz="4" w:space="0" w:color="48B2AA"/>
+              <w:bottom w:val="single" w:sz="4" w:space="0" w:color="48B2AA"/>
+              <w:right w:val="single" w:sz="4" w:space="0" w:color="48B2AA"/>
+            </w:tcBorders>
+            <w:shd w:val="clear" w:color="auto" w:fill="48B2AA"/>
+          </w:tcPr>
+          <w:p>
+            <w:pPr>
+              <w:jc w:val="center"/>
+              <w:rPr>
+                <w:rFonts w:ascii="Source Sans Pro Light" w:hAnsi="Source Sans Pro Light"/>
+                <w:b/>
+                <w:bCs/>
+                <w:sz w:val="24"/>
+                <w:szCs w:val="24"/>
+              </w:rPr>
+            </w:pPr>
+            <w:r>
+              <w:rPr>
+                <w:rFonts w:ascii="Source Sans Pro Light" w:hAnsi="Source Sans Pro Light"/>
+                <w:b/>
+                <w:bCs/>
+                <w:sz w:val="24"/>
+                <w:szCs w:val="24"/>
+              </w:rPr>
+              <w:t>Project Team Components</w:t>
+            </w:r>
+          </w:p>
+        </w:tc>
+        <w:tc>
+          <w:tcPr>
+            <w:tcW w:w="1562" w:type="dxa"/>
+            <w:tcBorders>
+              <w:top w:val="single" w:sz="4" w:space="0" w:color="48B2AA"/>
+              <w:left w:val="single" w:sz="4" w:space="0" w:color="48B2AA"/>
+              <w:bottom w:val="single" w:sz="4" w:space="0" w:color="48B2AA"/>
+              <w:right w:val="single" w:sz="4" w:space="0" w:color="48B2AA"/>
+            </w:tcBorders>
+            <w:shd w:val="clear" w:color="auto" w:fill="48B2AA"/>
+          </w:tcPr>
+          <w:p>
+            <w:pPr>
+              <w:jc w:val="center"/>
+              <w:rPr>
+                <w:rFonts w:ascii="Source Sans Pro Light" w:hAnsi="Source Sans Pro Light"/>
+                <w:b/>
+                <w:bCs/>
+                <w:sz w:val="24"/>
+                <w:szCs w:val="24"/>
+              </w:rPr>
+            </w:pPr>
+            <w:r>
+              <w:rPr>
+                <w:rFonts w:ascii="Source Sans Pro Light" w:hAnsi="Source Sans Pro Light"/>
+                <w:b/>
+                <w:bCs/>
+                <w:sz w:val="24"/>
+                <w:szCs w:val="24"/>
+              </w:rPr>
+              <w:t>Number of Resources</w:t>
+            </w:r>
+          </w:p>
+        </w:tc>
+        <w:tc>
+          <w:tcPr>
+            <w:tcW w:w="1701" w:type="dxa"/>
+            <w:tcBorders>
+              <w:top w:val="single" w:sz="4" w:space="0" w:color="48B2AA"/>
+              <w:left w:val="single" w:sz="4" w:space="0" w:color="48B2AA"/>
+              <w:bottom w:val="single" w:sz="4" w:space="0" w:color="48B2AA"/>
+              <w:right w:val="single" w:sz="4" w:space="0" w:color="48B2AA"/>
+            </w:tcBorders>
+            <w:shd w:val="clear" w:color="auto" w:fill="48B2AA"/>
+          </w:tcPr>
+          <w:p>
+            <w:pPr>
+              <w:jc w:val="center"/>
+              <w:rPr>
+                <w:rFonts w:ascii="Source Sans Pro Light" w:hAnsi="Source Sans Pro Light"/>
+                <w:b/>
+                <w:bCs/>
+                <w:sz w:val="24"/>
+                <w:szCs w:val="24"/>
+              </w:rPr>
+            </w:pPr>
+            <w:r>
+              <w:rPr>
+                <w:rFonts w:ascii="Source Sans Pro Light" w:hAnsi="Source Sans Pro Light"/>
+                <w:b/>
+                <w:bCs/>
+                <w:sz w:val="24"/>
+                <w:szCs w:val="24"/>
+              </w:rPr>
+              <w:t>Working Days Required</w:t>
+            </w:r>
+          </w:p>
+        </w:tc>
+        <w:tc>
+          <w:tcPr>
+            <w:tcW w:w="3855" w:type="dxa"/>
+            <w:tcBorders>
+              <w:top w:val="single" w:sz="4" w:space="0" w:color="48B2AA"/>
+              <w:left w:val="single" w:sz="4" w:space="0" w:color="48B2AA"/>
+              <w:bottom w:val="single" w:sz="4" w:space="0" w:color="48B2AA"/>
+              <w:right w:val="single" w:sz="4" w:space="0" w:color="48B2AA"/>
+            </w:tcBorders>
+            <w:shd w:val="clear" w:color="auto" w:fill="48B2AA"/>
+          </w:tcPr>
+          <w:p>
+            <w:pPr>
+              <w:jc w:val="center"/>
+              <w:rPr>
+                <w:b/>
+                <w:bCs/>
+              </w:rPr>
+            </w:pPr>
+            <w:r>
+              <w:rPr>
+                <w:rFonts w:ascii="Source Sans Pro Light" w:hAnsi="Source Sans Pro Light"/>
+                <w:b/>
+                <w:bCs/>
+                <w:sz w:val="24"/>
+                <w:szCs w:val="24"/>
+              </w:rPr>
+              <w:t>Amount</w:t>
+            </w:r>
+          </w:p>
+        </w:tc>
+      </w:tr>
+      <w:tr>
+        <w:trPr>
+          <w:trHeight w:val="293"/>
+        </w:trPr>
+        <w:tc>
+          <w:tcPr>
+            <w:tcW w:w="2261" w:type="dxa"/>
+            <w:tcBorders>
+              <w:top w:val="single" w:sz="4" w:space="0" w:color="48B2AA"/>
+              <w:left w:val="single" w:sz="4" w:space="0" w:color="48B2AA"/>
+              <w:bottom w:val="single" w:sz="4" w:space="0" w:color="48B2AA"/>
+              <w:right w:val="single" w:sz="4" w:space="0" w:color="48B2AA"/>
+            </w:tcBorders>
+          </w:tcPr>
+          <w:p>
+            <w:pPr>
+              <w:jc w:val="center"/>
+              <w:rPr>
+                <w:rFonts w:ascii="Source Sans Pro Light" w:hAnsi="Source Sans Pro Light"/>
+                <w:sz w:val="24"/>
+                <w:szCs w:val="24"/>
+              </w:rPr>
+            </w:pPr>
+            <w:r>
+              <w:rPr>
+                <w:rFonts w:ascii="Source Sans Pro Light" w:hAnsi="Source Sans Pro Light"/>
+                <w:sz w:val="24"/>
+                <w:szCs w:val="24"/>
+              </w:rPr>
+              <w:t>Project Manager</w:t>
+            </w:r>
+          </w:p>
+        </w:tc>
+        <w:tc>
+          <w:tcPr>
+            <w:tcW w:w="1562" w:type="dxa"/>
+            <w:tcBorders>
+              <w:top w:val="single" w:sz="4" w:space="0" w:color="48B2AA"/>
+              <w:left w:val="single" w:sz="4" w:space="0" w:color="48B2AA"/>
+              <w:bottom w:val="single" w:sz="4" w:space="0" w:color="48B2AA"/>
+              <w:right w:val="single" w:sz="4" w:space="0" w:color="48B2AA"/>
+            </w:tcBorders>
+          </w:tcPr>
+          <w:p>
+            <w:pPr>
+              <w:jc w:val="center"/>
+              <w:rPr>
+                <w:rFonts w:ascii="Source Sans Pro Light" w:hAnsi="Source Sans Pro Light"/>
+                <w:sz w:val="24"/>
+                <w:szCs w:val="24"/>
+              </w:rPr>
+            </w:pPr>
+            <w:r>
+              <w:rPr>
+                <w:rFonts w:ascii="Source Sans Pro Light" w:hAnsi="Source Sans Pro Light"/>
+                <w:sz w:val="24"/>
+                <w:szCs w:val="24"/>
+              </w:rPr>
+              <w:t>1</w:t>
+            </w:r>
+          </w:p>
+        </w:tc>
+        <w:tc>
+          <w:tcPr>
+            <w:tcW w:w="1701" w:type="dxa"/>
+            <w:tcBorders>
+              <w:top w:val="single" w:sz="4" w:space="0" w:color="48B2AA"/>
+              <w:left w:val="single" w:sz="4" w:space="0" w:color="48B2AA"/>
+              <w:bottom w:val="single" w:sz="4" w:space="0" w:color="48B2AA"/>
+              <w:right w:val="single" w:sz="4" w:space="0" w:color="48B2AA"/>
+            </w:tcBorders>
+          </w:tcPr>
+          <w:p>
+            <w:pPr>
+              <w:jc w:val="center"/>
+              <w:rPr>
+                <w:rFonts w:ascii="Source Sans Pro Light" w:hAnsi="Source Sans Pro Light"/>
+                <w:sz w:val="24"/>
+                <w:szCs w:val="24"/>
+              </w:rPr>
+            </w:pPr>
+          </w:p>
+        </w:tc>
+        <w:tc>
+          <w:tcPr>
+            <w:tcW w:w="3855" w:type="dxa"/>
+            <w:tcBorders>
+              <w:top w:val="single" w:sz="4" w:space="0" w:color="48B2AA"/>
+              <w:left w:val="single" w:sz="4" w:space="0" w:color="48B2AA"/>
+              <w:bottom w:val="single" w:sz="4" w:space="0" w:color="48B2AA"/>
+              <w:right w:val="single" w:sz="4" w:space="0" w:color="48B2AA"/>
+            </w:tcBorders>
+          </w:tcPr>
+          <w:p>
+            <w:pPr>
+              <w:jc w:val="center"/>
+            </w:pPr>
+          </w:p>
+        </w:tc>
+      </w:tr>
+      <w:tr>
+        <w:trPr>
+          <w:trHeight w:val="293"/>
+        </w:trPr>
+        <w:tc>
+          <w:tcPr>
+            <w:tcW w:w="2261" w:type="dxa"/>
+            <w:tcBorders>
+              <w:top w:val="single" w:sz="4" w:space="0" w:color="48B2AA"/>
+              <w:left w:val="single" w:sz="4" w:space="0" w:color="48B2AA"/>
+              <w:bottom w:val="single" w:sz="4" w:space="0" w:color="48B2AA"/>
+              <w:right w:val="single" w:sz="4" w:space="0" w:color="48B2AA"/>
+            </w:tcBorders>
+          </w:tcPr>
+          <w:p>
+            <w:pPr>
+              <w:jc w:val="center"/>
+              <w:rPr>
+                <w:rFonts w:ascii="Source Sans Pro Light" w:hAnsi="Source Sans Pro Light"/>
+                <w:sz w:val="24"/>
+                <w:szCs w:val="24"/>
+              </w:rPr>
+            </w:pPr>
+            <w:r>
+              <w:rPr>
+                <w:rFonts w:ascii="Source Sans Pro Light" w:hAnsi="Source Sans Pro Light"/>
+                <w:sz w:val="24"/>
+                <w:szCs w:val="24"/>
+              </w:rPr>
+              <w:t>API Developers</w:t>
+            </w:r>
+          </w:p>
+        </w:tc>
+        <w:tc>
+          <w:tcPr>
+            <w:tcW w:w="1562" w:type="dxa"/>
+            <w:tcBorders>
+              <w:top w:val="single" w:sz="4" w:space="0" w:color="48B2AA"/>
+              <w:left w:val="single" w:sz="4" w:space="0" w:color="48B2AA"/>
+              <w:bottom w:val="single" w:sz="4" w:space="0" w:color="48B2AA"/>
+              <w:right w:val="single" w:sz="4" w:space="0" w:color="48B2AA"/>
+            </w:tcBorders>
+          </w:tcPr>
+          <w:p>
+            <w:pPr>
+              <w:jc w:val="center"/>
+              <w:rPr>
+                <w:rFonts w:ascii="Source Sans Pro Light" w:hAnsi="Source Sans Pro Light"/>
+                <w:sz w:val="24"/>
+                <w:szCs w:val="24"/>
+              </w:rPr>
+            </w:pPr>
+            <w:r>
+              <w:rPr>
+                <w:rFonts w:ascii="Source Sans Pro Light" w:hAnsi="Source Sans Pro Light"/>
+                <w:sz w:val="24"/>
+                <w:szCs w:val="24"/>
+              </w:rPr>
+              <w:t>1</w:t>
+            </w:r>
+          </w:p>
+        </w:tc>
+        <w:tc>
+          <w:tcPr>
+            <w:tcW w:w="1701" w:type="dxa"/>
+            <w:tcBorders>
+              <w:top w:val="single" w:sz="4" w:space="0" w:color="48B2AA"/>
+              <w:left w:val="single" w:sz="4" w:space="0" w:color="48B2AA"/>
+              <w:bottom w:val="single" w:sz="4" w:space="0" w:color="48B2AA"/>
+              <w:right w:val="single" w:sz="4" w:space="0" w:color="48B2AA"/>
+            </w:tcBorders>
+          </w:tcPr>
+          <w:p>
+            <w:pPr>
+              <w:jc w:val="center"/>
+              <w:rPr>
+                <w:rFonts w:ascii="Source Sans Pro Light" w:hAnsi="Source Sans Pro Light"/>
+                <w:sz w:val="24"/>
+                <w:szCs w:val="24"/>
+              </w:rPr>
+            </w:pPr>
+          </w:p>
+        </w:tc>
+        <w:tc>
+          <w:tcPr>
+            <w:tcW w:w="3855" w:type="dxa"/>
+            <w:tcBorders>
+              <w:top w:val="single" w:sz="4" w:space="0" w:color="48B2AA"/>
+              <w:left w:val="single" w:sz="4" w:space="0" w:color="48B2AA"/>
+              <w:bottom w:val="single" w:sz="4" w:space="0" w:color="48B2AA"/>
+              <w:right w:val="single" w:sz="4" w:space="0" w:color="48B2AA"/>
+            </w:tcBorders>
+          </w:tcPr>
+          <w:p>
+            <w:pPr>
+              <w:jc w:val="center"/>
+            </w:pPr>
+          </w:p>
+        </w:tc>
+      </w:tr>
+      <w:tr>
+        <w:trPr>
+          <w:trHeight w:val="293"/>
+        </w:trPr>
+        <w:tc>
+          <w:tcPr>
+            <w:tcW w:w="2261" w:type="dxa"/>
+            <w:tcBorders>
+              <w:top w:val="single" w:sz="4" w:space="0" w:color="48B2AA"/>
+              <w:left w:val="single" w:sz="4" w:space="0" w:color="48B2AA"/>
+              <w:bottom w:val="single" w:sz="4" w:space="0" w:color="48B2AA"/>
+              <w:right w:val="single" w:sz="4" w:space="0" w:color="48B2AA"/>
+            </w:tcBorders>
+          </w:tcPr>
+          <w:p>
+            <w:pPr>
+              <w:jc w:val="center"/>
+            </w:pPr>
+            <w:r>
+              <w:rPr>
+                <w:rFonts w:ascii="Source Sans Pro Light" w:hAnsi="Source Sans Pro Light"/>
+                <w:sz w:val="24"/>
+                <w:szCs w:val="24"/>
+              </w:rPr>
+              <w:t>Mobile</w:t>
+            </w:r>
+            <w:r>
+              <w:rPr>
+                <w:rFonts w:ascii="Source Sans Pro Light" w:hAnsi="Source Sans Pro Light"/>
+                <w:sz w:val="24"/>
+                <w:szCs w:val="24"/>
+              </w:rPr>
+              <w:t xml:space="preserve"> Developers</w:t>
+            </w:r>
+          </w:p>
+        </w:tc>
+        <w:tc>
+          <w:tcPr>
+            <w:tcW w:w="1562" w:type="dxa"/>
+            <w:tcBorders>
+              <w:top w:val="single" w:sz="4" w:space="0" w:color="48B2AA"/>
+              <w:left w:val="single" w:sz="4" w:space="0" w:color="48B2AA"/>
+              <w:bottom w:val="single" w:sz="4" w:space="0" w:color="48B2AA"/>
+              <w:right w:val="single" w:sz="4" w:space="0" w:color="48B2AA"/>
+            </w:tcBorders>
+          </w:tcPr>
+          <w:p>
+            <w:pPr>
+              <w:jc w:val="center"/>
+            </w:pPr>
+            <w:r>
+              <w:rPr>
+                <w:rFonts w:ascii="Source Sans Pro Light" w:hAnsi="Source Sans Pro Light"/>
+                <w:sz w:val="24"/>
+                <w:szCs w:val="24"/>
+              </w:rPr>
+              <w:t>1</w:t>
+            </w:r>
+          </w:p>
+        </w:tc>
+        <w:tc>
+          <w:tcPr>
+            <w:tcW w:w="1701" w:type="dxa"/>
+            <w:tcBorders>
+              <w:top w:val="single" w:sz="4" w:space="0" w:color="48B2AA"/>
+              <w:left w:val="single" w:sz="4" w:space="0" w:color="48B2AA"/>
+              <w:bottom w:val="single" w:sz="4" w:space="0" w:color="48B2AA"/>
+              <w:right w:val="single" w:sz="4" w:space="0" w:color="48B2AA"/>
+            </w:tcBorders>
+          </w:tcPr>
+          <w:p>
+            <w:pPr>
+              <w:jc w:val="center"/>
+            </w:pPr>
+          </w:p>
+        </w:tc>
+        <w:tc>
+          <w:tcPr>
+            <w:tcW w:w="3855" w:type="dxa"/>
+            <w:tcBorders>
+              <w:top w:val="single" w:sz="4" w:space="0" w:color="48B2AA"/>
+              <w:left w:val="single" w:sz="4" w:space="0" w:color="48B2AA"/>
+              <w:bottom w:val="single" w:sz="4" w:space="0" w:color="48B2AA"/>
+              <w:right w:val="single" w:sz="4" w:space="0" w:color="48B2AA"/>
+            </w:tcBorders>
+          </w:tcPr>
+          <w:p>
+            <w:pPr>
+              <w:jc w:val="center"/>
+            </w:pPr>
+          </w:p>
+        </w:tc>
+      </w:tr>
+      <w:tr>
+        <w:trPr>
+          <w:trHeight w:val="293"/>
+        </w:trPr>
+        <w:tc>
+          <w:tcPr>
+            <w:tcW w:w="2261" w:type="dxa"/>
+            <w:tcBorders>
+              <w:top w:val="single" w:sz="4" w:space="0" w:color="48B2AA"/>
+              <w:left w:val="single" w:sz="4" w:space="0" w:color="48B2AA"/>
+              <w:bottom w:val="single" w:sz="4" w:space="0" w:color="48B2AA"/>
+              <w:right w:val="single" w:sz="4" w:space="0" w:color="48B2AA"/>
+            </w:tcBorders>
+          </w:tcPr>
+          <w:p>
+            <w:pPr>
+              <w:jc w:val="center"/>
+              <w:rPr>
+                <w:rFonts w:ascii="Source Sans Pro Light" w:hAnsi="Source Sans Pro Light"/>
+                <w:sz w:val="24"/>
+                <w:szCs w:val="24"/>
+              </w:rPr>
+            </w:pPr>
+            <w:r>
+              <w:rPr>
+                <w:rFonts w:ascii="Source Sans Pro Light" w:hAnsi="Source Sans Pro Light"/>
+                <w:sz w:val="24"/>
+                <w:szCs w:val="24"/>
+              </w:rPr>
+              <w:t>Technical Lead</w:t>
+            </w:r>
+          </w:p>
+        </w:tc>
+        <w:tc>
+          <w:tcPr>
+            <w:tcW w:w="1562" w:type="dxa"/>
+            <w:tcBorders>
+              <w:top w:val="single" w:sz="4" w:space="0" w:color="48B2AA"/>
+              <w:left w:val="single" w:sz="4" w:space="0" w:color="48B2AA"/>
+              <w:bottom w:val="single" w:sz="4" w:space="0" w:color="48B2AA"/>
+              <w:right w:val="single" w:sz="4" w:space="0" w:color="48B2AA"/>
+            </w:tcBorders>
+          </w:tcPr>
+          <w:p>
+            <w:pPr>
+              <w:jc w:val="center"/>
+              <w:rPr>
+                <w:rFonts w:ascii="Source Sans Pro Light" w:hAnsi="Source Sans Pro Light"/>
+                <w:sz w:val="24"/>
+                <w:szCs w:val="24"/>
+              </w:rPr>
+            </w:pPr>
+            <w:r>
+              <w:rPr>
+                <w:rFonts w:ascii="Source Sans Pro Light" w:hAnsi="Source Sans Pro Light"/>
+                <w:sz w:val="24"/>
+                <w:szCs w:val="24"/>
+              </w:rPr>
+              <w:t>1</w:t>
+            </w:r>
+          </w:p>
+        </w:tc>
+        <w:tc>
+          <w:tcPr>
+            <w:tcW w:w="1701" w:type="dxa"/>
+            <w:tcBorders>
+              <w:top w:val="single" w:sz="4" w:space="0" w:color="48B2AA"/>
+              <w:left w:val="single" w:sz="4" w:space="0" w:color="48B2AA"/>
+              <w:bottom w:val="single" w:sz="4" w:space="0" w:color="48B2AA"/>
+              <w:right w:val="single" w:sz="4" w:space="0" w:color="48B2AA"/>
+            </w:tcBorders>
+          </w:tcPr>
+          <w:p>
+            <w:pPr>
+              <w:jc w:val="center"/>
+              <w:rPr>
+                <w:rFonts w:ascii="Source Sans Pro Light" w:hAnsi="Source Sans Pro Light"/>
+                <w:sz w:val="24"/>
+                <w:szCs w:val="24"/>
+              </w:rPr>
+            </w:pPr>
+          </w:p>
+        </w:tc>
+        <w:tc>
+          <w:tcPr>
+            <w:tcW w:w="3855" w:type="dxa"/>
+            <w:tcBorders>
+              <w:top w:val="single" w:sz="4" w:space="0" w:color="48B2AA"/>
+              <w:left w:val="single" w:sz="4" w:space="0" w:color="48B2AA"/>
+              <w:bottom w:val="single" w:sz="4" w:space="0" w:color="48B2AA"/>
+              <w:right w:val="single" w:sz="4" w:space="0" w:color="48B2AA"/>
+            </w:tcBorders>
+          </w:tcPr>
+          <w:p>
+            <w:pPr>
+              <w:jc w:val="center"/>
+            </w:pPr>
+          </w:p>
+        </w:tc>
+      </w:tr>
+      <w:tr>
+        <w:trPr>
+          <w:trHeight w:val="293"/>
+        </w:trPr>
+        <w:tc>
+          <w:tcPr>
+            <w:tcW w:w="2261" w:type="dxa"/>
+            <w:tcBorders>
+              <w:top w:val="single" w:sz="4" w:space="0" w:color="48B2AA"/>
+              <w:left w:val="single" w:sz="4" w:space="0" w:color="48B2AA"/>
+              <w:bottom w:val="single" w:sz="4" w:space="0" w:color="48B2AA"/>
+              <w:right w:val="single" w:sz="4" w:space="0" w:color="48B2AA"/>
+            </w:tcBorders>
+          </w:tcPr>
+          <w:p>
+            <w:pPr>
+              <w:jc w:val="center"/>
+              <w:rPr>
+                <w:rFonts w:ascii="Source Sans Pro Light" w:hAnsi="Source Sans Pro Light"/>
+                <w:sz w:val="24"/>
+                <w:szCs w:val="24"/>
+              </w:rPr>
+            </w:pPr>
+            <w:r>
+              <w:rPr>
+                <w:rFonts w:ascii="Source Sans Pro Light" w:hAnsi="Source Sans Pro Light"/>
+                <w:sz w:val="24"/>
+                <w:szCs w:val="24"/>
+              </w:rPr>
+              <w:t>Quality Assurance</w:t>
+            </w:r>
+          </w:p>
+        </w:tc>
+        <w:tc>
+          <w:tcPr>
+            <w:tcW w:w="1562" w:type="dxa"/>
+            <w:tcBorders>
+              <w:top w:val="single" w:sz="4" w:space="0" w:color="48B2AA"/>
+              <w:left w:val="single" w:sz="4" w:space="0" w:color="48B2AA"/>
+              <w:bottom w:val="single" w:sz="4" w:space="0" w:color="48B2AA"/>
+              <w:right w:val="single" w:sz="4" w:space="0" w:color="48B2AA"/>
+            </w:tcBorders>
+          </w:tcPr>
+          <w:p>
+            <w:pPr>
+              <w:jc w:val="center"/>
+              <w:rPr>
+                <w:rFonts w:ascii="Source Sans Pro Light" w:hAnsi="Source Sans Pro Light"/>
+                <w:sz w:val="24"/>
+                <w:szCs w:val="24"/>
+              </w:rPr>
+            </w:pPr>
+            <w:r>
+              <w:rPr>
+                <w:rFonts w:ascii="Source Sans Pro Light" w:hAnsi="Source Sans Pro Light"/>
+                <w:sz w:val="24"/>
+                <w:szCs w:val="24"/>
+              </w:rPr>
+              <w:t>1</w:t>
+            </w:r>
+          </w:p>
+        </w:tc>
+        <w:tc>
+          <w:tcPr>
+            <w:tcW w:w="1701" w:type="dxa"/>
+            <w:tcBorders>
+              <w:top w:val="single" w:sz="4" w:space="0" w:color="48B2AA"/>
+              <w:left w:val="single" w:sz="4" w:space="0" w:color="48B2AA"/>
+              <w:bottom w:val="single" w:sz="4" w:space="0" w:color="48B2AA"/>
+              <w:right w:val="single" w:sz="4" w:space="0" w:color="48B2AA"/>
+            </w:tcBorders>
+          </w:tcPr>
+          <w:p>
+            <w:pPr>
+              <w:jc w:val="center"/>
+              <w:rPr>
+                <w:rFonts w:ascii="Source Sans Pro Light" w:hAnsi="Source Sans Pro Light"/>
+                <w:sz w:val="24"/>
+                <w:szCs w:val="24"/>
+              </w:rPr>
+            </w:pPr>
+          </w:p>
+        </w:tc>
+        <w:tc>
+          <w:tcPr>
+            <w:tcW w:w="3855" w:type="dxa"/>
+            <w:tcBorders>
+              <w:top w:val="single" w:sz="4" w:space="0" w:color="48B2AA"/>
+              <w:left w:val="single" w:sz="4" w:space="0" w:color="48B2AA"/>
+              <w:bottom w:val="single" w:sz="4" w:space="0" w:color="48B2AA"/>
+              <w:right w:val="single" w:sz="4" w:space="0" w:color="48B2AA"/>
+            </w:tcBorders>
+          </w:tcPr>
+          <w:p>
+            <w:pPr>
+              <w:jc w:val="center"/>
+            </w:pPr>
+          </w:p>
+        </w:tc>
+      </w:tr>
+      <w:tr>
+        <w:trPr>
+          <w:trHeight w:val="293"/>
+        </w:trPr>
+        <w:tc>
+          <w:tcPr>
+            <w:tcW w:w="2261" w:type="dxa"/>
+            <w:tcBorders>
+              <w:top w:val="single" w:sz="4" w:space="0" w:color="48B2AA"/>
+              <w:left w:val="single" w:sz="4" w:space="0" w:color="48B2AA"/>
+              <w:bottom w:val="single" w:sz="4" w:space="0" w:color="48B2AA"/>
+              <w:right w:val="single" w:sz="4" w:space="0" w:color="48B2AA"/>
+            </w:tcBorders>
+          </w:tcPr>
+          <w:p>
+            <w:pPr>
+              <w:jc w:val="center"/>
+              <w:rPr>
+                <w:rFonts w:ascii="Source Sans Pro Light" w:hAnsi="Source Sans Pro Light"/>
+                <w:sz w:val="24"/>
+                <w:szCs w:val="24"/>
+              </w:rPr>
+            </w:pPr>
+            <w:r>
+              <w:rPr>
+                <w:rFonts w:ascii="Source Sans Pro Light" w:hAnsi="Source Sans Pro Light"/>
+                <w:sz w:val="24"/>
+                <w:szCs w:val="24"/>
+              </w:rPr>
+              <w:t>Business Analyst</w:t>
+            </w:r>
+          </w:p>
+        </w:tc>
+        <w:tc>
+          <w:tcPr>
+            <w:tcW w:w="1562" w:type="dxa"/>
+            <w:tcBorders>
+              <w:top w:val="single" w:sz="4" w:space="0" w:color="48B2AA"/>
+              <w:left w:val="single" w:sz="4" w:space="0" w:color="48B2AA"/>
+              <w:bottom w:val="single" w:sz="4" w:space="0" w:color="48B2AA"/>
+              <w:right w:val="single" w:sz="4" w:space="0" w:color="48B2AA"/>
+            </w:tcBorders>
+          </w:tcPr>
+          <w:p>
+            <w:pPr>
+              <w:jc w:val="center"/>
+              <w:rPr>
+                <w:rFonts w:ascii="Source Sans Pro Light" w:hAnsi="Source Sans Pro Light"/>
+                <w:sz w:val="24"/>
+                <w:szCs w:val="24"/>
+              </w:rPr>
+            </w:pPr>
+            <w:r>
+              <w:rPr>
+                <w:rFonts w:ascii="Source Sans Pro Light" w:hAnsi="Source Sans Pro Light"/>
+                <w:sz w:val="24"/>
+                <w:szCs w:val="24"/>
+              </w:rPr>
+              <w:t>1</w:t>
+            </w:r>
+          </w:p>
+        </w:tc>
+        <w:tc>
+          <w:tcPr>
+            <w:tcW w:w="1701" w:type="dxa"/>
+            <w:tcBorders>
+              <w:top w:val="single" w:sz="4" w:space="0" w:color="48B2AA"/>
+              <w:left w:val="single" w:sz="4" w:space="0" w:color="48B2AA"/>
+              <w:bottom w:val="single" w:sz="4" w:space="0" w:color="48B2AA"/>
+              <w:right w:val="single" w:sz="4" w:space="0" w:color="48B2AA"/>
+            </w:tcBorders>
+          </w:tcPr>
+          <w:p>
+            <w:pPr>
+              <w:jc w:val="center"/>
+              <w:rPr>
+                <w:rFonts w:ascii="Source Sans Pro Light" w:hAnsi="Source Sans Pro Light"/>
+                <w:sz w:val="24"/>
+                <w:szCs w:val="24"/>
+              </w:rPr>
+            </w:pPr>
+          </w:p>
+        </w:tc>
+        <w:tc>
+          <w:tcPr>
+            <w:tcW w:w="3855" w:type="dxa"/>
+            <w:tcBorders>
+              <w:top w:val="single" w:sz="4" w:space="0" w:color="48B2AA"/>
+              <w:left w:val="single" w:sz="4" w:space="0" w:color="48B2AA"/>
+              <w:bottom w:val="single" w:sz="4" w:space="0" w:color="48B2AA"/>
+              <w:right w:val="single" w:sz="4" w:space="0" w:color="48B2AA"/>
+            </w:tcBorders>
+          </w:tcPr>
+          <w:p>
+            <w:pPr>
+              <w:jc w:val="center"/>
+            </w:pPr>
+          </w:p>
+        </w:tc>
+      </w:tr>
+      <w:tr>
+        <w:trPr>
+          <w:trHeight w:val="293"/>
+        </w:trPr>
+        <w:tc>
+          <w:tcPr>
+            <w:tcW w:w="2261" w:type="dxa"/>
+            <w:tcBorders>
+              <w:top w:val="single" w:sz="4" w:space="0" w:color="48B2AA"/>
+              <w:left w:val="single" w:sz="4" w:space="0" w:color="48B2AA"/>
+              <w:bottom w:val="single" w:sz="4" w:space="0" w:color="48B2AA"/>
+              <w:right w:val="single" w:sz="4" w:space="0" w:color="48B2AA"/>
+            </w:tcBorders>
+          </w:tcPr>
+          <w:p>
+            <w:pPr>
+              <w:jc w:val="center"/>
+              <w:rPr>
+                <w:rFonts w:ascii="Source Sans Pro Light" w:hAnsi="Source Sans Pro Light"/>
+                <w:sz w:val="24"/>
+                <w:szCs w:val="24"/>
+              </w:rPr>
+            </w:pPr>
+            <w:r>
+              <w:rPr>
+                <w:rFonts w:ascii="Source Sans Pro Light" w:hAnsi="Source Sans Pro Light"/>
+                <w:sz w:val="24"/>
+                <w:szCs w:val="24"/>
+              </w:rPr>
+              <w:t>UI / UX</w:t>
+            </w:r>
+          </w:p>
+        </w:tc>
+        <w:tc>
+          <w:tcPr>
+            <w:tcW w:w="1562" w:type="dxa"/>
+            <w:tcBorders>
+              <w:top w:val="single" w:sz="4" w:space="0" w:color="48B2AA"/>
+              <w:left w:val="single" w:sz="4" w:space="0" w:color="48B2AA"/>
+              <w:bottom w:val="single" w:sz="4" w:space="0" w:color="48B2AA"/>
+              <w:right w:val="single" w:sz="4" w:space="0" w:color="48B2AA"/>
+            </w:tcBorders>
+          </w:tcPr>
+          <w:p>
+            <w:pPr>
+              <w:jc w:val="center"/>
+              <w:rPr>
+                <w:rFonts w:ascii="Source Sans Pro Light" w:hAnsi="Source Sans Pro Light"/>
+                <w:sz w:val="24"/>
+                <w:szCs w:val="24"/>
+              </w:rPr>
+            </w:pPr>
+            <w:r>
+              <w:rPr>
+                <w:rFonts w:ascii="Source Sans Pro Light" w:hAnsi="Source Sans Pro Light"/>
+                <w:sz w:val="24"/>
+                <w:szCs w:val="24"/>
+              </w:rPr>
+              <w:t>1</w:t>
+            </w:r>
+          </w:p>
+        </w:tc>
+        <w:tc>
+          <w:tcPr>
+            <w:tcW w:w="1701" w:type="dxa"/>
+            <w:tcBorders>
+              <w:top w:val="single" w:sz="4" w:space="0" w:color="48B2AA"/>
+              <w:left w:val="single" w:sz="4" w:space="0" w:color="48B2AA"/>
+              <w:bottom w:val="single" w:sz="4" w:space="0" w:color="48B2AA"/>
+              <w:right w:val="single" w:sz="4" w:space="0" w:color="48B2AA"/>
+            </w:tcBorders>
+          </w:tcPr>
+          <w:p>
+            <w:pPr>
+              <w:jc w:val="center"/>
+              <w:rPr>
+                <w:rFonts w:ascii="Source Sans Pro Light" w:hAnsi="Source Sans Pro Light"/>
+                <w:sz w:val="24"/>
+                <w:szCs w:val="24"/>
+              </w:rPr>
+            </w:pPr>
+          </w:p>
+        </w:tc>
+        <w:tc>
+          <w:tcPr>
+            <w:tcW w:w="3855" w:type="dxa"/>
+            <w:tcBorders>
+              <w:top w:val="single" w:sz="4" w:space="0" w:color="48B2AA"/>
+              <w:left w:val="single" w:sz="4" w:space="0" w:color="48B2AA"/>
+              <w:bottom w:val="single" w:sz="4" w:space="0" w:color="48B2AA"/>
+              <w:right w:val="single" w:sz="4" w:space="0" w:color="48B2AA"/>
+            </w:tcBorders>
+          </w:tcPr>
+          <w:p>
+            <w:pPr>
+              <w:jc w:val="center"/>
+            </w:pPr>
+          </w:p>
+        </w:tc>
+      </w:tr>
+    </w:tbl>
+    <w:p>
+      <w:pPr>
+        <w:rPr>
+          <w:lang w:eastAsia="en-GB"/>
+        </w:rPr>
+      </w:pPr>
+      <w:r>
+        <w:rPr>
+          <w:lang w:eastAsia="en-GB"/>
+        </w:rPr>
+        <w:lastRenderedPageBreak/>
+        <w:t>[[/</w:t>
+      </w:r>
+      <w:r>
+        <w:rPr>
+          <w:lang w:eastAsia="en-GB"/>
+        </w:rPr>
+        <w:t>isPlatform</w:t>
+      </w:r>
+      <w:r>
+        <w:rPr>
+          <w:lang w:eastAsia="en-GB"/>
+        </w:rPr>
+        <w:t>Mobile</w:t>
+      </w:r>
+      <w:r>
+        <w:rPr>
+          <w:lang w:eastAsia="en-GB"/>
+        </w:rPr>
+        <w:t>]]</w:t>
+      </w:r>
+    </w:p>
+    <w:p>
+      <w:pPr>
+        <w:rPr>
+          <w:lang w:eastAsia="en-GB"/>
+        </w:rPr>
+      </w:pPr>
+    </w:p>
+    <w:p>
+      <w:pPr>
+        <w:rPr>
           <w:rFonts w:ascii="Source Sans Pro" w:hAnsi="Source Sans Pro" w:cstheme="minorHAnsi"/>
           <w:lang w:val="en-US" w:eastAsia="ja-JP"/>
         </w:rPr>
@@ -6442,7 +8592,6 @@
           <w:color w:val="auto"/>
           <w:sz w:val="28"/>
           <w:szCs w:val="28"/>
-          <w:u w:val="single"/>
         </w:rPr>
       </w:pPr>
       <w:bookmarkStart w:id="27" w:name="_Toc203375382"/>
@@ -6471,7 +8620,7 @@
     <w:tbl>
       <w:tblPr>
         <w:tblStyle w:val="PlainTable4"/>
-        <w:tblW w:w="4978" w:type="pct"/>
+        <w:tblW w:w="5001" w:type="pct"/>
         <w:tblBorders>
           <w:top w:val="single" w:sz="4" w:space="0" w:color="auto"/>
           <w:left w:val="single" w:sz="4" w:space="0" w:color="auto"/>
@@ -6484,20 +8633,20 @@
         <w:tblLook w:val="04A0" w:firstRow="1" w:lastRow="0" w:firstColumn="1" w:lastColumn="0" w:noHBand="0" w:noVBand="1"/>
       </w:tblPr>
       <w:tblGrid>
-        <w:gridCol w:w="840"/>
-        <w:gridCol w:w="5507"/>
-        <w:gridCol w:w="1553"/>
-        <w:gridCol w:w="1409"/>
+        <w:gridCol w:w="827"/>
+        <w:gridCol w:w="5265"/>
+        <w:gridCol w:w="1693"/>
+        <w:gridCol w:w="1567"/>
       </w:tblGrid>
       <w:tr>
         <w:trPr>
           <w:cnfStyle w:val="100000000000" w:firstRow="1" w:lastRow="0" w:firstColumn="0" w:lastColumn="0" w:oddVBand="0" w:evenVBand="0" w:oddHBand="0" w:evenHBand="0" w:firstRowFirstColumn="0" w:firstRowLastColumn="0" w:lastRowFirstColumn="0" w:lastRowLastColumn="0"/>
-          <w:trHeight w:val="828"/>
+          <w:trHeight w:val="100"/>
         </w:trPr>
         <w:tc>
           <w:tcPr>
             <w:cnfStyle w:val="001000000000" w:firstRow="0" w:lastRow="0" w:firstColumn="1" w:lastColumn="0" w:oddVBand="0" w:evenVBand="0" w:oddHBand="0" w:evenHBand="0" w:firstRowFirstColumn="0" w:firstRowLastColumn="0" w:lastRowFirstColumn="0" w:lastRowLastColumn="0"/>
-            <w:tcW w:w="451" w:type="pct"/>
+            <w:tcW w:w="442" w:type="pct"/>
             <w:tcBorders>
               <w:top w:val="single" w:sz="4" w:space="0" w:color="48B2AA"/>
               <w:left w:val="single" w:sz="4" w:space="0" w:color="48B2AA"/>
@@ -6529,7 +8678,7 @@
         </w:tc>
         <w:tc>
           <w:tcPr>
-            <w:tcW w:w="2958" w:type="pct"/>
+            <w:tcW w:w="2814" w:type="pct"/>
             <w:tcBorders>
               <w:top w:val="single" w:sz="4" w:space="0" w:color="48B2AA"/>
               <w:left w:val="single" w:sz="4" w:space="0" w:color="48B2AA"/>
@@ -6551,18 +8700,17 @@
             </w:pPr>
             <w:r>
               <w:rPr>
-                <w:rFonts w:ascii="Source Sans Pro Light" w:hAnsi="Source Sans Pro Light" w:cstheme="minorHAnsi"/>
-                <w:sz w:val="24"/>
-                <w:szCs w:val="24"/>
-                <w:lang w:val="en-US" w:eastAsia="ja-JP"/>
-              </w:rPr>
-              <w:t>Improvement / Task</w:t>
-            </w:r>
-          </w:p>
-        </w:tc>
-        <w:tc>
-          <w:tcPr>
-            <w:tcW w:w="834" w:type="pct"/>
+                <w:rFonts w:ascii="Source Sans Pro Light" w:hAnsi="Source Sans Pro Light"/>
+                <w:sz w:val="24"/>
+                <w:szCs w:val="24"/>
+              </w:rPr>
+              <w:t>Improvement/Task</w:t>
+            </w:r>
+          </w:p>
+        </w:tc>
+        <w:tc>
+          <w:tcPr>
+            <w:tcW w:w="905" w:type="pct"/>
             <w:tcBorders>
               <w:top w:val="single" w:sz="4" w:space="0" w:color="48B2AA"/>
               <w:left w:val="single" w:sz="4" w:space="0" w:color="48B2AA"/>
@@ -6584,10 +8732,9 @@
             </w:pPr>
             <w:r>
               <w:rPr>
-                <w:rFonts w:ascii="Source Sans Pro Light" w:hAnsi="Source Sans Pro Light" w:cstheme="minorHAnsi"/>
-                <w:sz w:val="24"/>
-                <w:szCs w:val="24"/>
-                <w:lang w:val="en-US" w:eastAsia="ja-JP"/>
+                <w:rFonts w:ascii="Source Sans Pro Light" w:hAnsi="Source Sans Pro Light"/>
+                <w:sz w:val="24"/>
+                <w:szCs w:val="24"/>
               </w:rPr>
               <w:t>Development Story Points</w:t>
             </w:r>
@@ -6595,7 +8742,7 @@
         </w:tc>
         <w:tc>
           <w:tcPr>
-            <w:tcW w:w="757" w:type="pct"/>
+            <w:tcW w:w="839" w:type="pct"/>
             <w:tcBorders>
               <w:top w:val="single" w:sz="4" w:space="0" w:color="48B2AA"/>
               <w:left w:val="single" w:sz="4" w:space="0" w:color="48B2AA"/>
@@ -6617,10 +8764,9 @@
             </w:pPr>
             <w:r>
               <w:rPr>
-                <w:rFonts w:ascii="Source Sans Pro Light" w:hAnsi="Source Sans Pro Light" w:cstheme="minorHAnsi"/>
-                <w:sz w:val="24"/>
-                <w:szCs w:val="24"/>
-                <w:lang w:val="en-US" w:eastAsia="ja-JP"/>
+                <w:rFonts w:ascii="Source Sans Pro Light" w:hAnsi="Source Sans Pro Light"/>
+                <w:sz w:val="24"/>
+                <w:szCs w:val="24"/>
               </w:rPr>
               <w:t>Testing Story Points</w:t>
             </w:r>
@@ -6630,12 +8776,12 @@
       <w:tr>
         <w:trPr>
           <w:cnfStyle w:val="000000100000" w:firstRow="0" w:lastRow="0" w:firstColumn="0" w:lastColumn="0" w:oddVBand="0" w:evenVBand="0" w:oddHBand="1" w:evenHBand="0" w:firstRowFirstColumn="0" w:firstRowLastColumn="0" w:lastRowFirstColumn="0" w:lastRowLastColumn="0"/>
-          <w:trHeight w:val="776"/>
+          <w:trHeight w:val="77"/>
         </w:trPr>
         <w:tc>
           <w:tcPr>
             <w:cnfStyle w:val="001000000000" w:firstRow="0" w:lastRow="0" w:firstColumn="1" w:lastColumn="0" w:oddVBand="0" w:evenVBand="0" w:oddHBand="0" w:evenHBand="0" w:firstRowFirstColumn="0" w:firstRowLastColumn="0" w:lastRowFirstColumn="0" w:lastRowLastColumn="0"/>
-            <w:tcW w:w="451" w:type="pct"/>
+            <w:tcW w:w="442" w:type="pct"/>
             <w:tcBorders>
               <w:top w:val="single" w:sz="4" w:space="0" w:color="42AA9C"/>
               <w:left w:val="single" w:sz="4" w:space="0" w:color="42AA9C"/>
@@ -6681,7 +8827,7 @@
                 <w:sz w:val="24"/>
                 <w:szCs w:val="24"/>
               </w:rPr>
-              <w:t>ments]]</w:t>
+              <w:t>ments]][[#features]][[</w:t>
             </w:r>
             <w:r>
               <w:rPr>
@@ -6691,7 +8837,7 @@
                 <w:sz w:val="24"/>
                 <w:szCs w:val="24"/>
               </w:rPr>
-              <w:t>[[#features]]</w:t>
+              <w:t>application_platform_index</w:t>
             </w:r>
             <w:r>
               <w:rPr>
@@ -6701,7 +8847,7 @@
                 <w:sz w:val="24"/>
                 <w:szCs w:val="24"/>
               </w:rPr>
-              <w:t>[[</w:t>
+              <w:t>]]</w:t>
             </w:r>
             <w:r>
               <w:rPr>
@@ -6711,53 +8857,13 @@
                 <w:sz w:val="24"/>
                 <w:szCs w:val="24"/>
               </w:rPr>
-              <w:t>application_platform_index</w:t>
-            </w:r>
-            <w:r>
-              <w:rPr>
-                <w:rFonts w:ascii="Source Sans Pro Light" w:hAnsi="Source Sans Pro Light"/>
-                <w:b w:val="0"/>
-                <w:bCs w:val="0"/>
-                <w:sz w:val="24"/>
-                <w:szCs w:val="24"/>
-              </w:rPr>
-              <w:t>]]</w:t>
-            </w:r>
-            <w:r>
-              <w:rPr>
-                <w:rFonts w:ascii="Source Sans Pro Light" w:hAnsi="Source Sans Pro Light"/>
-                <w:b w:val="0"/>
-                <w:bCs w:val="0"/>
-                <w:sz w:val="24"/>
-                <w:szCs w:val="24"/>
-              </w:rPr>
-              <w:t>.[[</w:t>
-            </w:r>
-            <w:r>
-              <w:rPr>
-                <w:rFonts w:ascii="Source Sans Pro Light" w:hAnsi="Source Sans Pro Light"/>
-                <w:b w:val="0"/>
-                <w:bCs w:val="0"/>
-                <w:sz w:val="24"/>
-                <w:szCs w:val="24"/>
-              </w:rPr>
-              <w:t>feature_index</w:t>
-            </w:r>
-            <w:r>
-              <w:rPr>
-                <w:rFonts w:ascii="Source Sans Pro Light" w:hAnsi="Source Sans Pro Light"/>
-                <w:b w:val="0"/>
-                <w:bCs w:val="0"/>
-                <w:sz w:val="24"/>
-                <w:szCs w:val="24"/>
-              </w:rPr>
-              <w:t>]]</w:t>
-            </w:r>
-          </w:p>
-        </w:tc>
-        <w:tc>
-          <w:tcPr>
-            <w:tcW w:w="2958" w:type="pct"/>
+              <w:t>.[[feature_index]]</w:t>
+            </w:r>
+          </w:p>
+        </w:tc>
+        <w:tc>
+          <w:tcPr>
+            <w:tcW w:w="2814" w:type="pct"/>
             <w:tcBorders>
               <w:top w:val="single" w:sz="4" w:space="0" w:color="42AA9C"/>
               <w:left w:val="single" w:sz="4" w:space="0" w:color="42AA9C"/>
@@ -6782,7 +8888,6 @@
               </w:rPr>
               <w:t>[[</w:t>
             </w:r>
-            <w:proofErr w:type="spellStart"/>
             <w:r>
               <w:rPr>
                 <w:rFonts w:ascii="Source Sans Pro Light" w:hAnsi="Source Sans Pro Light" w:cs="Arial"/>
@@ -6791,7 +8896,6 @@
               </w:rPr>
               <w:t>feature_name</w:t>
             </w:r>
-            <w:proofErr w:type="spellEnd"/>
             <w:r>
               <w:rPr>
                 <w:rFonts w:ascii="Source Sans Pro Light" w:hAnsi="Source Sans Pro Light" w:cs="Arial"/>
@@ -6806,21 +8910,13 @@
                 <w:sz w:val="24"/>
                 <w:szCs w:val="24"/>
               </w:rPr>
-              <w:t xml:space="preserve"> </w:t>
-            </w:r>
-            <w:r>
-              <w:rPr>
-                <w:rFonts w:ascii="Source Sans Pro Light" w:hAnsi="Source Sans Pro Light" w:cs="Arial"/>
-                <w:sz w:val="24"/>
-                <w:szCs w:val="24"/>
-              </w:rPr>
-              <w:t>feature</w:t>
-            </w:r>
-          </w:p>
-        </w:tc>
-        <w:tc>
-          <w:tcPr>
-            <w:tcW w:w="834" w:type="pct"/>
+              <w:t xml:space="preserve"> feature</w:t>
+            </w:r>
+          </w:p>
+        </w:tc>
+        <w:tc>
+          <w:tcPr>
+            <w:tcW w:w="905" w:type="pct"/>
             <w:tcBorders>
               <w:top w:val="single" w:sz="4" w:space="0" w:color="42AA9C"/>
               <w:left w:val="single" w:sz="4" w:space="0" w:color="42AA9C"/>
@@ -6830,6 +8926,7 @@
           </w:tcPr>
           <w:p>
             <w:pPr>
+              <w:jc w:val="center"/>
               <w:cnfStyle w:val="000000100000" w:firstRow="0" w:lastRow="0" w:firstColumn="0" w:lastColumn="0" w:oddVBand="0" w:evenVBand="0" w:oddHBand="1" w:evenHBand="0" w:firstRowFirstColumn="0" w:firstRowLastColumn="0" w:lastRowFirstColumn="0" w:lastRowLastColumn="0"/>
               <w:rPr>
                 <w:rFonts w:ascii="Source Sans Pro Light" w:hAnsi="Source Sans Pro Light"/>
@@ -6845,7 +8942,6 @@
               </w:rPr>
               <w:t>[[</w:t>
             </w:r>
-            <w:proofErr w:type="spellStart"/>
             <w:r>
               <w:rPr>
                 <w:rFonts w:ascii="Source Sans Pro Light" w:hAnsi="Source Sans Pro Light"/>
@@ -6854,7 +8950,6 @@
               </w:rPr>
               <w:t>dev_story_points</w:t>
             </w:r>
-            <w:proofErr w:type="spellEnd"/>
             <w:r>
               <w:rPr>
                 <w:rFonts w:ascii="Source Sans Pro Light" w:hAnsi="Source Sans Pro Light"/>
@@ -6867,7 +8962,7 @@
         </w:tc>
         <w:tc>
           <w:tcPr>
-            <w:tcW w:w="757" w:type="pct"/>
+            <w:tcW w:w="839" w:type="pct"/>
             <w:tcBorders>
               <w:top w:val="single" w:sz="4" w:space="0" w:color="42AA9C"/>
               <w:left w:val="single" w:sz="4" w:space="0" w:color="42AA9C"/>
@@ -6877,6 +8972,7 @@
           </w:tcPr>
           <w:p>
             <w:pPr>
+              <w:jc w:val="center"/>
               <w:cnfStyle w:val="000000100000" w:firstRow="0" w:lastRow="0" w:firstColumn="0" w:lastColumn="0" w:oddVBand="0" w:evenVBand="0" w:oddHBand="1" w:evenHBand="0" w:firstRowFirstColumn="0" w:firstRowLastColumn="0" w:lastRowFirstColumn="0" w:lastRowLastColumn="0"/>
               <w:rPr>
                 <w:rFonts w:ascii="Source Sans Pro Light" w:hAnsi="Source Sans Pro Light"/>
@@ -6892,7 +8988,6 @@
               </w:rPr>
               <w:t>[[</w:t>
             </w:r>
-            <w:proofErr w:type="spellStart"/>
             <w:r>
               <w:rPr>
                 <w:rFonts w:ascii="Source Sans Pro Light" w:hAnsi="Source Sans Pro Light"/>
@@ -6901,47 +8996,13 @@
               </w:rPr>
               <w:t>test_story_points</w:t>
             </w:r>
-            <w:proofErr w:type="spellEnd"/>
-            <w:r>
-              <w:rPr>
-                <w:rFonts w:ascii="Source Sans Pro Light" w:hAnsi="Source Sans Pro Light"/>
-                <w:sz w:val="24"/>
-                <w:szCs w:val="24"/>
-              </w:rPr>
-              <w:t>]]</w:t>
-            </w:r>
-            <w:r>
-              <w:rPr>
-                <w:rFonts w:ascii="Source Sans Pro Light" w:hAnsi="Source Sans Pro Light"/>
-                <w:sz w:val="24"/>
-                <w:szCs w:val="24"/>
-              </w:rPr>
-              <w:t xml:space="preserve"> [[/features]]</w:t>
-            </w:r>
-            <w:r>
-              <w:rPr>
-                <w:rFonts w:ascii="Source Sans Pro Light" w:hAnsi="Source Sans Pro Light"/>
-                <w:sz w:val="24"/>
-                <w:szCs w:val="24"/>
-              </w:rPr>
-              <w:br/>
-            </w:r>
-            <w:r>
-              <w:rPr>
-                <w:rFonts w:ascii="Source Sans Pro Light" w:hAnsi="Source Sans Pro Light"/>
-                <w:sz w:val="24"/>
-                <w:szCs w:val="24"/>
-              </w:rPr>
-              <w:t>[[/</w:t>
-            </w:r>
-            <w:proofErr w:type="spellStart"/>
-            <w:r>
-              <w:rPr>
-                <w:rFonts w:ascii="Source Sans Pro Light" w:hAnsi="Source Sans Pro Light"/>
-                <w:sz w:val="24"/>
-                <w:szCs w:val="24"/>
-              </w:rPr>
-              <w:t>applicationPlatformRequir</w:t>
+            <w:r>
+              <w:rPr>
+                <w:rFonts w:ascii="Source Sans Pro Light" w:hAnsi="Source Sans Pro Light"/>
+                <w:sz w:val="24"/>
+                <w:szCs w:val="24"/>
+              </w:rPr>
+              <w:t>]][[/features]][[/applicationPlatformRequir</w:t>
             </w:r>
             <w:r>
               <w:rPr>
@@ -6957,16 +9018,7 @@
                 <w:sz w:val="24"/>
                 <w:szCs w:val="24"/>
               </w:rPr>
-              <w:t>ments</w:t>
-            </w:r>
-            <w:proofErr w:type="spellEnd"/>
-            <w:r>
-              <w:rPr>
-                <w:rFonts w:ascii="Source Sans Pro Light" w:hAnsi="Source Sans Pro Light"/>
-                <w:sz w:val="24"/>
-                <w:szCs w:val="24"/>
-              </w:rPr>
-              <w:t>]]</w:t>
+              <w:t>ments]]</w:t>
             </w:r>
           </w:p>
         </w:tc>
@@ -6978,7 +9030,7 @@
         <w:tc>
           <w:tcPr>
             <w:cnfStyle w:val="001000000000" w:firstRow="0" w:lastRow="0" w:firstColumn="1" w:lastColumn="0" w:oddVBand="0" w:evenVBand="0" w:oddHBand="0" w:evenHBand="0" w:firstRowFirstColumn="0" w:firstRowLastColumn="0" w:lastRowFirstColumn="0" w:lastRowLastColumn="0"/>
-            <w:tcW w:w="3409" w:type="pct"/>
+            <w:tcW w:w="3257" w:type="pct"/>
             <w:gridSpan w:val="2"/>
             <w:tcBorders>
               <w:top w:val="single" w:sz="4" w:space="0" w:color="42AA9C"/>
@@ -7002,13 +9054,84 @@
                 <w:szCs w:val="24"/>
                 <w:lang w:val="en-US" w:eastAsia="ja-JP"/>
               </w:rPr>
-              <w:t>TOTAL STORY POINTS:</w:t>
-            </w:r>
-          </w:p>
-        </w:tc>
-        <w:tc>
-          <w:tcPr>
-            <w:tcW w:w="834" w:type="pct"/>
+              <w:t>TOTAL STORY POINTS</w:t>
+            </w:r>
+          </w:p>
+        </w:tc>
+        <w:tc>
+          <w:tcPr>
+            <w:tcW w:w="905" w:type="pct"/>
+            <w:tcBorders>
+              <w:top w:val="single" w:sz="4" w:space="0" w:color="42AA9C"/>
+              <w:left w:val="single" w:sz="4" w:space="0" w:color="42AA9C"/>
+              <w:bottom w:val="single" w:sz="4" w:space="0" w:color="42AA9C"/>
+              <w:right w:val="single" w:sz="4" w:space="0" w:color="42AA9C"/>
+            </w:tcBorders>
+            <w:shd w:val="clear" w:color="auto" w:fill="AEAAAA" w:themeFill="background2" w:themeFillShade="BF"/>
+          </w:tcPr>
+          <w:p>
+            <w:pPr>
+              <w:jc w:val="center"/>
+              <w:cnfStyle w:val="000000000000" w:firstRow="0" w:lastRow="0" w:firstColumn="0" w:lastColumn="0" w:oddVBand="0" w:evenVBand="0" w:oddHBand="0" w:evenHBand="0" w:firstRowFirstColumn="0" w:firstRowLastColumn="0" w:lastRowFirstColumn="0" w:lastRowLastColumn="0"/>
+              <w:rPr>
+                <w:rFonts w:ascii="Source Sans Pro Light" w:hAnsi="Source Sans Pro Light"/>
+                <w:sz w:val="24"/>
+                <w:szCs w:val="24"/>
+              </w:rPr>
+            </w:pPr>
+            <w:r>
+              <w:rPr>
+                <w:rFonts w:ascii="Source Sans Pro Light" w:hAnsi="Source Sans Pro Light"/>
+                <w:sz w:val="24"/>
+                <w:szCs w:val="24"/>
+              </w:rPr>
+              <w:t>[[</w:t>
+            </w:r>
+            <w:r>
+              <w:rPr>
+                <w:rFonts w:ascii="Source Sans Pro Light" w:hAnsi="Source Sans Pro Light"/>
+                <w:sz w:val="24"/>
+                <w:szCs w:val="24"/>
+              </w:rPr>
+              <w:t>total_</w:t>
+            </w:r>
+            <w:r>
+              <w:rPr>
+                <w:rFonts w:ascii="Source Sans Pro Light" w:hAnsi="Source Sans Pro Light"/>
+                <w:sz w:val="24"/>
+                <w:szCs w:val="24"/>
+              </w:rPr>
+              <w:t>dev_story_p</w:t>
+            </w:r>
+            <w:r>
+              <w:rPr>
+                <w:rFonts w:ascii="Source Sans Pro Light" w:hAnsi="Source Sans Pro Light"/>
+                <w:sz w:val="24"/>
+                <w:szCs w:val="24"/>
+              </w:rPr>
+              <w:t>o</w:t>
+            </w:r>
+            <w:r>
+              <w:rPr>
+                <w:rFonts w:ascii="Source Sans Pro Light" w:hAnsi="Source Sans Pro Light"/>
+                <w:sz w:val="24"/>
+                <w:szCs w:val="24"/>
+              </w:rPr>
+              <w:t>ints</w:t>
+            </w:r>
+            <w:r>
+              <w:rPr>
+                <w:rFonts w:ascii="Source Sans Pro Light" w:hAnsi="Source Sans Pro Light"/>
+                <w:sz w:val="24"/>
+                <w:szCs w:val="24"/>
+              </w:rPr>
+              <w:t>]]</w:t>
+            </w:r>
+          </w:p>
+        </w:tc>
+        <w:tc>
+          <w:tcPr>
+            <w:tcW w:w="839" w:type="pct"/>
             <w:tcBorders>
               <w:top w:val="single" w:sz="4" w:space="0" w:color="42AA9C"/>
               <w:left w:val="single" w:sz="4" w:space="0" w:color="42AA9C"/>
@@ -7034,66 +9157,7 @@
                 <w:sz w:val="24"/>
                 <w:szCs w:val="24"/>
               </w:rPr>
-              <w:t>[[</w:t>
-            </w:r>
-            <w:proofErr w:type="spellStart"/>
-            <w:r>
-              <w:rPr>
-                <w:rFonts w:ascii="Source Sans Pro Light" w:hAnsi="Source Sans Pro Light"/>
-                <w:sz w:val="24"/>
-                <w:szCs w:val="24"/>
-              </w:rPr>
-              <w:t>total_dev_story_points</w:t>
-            </w:r>
-            <w:proofErr w:type="spellEnd"/>
-            <w:r>
-              <w:rPr>
-                <w:rFonts w:ascii="Source Sans Pro Light" w:hAnsi="Source Sans Pro Light"/>
-                <w:sz w:val="24"/>
-                <w:szCs w:val="24"/>
-              </w:rPr>
-              <w:t>]]</w:t>
-            </w:r>
-          </w:p>
-        </w:tc>
-        <w:tc>
-          <w:tcPr>
-            <w:tcW w:w="757" w:type="pct"/>
-            <w:tcBorders>
-              <w:top w:val="single" w:sz="4" w:space="0" w:color="42AA9C"/>
-              <w:left w:val="single" w:sz="4" w:space="0" w:color="42AA9C"/>
-              <w:bottom w:val="single" w:sz="4" w:space="0" w:color="42AA9C"/>
-              <w:right w:val="single" w:sz="4" w:space="0" w:color="42AA9C"/>
-            </w:tcBorders>
-            <w:shd w:val="clear" w:color="auto" w:fill="AEAAAA" w:themeFill="background2" w:themeFillShade="BF"/>
-            <w:vAlign w:val="center"/>
-          </w:tcPr>
-          <w:p>
-            <w:pPr>
-              <w:jc w:val="center"/>
-              <w:cnfStyle w:val="000000000000" w:firstRow="0" w:lastRow="0" w:firstColumn="0" w:lastColumn="0" w:oddVBand="0" w:evenVBand="0" w:oddHBand="0" w:evenHBand="0" w:firstRowFirstColumn="0" w:firstRowLastColumn="0" w:lastRowFirstColumn="0" w:lastRowLastColumn="0"/>
-              <w:rPr>
-                <w:rFonts w:ascii="Source Sans Pro Light" w:hAnsi="Source Sans Pro Light"/>
-                <w:sz w:val="24"/>
-                <w:szCs w:val="24"/>
-              </w:rPr>
-            </w:pPr>
-            <w:r>
-              <w:rPr>
-                <w:rFonts w:ascii="Source Sans Pro Light" w:hAnsi="Source Sans Pro Light"/>
-                <w:sz w:val="24"/>
-                <w:szCs w:val="24"/>
-              </w:rPr>
-              <w:t>[[</w:t>
-            </w:r>
-            <w:proofErr w:type="spellStart"/>
-            <w:r>
-              <w:rPr>
-                <w:rFonts w:ascii="Source Sans Pro Light" w:hAnsi="Source Sans Pro Light"/>
-                <w:sz w:val="24"/>
-                <w:szCs w:val="24"/>
-              </w:rPr>
-              <w:t>total_</w:t>
+              <w:t>[[total_</w:t>
             </w:r>
             <w:r>
               <w:rPr>
@@ -7109,16 +9173,7 @@
                 <w:sz w:val="24"/>
                 <w:szCs w:val="24"/>
               </w:rPr>
-              <w:t>_story_points</w:t>
-            </w:r>
-            <w:proofErr w:type="spellEnd"/>
-            <w:r>
-              <w:rPr>
-                <w:rFonts w:ascii="Source Sans Pro Light" w:hAnsi="Source Sans Pro Light"/>
-                <w:sz w:val="24"/>
-                <w:szCs w:val="24"/>
-              </w:rPr>
-              <w:t>]]</w:t>
+              <w:t>_story_points]]</w:t>
             </w:r>
           </w:p>
         </w:tc>
@@ -7264,6 +9319,15 @@
                 <w:lang w:val="en-US" w:eastAsia="ja-JP"/>
               </w:rPr>
             </w:pPr>
+            <w:r>
+              <w:rPr>
+                <w:rFonts w:ascii="Source Sans Pro Light" w:hAnsi="Source Sans Pro Light" w:cstheme="minorHAnsi"/>
+                <w:sz w:val="24"/>
+                <w:szCs w:val="24"/>
+                <w:lang w:val="en-US" w:eastAsia="ja-JP"/>
+              </w:rPr>
+              <w:t>[[development_start_date]] –[[development_end_date]]</w:t>
+            </w:r>
           </w:p>
         </w:tc>
       </w:tr>
@@ -7313,6 +9377,15 @@
                 <w:lang w:val="en-US" w:eastAsia="ja-JP"/>
               </w:rPr>
             </w:pPr>
+            <w:r>
+              <w:rPr>
+                <w:rFonts w:ascii="Source Sans Pro Light" w:hAnsi="Source Sans Pro Light" w:cstheme="minorHAnsi"/>
+                <w:sz w:val="24"/>
+                <w:szCs w:val="24"/>
+                <w:lang w:val="en-US" w:eastAsia="ja-JP"/>
+              </w:rPr>
+              <w:t>[[testing_start_date]] – [[testing_end_date]]</w:t>
+            </w:r>
           </w:p>
         </w:tc>
       </w:tr>
@@ -7365,6 +9438,15 @@
                 <w:lang w:val="en-US" w:eastAsia="ja-JP"/>
               </w:rPr>
             </w:pPr>
+            <w:r>
+              <w:rPr>
+                <w:rFonts w:ascii="Source Sans Pro Light" w:hAnsi="Source Sans Pro Light" w:cstheme="minorHAnsi"/>
+                <w:sz w:val="24"/>
+                <w:szCs w:val="24"/>
+                <w:lang w:val="en-US" w:eastAsia="ja-JP"/>
+              </w:rPr>
+              <w:t>[[uat_release_date]]</w:t>
+            </w:r>
           </w:p>
         </w:tc>
       </w:tr>
@@ -7414,6 +9496,15 @@
                 <w:lang w:val="en-US" w:eastAsia="ja-JP"/>
               </w:rPr>
             </w:pPr>
+            <w:r>
+              <w:rPr>
+                <w:rFonts w:ascii="Source Sans Pro Light" w:hAnsi="Source Sans Pro Light" w:cstheme="minorHAnsi"/>
+                <w:sz w:val="24"/>
+                <w:szCs w:val="24"/>
+                <w:lang w:val="en-US" w:eastAsia="ja-JP"/>
+              </w:rPr>
+              <w:t>[[prod_release_date]]</w:t>
+            </w:r>
           </w:p>
         </w:tc>
       </w:tr>
@@ -7495,6 +9586,13 @@
           <w:lang w:val="en-US"/>
         </w:rPr>
       </w:pPr>
+      <w:r>
+        <w:rPr>
+          <w:rFonts w:eastAsiaTheme="majorEastAsia" w:cstheme="minorHAnsi"/>
+          <w:lang w:val="en-US"/>
+        </w:rPr>
+        <w:br w:type="page"/>
+      </w:r>
     </w:p>
     <w:p>
       <w:pPr>
@@ -7515,6 +9613,7 @@
           <w:sz w:val="28"/>
           <w:szCs w:val="28"/>
         </w:rPr>
+        <w:lastRenderedPageBreak/>
         <w:t>Acceptance</w:t>
       </w:r>
       <w:bookmarkEnd w:id="23"/>
@@ -7553,59 +9652,23 @@
         </w:rPr>
         <w:t>[</w:t>
       </w:r>
-      <w:proofErr w:type="spellStart"/>
       <w:r>
         <w:rPr>
           <w:rFonts w:cstheme="minorHAnsi"/>
         </w:rPr>
-        <w:t>project_name</w:t>
-      </w:r>
-      <w:proofErr w:type="spellEnd"/>
+        <w:t>project_name]]</w:t>
+      </w:r>
       <w:r>
         <w:rPr>
           <w:rFonts w:cstheme="minorHAnsi"/>
         </w:rPr>
-        <w:t>]]</w:t>
+        <w:t xml:space="preserve">. Note: This Statement of Work covers only the specified requirements above. Should there be additional requirements required by </w:t>
       </w:r>
       <w:r>
         <w:rPr>
           <w:rFonts w:cstheme="minorHAnsi"/>
         </w:rPr>
-        <w:t xml:space="preserve">. </w:t>
-      </w:r>
-    </w:p>
-    <w:p>
-      <w:pPr>
-        <w:jc w:val="both"/>
-        <w:rPr>
-          <w:rFonts w:cstheme="minorHAnsi"/>
-        </w:rPr>
-      </w:pPr>
-      <w:r>
-        <w:rPr>
-          <w:rFonts w:cstheme="minorHAnsi"/>
-        </w:rPr>
-        <w:t xml:space="preserve">Note: This Statement of Work covers only the specified requirements above. Should there be additional requirements required by </w:t>
-      </w:r>
-      <w:r>
-        <w:rPr>
-          <w:rFonts w:cstheme="minorHAnsi"/>
-        </w:rPr>
-        <w:t>[[</w:t>
-      </w:r>
-      <w:proofErr w:type="spellStart"/>
-      <w:r>
-        <w:rPr>
-          <w:rFonts w:cstheme="minorHAnsi"/>
-        </w:rPr>
-        <w:t>client_name</w:t>
-      </w:r>
-      <w:proofErr w:type="spellEnd"/>
-      <w:r>
-        <w:rPr>
-          <w:rFonts w:cstheme="minorHAnsi"/>
-        </w:rPr>
-        <w:t>]</w:t>
+        <w:t>[[client_name]</w:t>
       </w:r>
       <w:r>
         <w:rPr>
@@ -7664,6 +9727,16 @@
         </w:rPr>
         <w:t>Accepted by:</w:t>
       </w:r>
+    </w:p>
+    <w:p>
+      <w:pPr>
+        <w:rPr>
+          <w:rFonts w:cstheme="minorHAnsi"/>
+          <w:b/>
+          <w:bCs/>
+          <w:lang w:val="en-US" w:eastAsia="ja-JP"/>
+        </w:rPr>
+      </w:pPr>
     </w:p>
     <w:tbl>
       <w:tblPr>
@@ -7944,54 +10017,36 @@
           <w:rFonts w:cstheme="minorHAnsi"/>
           <w:lang w:val="en-US" w:eastAsia="ja-JP"/>
         </w:rPr>
-        <w:t>[[</w:t>
-      </w:r>
-      <w:proofErr w:type="spellStart"/>
+        <w:t>[[prepared_by]]</w:t>
+      </w:r>
+    </w:p>
+    <w:p>
+      <w:pPr>
+        <w:jc w:val="center"/>
+        <w:rPr>
+          <w:rFonts w:cstheme="minorHAnsi"/>
+        </w:rPr>
+      </w:pPr>
+      <w:r>
+        <w:rPr>
+          <w:rFonts w:cstheme="minorHAnsi"/>
+        </w:rPr>
+        <w:t xml:space="preserve">OPSOLUTIONS – </w:t>
+      </w:r>
       <w:r>
         <w:rPr>
           <w:rFonts w:cstheme="minorHAnsi"/>
           <w:lang w:val="en-US" w:eastAsia="ja-JP"/>
         </w:rPr>
-        <w:t>prepared_by</w:t>
-      </w:r>
-      <w:proofErr w:type="spellEnd"/>
+        <w:t>[[</w:t>
+      </w:r>
       <w:r>
         <w:rPr>
           <w:rFonts w:cstheme="minorHAnsi"/>
           <w:lang w:val="en-US" w:eastAsia="ja-JP"/>
         </w:rPr>
-        <w:t>]]</w:t>
-      </w:r>
-    </w:p>
-    <w:p>
-      <w:pPr>
-        <w:jc w:val="center"/>
-        <w:rPr>
-          <w:rFonts w:cstheme="minorHAnsi"/>
-        </w:rPr>
-      </w:pPr>
-      <w:r>
-        <w:rPr>
-          <w:rFonts w:cstheme="minorHAnsi"/>
-        </w:rPr>
-        <w:t xml:space="preserve">OPSOLUTIONS – </w:t>
-      </w:r>
-      <w:r>
-        <w:rPr>
-          <w:rFonts w:cstheme="minorHAnsi"/>
-          <w:lang w:val="en-US" w:eastAsia="ja-JP"/>
-        </w:rPr>
-        <w:t>[[</w:t>
-      </w:r>
-      <w:proofErr w:type="spellStart"/>
-      <w:r>
-        <w:rPr>
-          <w:rFonts w:cstheme="minorHAnsi"/>
-          <w:lang w:val="en-US" w:eastAsia="ja-JP"/>
-        </w:rPr>
         <w:t>prepared_by_position</w:t>
       </w:r>
-      <w:proofErr w:type="spellEnd"/>
       <w:r>
         <w:rPr>
           <w:rFonts w:cstheme="minorHAnsi"/>
@@ -8163,9 +10218,36 @@
                 <w:szCs w:val="24"/>
                 <w:lang w:val="en-US" w:eastAsia="ja-JP"/>
               </w:rPr>
+              <w:t>[[noted_by]]</w:t>
+            </w:r>
+          </w:p>
+          <w:p>
+            <w:pPr>
+              <w:jc w:val="center"/>
+              <w:rPr>
+                <w:rFonts w:ascii="Source Sans Pro Light" w:hAnsi="Source Sans Pro Light" w:cstheme="minorHAnsi"/>
+                <w:sz w:val="24"/>
+                <w:szCs w:val="24"/>
+                <w:lang w:val="en-US" w:eastAsia="ja-JP"/>
+              </w:rPr>
+            </w:pPr>
+            <w:r>
+              <w:rPr>
+                <w:rFonts w:ascii="Source Sans Pro Light" w:hAnsi="Source Sans Pro Light" w:cstheme="minorHAnsi"/>
+                <w:sz w:val="24"/>
+                <w:szCs w:val="24"/>
+              </w:rPr>
+              <w:t xml:space="preserve">OPSOLUTIONS – </w:t>
+            </w:r>
+            <w:r>
+              <w:rPr>
+                <w:rFonts w:ascii="Source Sans Pro Light" w:hAnsi="Source Sans Pro Light" w:cstheme="minorHAnsi"/>
+                <w:sz w:val="24"/>
+                <w:szCs w:val="24"/>
+                <w:lang w:val="en-US" w:eastAsia="ja-JP"/>
+              </w:rPr>
               <w:t>[[</w:t>
             </w:r>
-            <w:proofErr w:type="spellStart"/>
             <w:r>
               <w:rPr>
                 <w:rFonts w:ascii="Source Sans Pro Light" w:hAnsi="Source Sans Pro Light" w:cstheme="minorHAnsi"/>
@@ -8173,57 +10255,8 @@
                 <w:szCs w:val="24"/>
                 <w:lang w:val="en-US" w:eastAsia="ja-JP"/>
               </w:rPr>
-              <w:t>noted_by</w:t>
-            </w:r>
-            <w:proofErr w:type="spellEnd"/>
-            <w:r>
-              <w:rPr>
-                <w:rFonts w:ascii="Source Sans Pro Light" w:hAnsi="Source Sans Pro Light" w:cstheme="minorHAnsi"/>
-                <w:sz w:val="24"/>
-                <w:szCs w:val="24"/>
-                <w:lang w:val="en-US" w:eastAsia="ja-JP"/>
-              </w:rPr>
-              <w:t>]]</w:t>
-            </w:r>
-          </w:p>
-          <w:p>
-            <w:pPr>
-              <w:jc w:val="center"/>
-              <w:rPr>
-                <w:rFonts w:ascii="Source Sans Pro Light" w:hAnsi="Source Sans Pro Light" w:cstheme="minorHAnsi"/>
-                <w:sz w:val="24"/>
-                <w:szCs w:val="24"/>
-                <w:lang w:val="en-US" w:eastAsia="ja-JP"/>
-              </w:rPr>
-            </w:pPr>
-            <w:r>
-              <w:rPr>
-                <w:rFonts w:ascii="Source Sans Pro Light" w:hAnsi="Source Sans Pro Light" w:cstheme="minorHAnsi"/>
-                <w:sz w:val="24"/>
-                <w:szCs w:val="24"/>
-              </w:rPr>
-              <w:t xml:space="preserve">OPSOLUTIONS – </w:t>
-            </w:r>
-            <w:r>
-              <w:rPr>
-                <w:rFonts w:ascii="Source Sans Pro Light" w:hAnsi="Source Sans Pro Light" w:cstheme="minorHAnsi"/>
-                <w:sz w:val="24"/>
-                <w:szCs w:val="24"/>
-                <w:lang w:val="en-US" w:eastAsia="ja-JP"/>
-              </w:rPr>
-              <w:t>[[</w:t>
-            </w:r>
-            <w:proofErr w:type="spellStart"/>
-            <w:r>
-              <w:rPr>
-                <w:rFonts w:ascii="Source Sans Pro Light" w:hAnsi="Source Sans Pro Light" w:cstheme="minorHAnsi"/>
-                <w:sz w:val="24"/>
-                <w:szCs w:val="24"/>
-                <w:lang w:val="en-US" w:eastAsia="ja-JP"/>
-              </w:rPr>
               <w:t>noted_by_position</w:t>
             </w:r>
-            <w:proofErr w:type="spellEnd"/>
             <w:r>
               <w:rPr>
                 <w:rFonts w:ascii="Source Sans Pro Light" w:hAnsi="Source Sans Pro Light" w:cstheme="minorHAnsi"/>
@@ -8347,6 +10380,11 @@
         <w:docPartUnique/>
       </w:docPartObj>
     </w:sdtPr>
+    <w:sdtEndPr>
+      <w:rPr>
+        <w:rStyle w:val="PageNumber"/>
+      </w:rPr>
+    </w:sdtEndPr>
     <w:sdtContent>
       <w:p>
         <w:pPr>
@@ -9443,6 +11481,92 @@
 <file path=word/numbering.xml><?xml version="1.0" encoding="utf-8"?>
 <w:numbering xmlns:wpc="http://schemas.microsoft.com/office/word/2010/wordprocessingCanvas" xmlns:cx="http://schemas.microsoft.com/office/drawing/2014/chartex" xmlns:cx1="http://schemas.microsoft.com/office/drawing/2015/9/8/chartex" xmlns:cx2="http://schemas.microsoft.com/office/drawing/2015/10/21/chartex" xmlns:cx3="http://schemas.microsoft.com/office/drawing/2016/5/9/chartex" xmlns:cx4="http://schemas.microsoft.com/office/drawing/2016/5/10/chartex" xmlns:cx5="http://schemas.microsoft.com/office/drawing/2016/5/11/chartex" xmlns:cx6="http://schemas.microsoft.com/office/drawing/2016/5/12/chartex" xmlns:cx7="http://schemas.microsoft.com/office/drawing/2016/5/13/chartex" xmlns:cx8="http://schemas.microsoft.com/office/drawing/2016/5/14/chartex" xmlns:mc="http://schemas.openxmlformats.org/markup-compatibility/2006" xmlns:aink="http://schemas.microsoft.com/office/drawing/2016/ink" xmlns:am3d="http://schemas.microsoft.com/office/drawing/2017/model3d" xmlns:o="urn:schemas-microsoft-com:office:office" xmlns:oel="http://schemas.microsoft.com/office/2019/extlst" xmlns:r="http://schemas.openxmlformats.org/officeDocument/2006/relationships" xmlns:m="http://schemas.openxmlformats.org/officeDocument/2006/math" xmlns:v="urn:schemas-microsoft-com:vml" xmlns:wp14="http://schemas.microsoft.com/office/word/2010/wordprocessingDrawing" xmlns:wp="http://schemas.openxmlformats.org/drawingml/2006/wordprocessingDrawing" xmlns:w10="urn:schemas-microsoft-com:office:word" xmlns:w="http://schemas.openxmlformats.org/wordprocessingml/2006/main" xmlns:w14="http://schemas.microsoft.com/office/word/2010/wordml" xmlns:w15="http://schemas.microsoft.com/office/word/2012/wordml" xmlns:w16cex="http://schemas.microsoft.com/office/word/2018/wordml/cex" xmlns:w16cid="http://schemas.microsoft.com/office/word/2016/wordml/cid" xmlns:w16="http://schemas.microsoft.com/office/word/2018/wordml" xmlns:w16du="http://schemas.microsoft.com/office/word/2023/wordml/word16du" xmlns:w16sdtdh="http://schemas.microsoft.com/office/word/2020/wordml/sdtdatahash" xmlns:w16sdtfl="http://schemas.microsoft.com/office/word/2024/wordml/sdtformatlock" xmlns:w16se="http://schemas.microsoft.com/office/word/2015/wordml/symex" xmlns:wpg="http://schemas.microsoft.com/office/word/2010/wordprocessingGroup" xmlns:wpi="http://schemas.microsoft.com/office/word/2010/wordprocessingInk" xmlns:wne="http://schemas.microsoft.com/office/word/2006/wordml" xmlns:wps="http://schemas.microsoft.com/office/word/2010/wordprocessingShape" mc:Ignorable="w14 w15 w16se w16cid w16 w16cex w16sdtdh w16sdtfl w16du wp14">
   <w:abstractNum w:abstractNumId="0" w15:restartNumberingAfterBreak="0">
+    <w:nsid w:val="01CD369E"/>
+    <w:multiLevelType w:val="hybridMultilevel"/>
+    <w:tmpl w:val="05DE9110"/>
+    <w:lvl w:ilvl="0" w:tplc="3409000F">
+      <w:start w:val="1"/>
+      <w:numFmt w:val="decimal"/>
+      <w:lvlText w:val="%1."/>
+      <w:lvlJc w:val="left"/>
+      <w:pPr>
+        <w:ind w:left="720" w:hanging="360"/>
+      </w:pPr>
+    </w:lvl>
+    <w:lvl w:ilvl="1" w:tplc="34090019" w:tentative="1">
+      <w:start w:val="1"/>
+      <w:numFmt w:val="lowerLetter"/>
+      <w:lvlText w:val="%2."/>
+      <w:lvlJc w:val="left"/>
+      <w:pPr>
+        <w:ind w:left="1440" w:hanging="360"/>
+      </w:pPr>
+    </w:lvl>
+    <w:lvl w:ilvl="2" w:tplc="3409001B" w:tentative="1">
+      <w:start w:val="1"/>
+      <w:numFmt w:val="lowerRoman"/>
+      <w:lvlText w:val="%3."/>
+      <w:lvlJc w:val="right"/>
+      <w:pPr>
+        <w:ind w:left="2160" w:hanging="180"/>
+      </w:pPr>
+    </w:lvl>
+    <w:lvl w:ilvl="3" w:tplc="3409000F" w:tentative="1">
+      <w:start w:val="1"/>
+      <w:numFmt w:val="decimal"/>
+      <w:lvlText w:val="%4."/>
+      <w:lvlJc w:val="left"/>
+      <w:pPr>
+        <w:ind w:left="2880" w:hanging="360"/>
+      </w:pPr>
+    </w:lvl>
+    <w:lvl w:ilvl="4" w:tplc="34090019" w:tentative="1">
+      <w:start w:val="1"/>
+      <w:numFmt w:val="lowerLetter"/>
+      <w:lvlText w:val="%5."/>
+      <w:lvlJc w:val="left"/>
+      <w:pPr>
+        <w:ind w:left="3600" w:hanging="360"/>
+      </w:pPr>
+    </w:lvl>
+    <w:lvl w:ilvl="5" w:tplc="3409001B" w:tentative="1">
+      <w:start w:val="1"/>
+      <w:numFmt w:val="lowerRoman"/>
+      <w:lvlText w:val="%6."/>
+      <w:lvlJc w:val="right"/>
+      <w:pPr>
+        <w:ind w:left="4320" w:hanging="180"/>
+      </w:pPr>
+    </w:lvl>
+    <w:lvl w:ilvl="6" w:tplc="3409000F" w:tentative="1">
+      <w:start w:val="1"/>
+      <w:numFmt w:val="decimal"/>
+      <w:lvlText w:val="%7."/>
+      <w:lvlJc w:val="left"/>
+      <w:pPr>
+        <w:ind w:left="5040" w:hanging="360"/>
+      </w:pPr>
+    </w:lvl>
+    <w:lvl w:ilvl="7" w:tplc="34090019" w:tentative="1">
+      <w:start w:val="1"/>
+      <w:numFmt w:val="lowerLetter"/>
+      <w:lvlText w:val="%8."/>
+      <w:lvlJc w:val="left"/>
+      <w:pPr>
+        <w:ind w:left="5760" w:hanging="360"/>
+      </w:pPr>
+    </w:lvl>
+    <w:lvl w:ilvl="8" w:tplc="3409001B" w:tentative="1">
+      <w:start w:val="1"/>
+      <w:numFmt w:val="lowerRoman"/>
+      <w:lvlText w:val="%9."/>
+      <w:lvlJc w:val="right"/>
+      <w:pPr>
+        <w:ind w:left="6480" w:hanging="180"/>
+      </w:pPr>
+    </w:lvl>
+  </w:abstractNum>
+  <w:abstractNum w:abstractNumId="1" w15:restartNumberingAfterBreak="0">
     <w:nsid w:val="04921159"/>
     <w:multiLevelType w:val="hybridMultilevel"/>
     <w:tmpl w:val="6366DB8E"/>
@@ -9531,7 +11655,7 @@
       </w:pPr>
     </w:lvl>
   </w:abstractNum>
-  <w:abstractNum w:abstractNumId="1" w15:restartNumberingAfterBreak="0">
+  <w:abstractNum w:abstractNumId="2" w15:restartNumberingAfterBreak="0">
     <w:nsid w:val="05BD5044"/>
     <w:multiLevelType w:val="hybridMultilevel"/>
     <w:tmpl w:val="F24E3D28"/>
@@ -9617,7 +11741,7 @@
       </w:pPr>
     </w:lvl>
   </w:abstractNum>
-  <w:abstractNum w:abstractNumId="2" w15:restartNumberingAfterBreak="0">
+  <w:abstractNum w:abstractNumId="3" w15:restartNumberingAfterBreak="0">
     <w:nsid w:val="07EF154D"/>
     <w:multiLevelType w:val="hybridMultilevel"/>
     <w:tmpl w:val="20ACCAB4"/>
@@ -9710,7 +11834,7 @@
       </w:pPr>
     </w:lvl>
   </w:abstractNum>
-  <w:abstractNum w:abstractNumId="3" w15:restartNumberingAfterBreak="0">
+  <w:abstractNum w:abstractNumId="4" w15:restartNumberingAfterBreak="0">
     <w:nsid w:val="108E3C6E"/>
     <w:multiLevelType w:val="hybridMultilevel"/>
     <w:tmpl w:val="9ADA2722"/>
@@ -9823,7 +11947,7 @@
       </w:rPr>
     </w:lvl>
   </w:abstractNum>
-  <w:abstractNum w:abstractNumId="4" w15:restartNumberingAfterBreak="0">
+  <w:abstractNum w:abstractNumId="5" w15:restartNumberingAfterBreak="0">
     <w:nsid w:val="12336E9A"/>
     <w:multiLevelType w:val="hybridMultilevel"/>
     <w:tmpl w:val="B9F2FAA2"/>
@@ -9936,7 +12060,7 @@
       </w:rPr>
     </w:lvl>
   </w:abstractNum>
-  <w:abstractNum w:abstractNumId="5" w15:restartNumberingAfterBreak="0">
+  <w:abstractNum w:abstractNumId="6" w15:restartNumberingAfterBreak="0">
     <w:nsid w:val="24B91245"/>
     <w:multiLevelType w:val="hybridMultilevel"/>
     <w:tmpl w:val="DB4A5CE2"/>
@@ -10049,7 +12173,7 @@
       </w:rPr>
     </w:lvl>
   </w:abstractNum>
-  <w:abstractNum w:abstractNumId="6" w15:restartNumberingAfterBreak="0">
+  <w:abstractNum w:abstractNumId="7" w15:restartNumberingAfterBreak="0">
     <w:nsid w:val="253E7316"/>
     <w:multiLevelType w:val="hybridMultilevel"/>
     <w:tmpl w:val="F24E3D28"/>
@@ -10135,7 +12259,7 @@
       </w:pPr>
     </w:lvl>
   </w:abstractNum>
-  <w:abstractNum w:abstractNumId="7" w15:restartNumberingAfterBreak="0">
+  <w:abstractNum w:abstractNumId="8" w15:restartNumberingAfterBreak="0">
     <w:nsid w:val="2BF80C09"/>
     <w:multiLevelType w:val="hybridMultilevel"/>
     <w:tmpl w:val="6366DB8E"/>
@@ -10224,7 +12348,7 @@
       </w:pPr>
     </w:lvl>
   </w:abstractNum>
-  <w:abstractNum w:abstractNumId="8" w15:restartNumberingAfterBreak="0">
+  <w:abstractNum w:abstractNumId="9" w15:restartNumberingAfterBreak="0">
     <w:nsid w:val="35DC01E9"/>
     <w:multiLevelType w:val="hybridMultilevel"/>
     <w:tmpl w:val="6366DB8E"/>
@@ -10313,7 +12437,7 @@
       </w:pPr>
     </w:lvl>
   </w:abstractNum>
-  <w:abstractNum w:abstractNumId="9" w15:restartNumberingAfterBreak="0">
+  <w:abstractNum w:abstractNumId="10" w15:restartNumberingAfterBreak="0">
     <w:nsid w:val="370031DF"/>
     <w:multiLevelType w:val="hybridMultilevel"/>
     <w:tmpl w:val="6D7E0CDC"/>
@@ -10402,7 +12526,7 @@
       </w:pPr>
     </w:lvl>
   </w:abstractNum>
-  <w:abstractNum w:abstractNumId="10" w15:restartNumberingAfterBreak="0">
+  <w:abstractNum w:abstractNumId="11" w15:restartNumberingAfterBreak="0">
     <w:nsid w:val="372A72F7"/>
     <w:multiLevelType w:val="hybridMultilevel"/>
     <w:tmpl w:val="99EA28D2"/>
@@ -10491,7 +12615,7 @@
       </w:pPr>
     </w:lvl>
   </w:abstractNum>
-  <w:abstractNum w:abstractNumId="11" w15:restartNumberingAfterBreak="0">
+  <w:abstractNum w:abstractNumId="12" w15:restartNumberingAfterBreak="0">
     <w:nsid w:val="38F42F9A"/>
     <w:multiLevelType w:val="hybridMultilevel"/>
     <w:tmpl w:val="29343B7E"/>
@@ -10603,7 +12727,7 @@
       </w:rPr>
     </w:lvl>
   </w:abstractNum>
-  <w:abstractNum w:abstractNumId="12" w15:restartNumberingAfterBreak="0">
+  <w:abstractNum w:abstractNumId="13" w15:restartNumberingAfterBreak="0">
     <w:nsid w:val="453712C2"/>
     <w:multiLevelType w:val="hybridMultilevel"/>
     <w:tmpl w:val="A0ECEB36"/>
@@ -10716,7 +12840,7 @@
       </w:rPr>
     </w:lvl>
   </w:abstractNum>
-  <w:abstractNum w:abstractNumId="13" w15:restartNumberingAfterBreak="0">
+  <w:abstractNum w:abstractNumId="14" w15:restartNumberingAfterBreak="0">
     <w:nsid w:val="59A55AF1"/>
     <w:multiLevelType w:val="hybridMultilevel"/>
     <w:tmpl w:val="99EA28D2"/>
@@ -10805,7 +12929,7 @@
       </w:pPr>
     </w:lvl>
   </w:abstractNum>
-  <w:abstractNum w:abstractNumId="14" w15:restartNumberingAfterBreak="0">
+  <w:abstractNum w:abstractNumId="15" w15:restartNumberingAfterBreak="0">
     <w:nsid w:val="5C323998"/>
     <w:multiLevelType w:val="hybridMultilevel"/>
     <w:tmpl w:val="6A745052"/>
@@ -10918,7 +13042,7 @@
       </w:rPr>
     </w:lvl>
   </w:abstractNum>
-  <w:abstractNum w:abstractNumId="15" w15:restartNumberingAfterBreak="0">
+  <w:abstractNum w:abstractNumId="16" w15:restartNumberingAfterBreak="0">
     <w:nsid w:val="5F505184"/>
     <w:multiLevelType w:val="hybridMultilevel"/>
     <w:tmpl w:val="D1344B7C"/>
@@ -11031,7 +13155,7 @@
       </w:rPr>
     </w:lvl>
   </w:abstractNum>
-  <w:abstractNum w:abstractNumId="16" w15:restartNumberingAfterBreak="0">
+  <w:abstractNum w:abstractNumId="17" w15:restartNumberingAfterBreak="0">
     <w:nsid w:val="61931DAC"/>
     <w:multiLevelType w:val="hybridMultilevel"/>
     <w:tmpl w:val="C906A85C"/>
@@ -11143,7 +13267,7 @@
       </w:rPr>
     </w:lvl>
   </w:abstractNum>
-  <w:abstractNum w:abstractNumId="17" w15:restartNumberingAfterBreak="0">
+  <w:abstractNum w:abstractNumId="18" w15:restartNumberingAfterBreak="0">
     <w:nsid w:val="67A161F5"/>
     <w:multiLevelType w:val="hybridMultilevel"/>
     <w:tmpl w:val="BD865FB2"/>
@@ -11257,58 +13381,61 @@
     </w:lvl>
   </w:abstractNum>
   <w:num w:numId="1" w16cid:durableId="737828834">
+    <w:abstractNumId w:val="15"/>
+  </w:num>
+  <w:num w:numId="2" w16cid:durableId="1562326368">
+    <w:abstractNumId w:val="17"/>
+  </w:num>
+  <w:num w:numId="3" w16cid:durableId="1432554260">
+    <w:abstractNumId w:val="13"/>
+  </w:num>
+  <w:num w:numId="4" w16cid:durableId="1162964587">
+    <w:abstractNumId w:val="18"/>
+  </w:num>
+  <w:num w:numId="5" w16cid:durableId="869875747">
+    <w:abstractNumId w:val="11"/>
+  </w:num>
+  <w:num w:numId="6" w16cid:durableId="190069956">
     <w:abstractNumId w:val="14"/>
   </w:num>
-  <w:num w:numId="2" w16cid:durableId="1562326368">
+  <w:num w:numId="7" w16cid:durableId="888805961">
+    <w:abstractNumId w:val="3"/>
+  </w:num>
+  <w:num w:numId="8" w16cid:durableId="298996458">
+    <w:abstractNumId w:val="9"/>
+  </w:num>
+  <w:num w:numId="9" w16cid:durableId="1569460339">
+    <w:abstractNumId w:val="10"/>
+  </w:num>
+  <w:num w:numId="10" w16cid:durableId="640116766">
+    <w:abstractNumId w:val="1"/>
+  </w:num>
+  <w:num w:numId="11" w16cid:durableId="1939174219">
+    <w:abstractNumId w:val="8"/>
+  </w:num>
+  <w:num w:numId="12" w16cid:durableId="1810131320">
     <w:abstractNumId w:val="16"/>
   </w:num>
-  <w:num w:numId="3" w16cid:durableId="1432554260">
+  <w:num w:numId="13" w16cid:durableId="156774085">
+    <w:abstractNumId w:val="2"/>
+  </w:num>
+  <w:num w:numId="14" w16cid:durableId="1970235167">
     <w:abstractNumId w:val="12"/>
   </w:num>
-  <w:num w:numId="4" w16cid:durableId="1162964587">
-    <w:abstractNumId w:val="17"/>
-  </w:num>
-  <w:num w:numId="5" w16cid:durableId="869875747">
-    <w:abstractNumId w:val="10"/>
-  </w:num>
-  <w:num w:numId="6" w16cid:durableId="190069956">
-    <w:abstractNumId w:val="13"/>
-  </w:num>
-  <w:num w:numId="7" w16cid:durableId="888805961">
-    <w:abstractNumId w:val="2"/>
-  </w:num>
-  <w:num w:numId="8" w16cid:durableId="298996458">
-    <w:abstractNumId w:val="8"/>
-  </w:num>
-  <w:num w:numId="9" w16cid:durableId="1569460339">
-    <w:abstractNumId w:val="9"/>
-  </w:num>
-  <w:num w:numId="10" w16cid:durableId="640116766">
-    <w:abstractNumId w:val="0"/>
-  </w:num>
-  <w:num w:numId="11" w16cid:durableId="1939174219">
+  <w:num w:numId="15" w16cid:durableId="1894540486">
     <w:abstractNumId w:val="7"/>
   </w:num>
-  <w:num w:numId="12" w16cid:durableId="1810131320">
-    <w:abstractNumId w:val="15"/>
+  <w:num w:numId="16" w16cid:durableId="582029086">
+    <w:abstractNumId w:val="5"/>
   </w:num>
-  <w:num w:numId="13" w16cid:durableId="156774085">
-    <w:abstractNumId w:val="1"/>
-  </w:num>
-  <w:num w:numId="14" w16cid:durableId="1970235167">
-    <w:abstractNumId w:val="11"/>
-  </w:num>
-  <w:num w:numId="15" w16cid:durableId="1894540486">
+  <w:num w:numId="17" w16cid:durableId="252280167">
     <w:abstractNumId w:val="6"/>
   </w:num>
-  <w:num w:numId="16" w16cid:durableId="582029086">
+  <w:num w:numId="18" w16cid:durableId="4867114">
     <w:abstractNumId w:val="4"/>
   </w:num>
-  <w:num w:numId="17" w16cid:durableId="252280167">
-    <w:abstractNumId w:val="5"/>
-  </w:num>
-  <w:num w:numId="18" w16cid:durableId="4867114">
-    <w:abstractNumId w:val="3"/>
+  <w:num w:numId="19" w16cid:durableId="16661400">
+    <w:abstractNumId w:val="0"/>
   </w:num>
   <w:numIdMacAtCleanup w:val="11"/>
 </w:numbering>
@@ -12870,40 +14997,6 @@
 </file>
 
 <file path=customXml/item1.xml><?xml version="1.0" encoding="utf-8"?>
-<b:Sources xmlns:b="http://schemas.openxmlformats.org/officeDocument/2006/bibliography" xmlns="http://schemas.openxmlformats.org/officeDocument/2006/bibliography" SelectedStyle="/APASixthEditionOfficeOnline.xsl" StyleName="APA" Version="6"/>
-</file>
-
-<file path=customXml/item2.xml><?xml version="1.0" encoding="utf-8"?>
-<p:properties xmlns:p="http://schemas.microsoft.com/office/2006/metadata/properties" xmlns:xsi="http://www.w3.org/2001/XMLSchema-instance" xmlns:pc="http://schemas.microsoft.com/office/infopath/2007/PartnerControls">
-  <documentManagement>
-    <lcf76f155ced4ddcb4097134ff3c332f xmlns="83430357-5e63-42aa-a344-c9d62f04db87">
-      <Terms xmlns="http://schemas.microsoft.com/office/infopath/2007/PartnerControls"/>
-    </lcf76f155ced4ddcb4097134ff3c332f>
-    <TaxCatchAll xmlns="1afff391-0149-4ef8-9170-40b3ba0bcd42" xsi:nil="true"/>
-    <ASM xmlns="83430357-5e63-42aa-a344-c9d62f04db87" xsi:nil="true"/>
-    <_Flow_SignoffStatus xmlns="83430357-5e63-42aa-a344-c9d62f04db87" xsi:nil="true"/>
-    <SharedWithUsers xmlns="1afff391-0149-4ef8-9170-40b3ba0bcd42">
-      <UserInfo>
-        <DisplayName/>
-        <AccountId xsi:nil="true"/>
-        <AccountType/>
-      </UserInfo>
-    </SharedWithUsers>
-    <MediaLengthInSeconds xmlns="83430357-5e63-42aa-a344-c9d62f04db87" xsi:nil="true"/>
-  </documentManagement>
-</p:properties>
-</file>
-
-<file path=customXml/item3.xml><?xml version="1.0" encoding="utf-8"?>
-<?mso-contentType ?>
-<FormTemplates xmlns="http://schemas.microsoft.com/sharepoint/v3/contenttype/forms">
-  <Display>DocumentLibraryForm</Display>
-  <Edit>DocumentLibraryForm</Edit>
-  <New>DocumentLibraryForm</New>
-</FormTemplates>
-</file>
-
-<file path=customXml/item4.xml><?xml version="1.0" encoding="utf-8"?>
 <ct:contentTypeSchema xmlns:ct="http://schemas.microsoft.com/office/2006/metadata/contentType" xmlns:ma="http://schemas.microsoft.com/office/2006/metadata/properties/metaAttributes" ct:_="" ma:_="" ma:contentTypeName="Document" ma:contentTypeID="0x010100D8E7CA4F0CEB8B448DD718DB0C0B6698" ma:contentTypeVersion="19" ma:contentTypeDescription="Create a new document." ma:contentTypeScope="" ma:versionID="7f3596a2aadb8c5769a2bf927ddc6aa4">
   <xsd:schema xmlns:xsd="http://www.w3.org/2001/XMLSchema" xmlns:xs="http://www.w3.org/2001/XMLSchema" xmlns:p="http://schemas.microsoft.com/office/2006/metadata/properties" xmlns:ns2="83430357-5e63-42aa-a344-c9d62f04db87" xmlns:ns3="1afff391-0149-4ef8-9170-40b3ba0bcd42" targetNamespace="http://schemas.microsoft.com/office/2006/metadata/properties" ma:root="true" ma:fieldsID="7ee6d11c3330f4cc03a7f13179cdeb29" ns2:_="" ns3:_="">
     <xsd:import namespace="83430357-5e63-42aa-a344-c9d62f04db87"/>
@@ -13166,34 +15259,41 @@
 </ct:contentTypeSchema>
 </file>
 
-<file path=customXml/itemProps1.xml><?xml version="1.0" encoding="utf-8"?>
-<ds:datastoreItem xmlns:ds="http://schemas.openxmlformats.org/officeDocument/2006/customXml" ds:itemID="{1EFD20FD-5CCA-DB46-B08C-C0207B1DE1EB}">
-  <ds:schemaRefs>
-    <ds:schemaRef ds:uri="http://schemas.openxmlformats.org/officeDocument/2006/bibliography"/>
-  </ds:schemaRefs>
-</ds:datastoreItem>
+<file path=customXml/item2.xml><?xml version="1.0" encoding="utf-8"?>
+<?mso-contentType ?>
+<FormTemplates xmlns="http://schemas.microsoft.com/sharepoint/v3/contenttype/forms">
+  <Display>DocumentLibraryForm</Display>
+  <Edit>DocumentLibraryForm</Edit>
+  <New>DocumentLibraryForm</New>
+</FormTemplates>
 </file>
 
-<file path=customXml/itemProps2.xml><?xml version="1.0" encoding="utf-8"?>
-<ds:datastoreItem xmlns:ds="http://schemas.openxmlformats.org/officeDocument/2006/customXml" ds:itemID="{318F0AB6-C59D-4932-B5EF-04D121985337}">
-  <ds:schemaRefs>
-    <ds:schemaRef ds:uri="http://schemas.microsoft.com/office/2006/metadata/properties"/>
-    <ds:schemaRef ds:uri="http://schemas.microsoft.com/office/infopath/2007/PartnerControls"/>
-    <ds:schemaRef ds:uri="83430357-5e63-42aa-a344-c9d62f04db87"/>
-    <ds:schemaRef ds:uri="1afff391-0149-4ef8-9170-40b3ba0bcd42"/>
-  </ds:schemaRefs>
-</ds:datastoreItem>
+<file path=customXml/item3.xml><?xml version="1.0" encoding="utf-8"?>
+<p:properties xmlns:p="http://schemas.microsoft.com/office/2006/metadata/properties" xmlns:xsi="http://www.w3.org/2001/XMLSchema-instance" xmlns:pc="http://schemas.microsoft.com/office/infopath/2007/PartnerControls">
+  <documentManagement>
+    <lcf76f155ced4ddcb4097134ff3c332f xmlns="83430357-5e63-42aa-a344-c9d62f04db87">
+      <Terms xmlns="http://schemas.microsoft.com/office/infopath/2007/PartnerControls"/>
+    </lcf76f155ced4ddcb4097134ff3c332f>
+    <TaxCatchAll xmlns="1afff391-0149-4ef8-9170-40b3ba0bcd42" xsi:nil="true"/>
+    <ASM xmlns="83430357-5e63-42aa-a344-c9d62f04db87" xsi:nil="true"/>
+    <_Flow_SignoffStatus xmlns="83430357-5e63-42aa-a344-c9d62f04db87" xsi:nil="true"/>
+    <SharedWithUsers xmlns="1afff391-0149-4ef8-9170-40b3ba0bcd42">
+      <UserInfo>
+        <DisplayName/>
+        <AccountId xsi:nil="true"/>
+        <AccountType/>
+      </UserInfo>
+    </SharedWithUsers>
+    <MediaLengthInSeconds xmlns="83430357-5e63-42aa-a344-c9d62f04db87" xsi:nil="true"/>
+  </documentManagement>
+</p:properties>
 </file>
 
-<file path=customXml/itemProps3.xml><?xml version="1.0" encoding="utf-8"?>
-<ds:datastoreItem xmlns:ds="http://schemas.openxmlformats.org/officeDocument/2006/customXml" ds:itemID="{A5ABE0DA-3390-4600-9483-A46A68D10A35}">
-  <ds:schemaRefs>
-    <ds:schemaRef ds:uri="http://schemas.microsoft.com/sharepoint/v3/contenttype/forms"/>
-  </ds:schemaRefs>
-</ds:datastoreItem>
+<file path=customXml/item4.xml><?xml version="1.0" encoding="utf-8"?>
+<b:Sources xmlns:b="http://schemas.openxmlformats.org/officeDocument/2006/bibliography" xmlns="http://schemas.openxmlformats.org/officeDocument/2006/bibliography" SelectedStyle="/APASixthEditionOfficeOnline.xsl" StyleName="APA" Version="6"/>
 </file>
 
-<file path=customXml/itemProps4.xml><?xml version="1.0" encoding="utf-8"?>
+<file path=customXml/itemProps1.xml><?xml version="1.0" encoding="utf-8"?>
 <ds:datastoreItem xmlns:ds="http://schemas.openxmlformats.org/officeDocument/2006/customXml" ds:itemID="{E0B306F1-3CDC-4705-989F-610FDC8763B0}">
   <ds:schemaRefs>
     <ds:schemaRef ds:uri="http://schemas.microsoft.com/office/2006/metadata/contentType"/>
@@ -13210,4 +15310,31 @@
     <ds:schemaRef ds:uri="http://schemas.microsoft.com/internal/obd"/>
   </ds:schemaRefs>
 </ds:datastoreItem>
+</file>
+
+<file path=customXml/itemProps2.xml><?xml version="1.0" encoding="utf-8"?>
+<ds:datastoreItem xmlns:ds="http://schemas.openxmlformats.org/officeDocument/2006/customXml" ds:itemID="{A5ABE0DA-3390-4600-9483-A46A68D10A35}">
+  <ds:schemaRefs>
+    <ds:schemaRef ds:uri="http://schemas.microsoft.com/sharepoint/v3/contenttype/forms"/>
+  </ds:schemaRefs>
+</ds:datastoreItem>
+</file>
+
+<file path=customXml/itemProps3.xml><?xml version="1.0" encoding="utf-8"?>
+<ds:datastoreItem xmlns:ds="http://schemas.openxmlformats.org/officeDocument/2006/customXml" ds:itemID="{318F0AB6-C59D-4932-B5EF-04D121985337}">
+  <ds:schemaRefs>
+    <ds:schemaRef ds:uri="http://schemas.microsoft.com/office/2006/metadata/properties"/>
+    <ds:schemaRef ds:uri="http://schemas.microsoft.com/office/infopath/2007/PartnerControls"/>
+    <ds:schemaRef ds:uri="83430357-5e63-42aa-a344-c9d62f04db87"/>
+    <ds:schemaRef ds:uri="1afff391-0149-4ef8-9170-40b3ba0bcd42"/>
+  </ds:schemaRefs>
+</ds:datastoreItem>
+</file>
+
+<file path=customXml/itemProps4.xml><?xml version="1.0" encoding="utf-8"?>
+<ds:datastoreItem xmlns:ds="http://schemas.openxmlformats.org/officeDocument/2006/customXml" ds:itemID="{1EFD20FD-5CCA-DB46-B08C-C0207B1DE1EB}">
+  <ds:schemaRefs>
+    <ds:schemaRef ds:uri="http://schemas.openxmlformats.org/officeDocument/2006/bibliography"/>
+  </ds:schemaRefs>
+</ds:datastoreItem>
 </file>